--- a/SG3_Devices/SG3_Artifacts/SG3_Design.docx
+++ b/SG3_Devices/SG3_Artifacts/SG3_Design.docx
@@ -4,21 +4,436 @@
   <w:body>
     <w:p>
       <w:pPr>
+        <w:pStyle w:val="Title"/>
         <w:keepNext w:val="1"/>
-        <w:keepLines w:val="0"/>
-        <w:pageBreakBefore w:val="0"/>
-        <w:widowControl w:val="1"/>
-        <w:pBdr>
-          <w:top w:space="0" w:sz="0" w:val="nil"/>
-          <w:left w:space="0" w:sz="0" w:val="nil"/>
-          <w:bottom w:space="0" w:sz="0" w:val="nil"/>
-          <w:right w:space="0" w:sz="0" w:val="nil"/>
-          <w:between w:space="0" w:sz="0" w:val="nil"/>
-        </w:pBdr>
-        <w:shd w:fill="auto" w:val="clear"/>
         <w:spacing w:after="60" w:before="240" w:line="360" w:lineRule="auto"/>
-        <w:ind w:left="0" w:right="0" w:firstLine="0"/>
-        <w:jc w:val="left"/>
+        <w:rPr>
+          <w:sz w:val="60"/>
+          <w:szCs w:val="60"/>
+          <w:vertAlign w:val="baseline"/>
+        </w:rPr>
+      </w:pPr>
+      <w:bookmarkStart w:colFirst="0" w:colLast="0" w:name="_heading=h.fszxvi5jg2jt" w:id="0"/>
+      <w:bookmarkEnd w:id="0"/>
+      <w:r>
+        <w:rPr>
+          <w:sz w:val="60"/>
+          <w:szCs w:val="60"/>
+          <w:vertAlign w:val="baseline"/>
+          <w:rtl w:val="0"/>
+        </w:rPr>
+        <w:t xml:space="preserve">Design Documentation</w:t>
+      </w:r>
+    </w:p>
+    <w:p>
+      <w:pPr>
+        <w:widowControl w:val="0"/>
+        <w:spacing w:after="60" w:before="480" w:lineRule="auto"/>
+        <w:rPr>
+          <w:rFonts w:ascii="Arial" w:cs="Arial" w:eastAsia="Arial" w:hAnsi="Arial"/>
+          <w:b w:val="1"/>
+          <w:bCs w:val="1"/>
+          <w:sz w:val="32"/>
+          <w:szCs w:val="32"/>
+        </w:rPr>
+      </w:pPr>
+      <w:r>
+        <w:rPr>
+          <w:rFonts w:ascii="Arial" w:cs="Arial" w:eastAsia="Arial" w:hAnsi="Arial"/>
+          <w:b w:val="1"/>
+          <w:bCs w:val="1"/>
+          <w:sz w:val="32"/>
+          <w:szCs w:val="32"/>
+          <w:rtl w:val="0"/>
+        </w:rPr>
+        <w:t xml:space="preserve">Subgroup 3: Devices</w:t>
+      </w:r>
+    </w:p>
+    <w:p>
+      <w:pPr>
+        <w:rPr/>
+      </w:pPr>
+      <w:r>
+        <w:rPr>
+          <w:rtl w:val="0"/>
+        </w:rPr>
+      </w:r>
+    </w:p>
+    <w:sdt>
+      <w:sdtPr>
+        <w:id w:val="1120229283"/>
+        <w:docPartObj>
+          <w:docPartGallery w:val="Table of Contents"/>
+          <w:docPartUnique w:val="1"/>
+        </w:docPartObj>
+      </w:sdtPr>
+      <w:sdtContent>
+        <w:p>
+          <w:pPr>
+            <w:widowControl w:val="0"/>
+            <w:tabs>
+              <w:tab w:val="right" w:leader="dot" w:pos="12000"/>
+            </w:tabs>
+            <w:spacing w:before="60" w:lineRule="auto"/>
+            <w:rPr>
+              <w:b w:val="1"/>
+              <w:bCs w:val="1"/>
+              <w:color w:val="000000"/>
+              <w:u w:val="none"/>
+            </w:rPr>
+          </w:pPr>
+          <w:r>
+            <w:fldChar w:fldCharType="begin"/>
+            <w:instrText xml:space="preserve"> TOC \h \u \z \t "Heading 1,1,Heading 2,2,Heading 3,3,Heading 4,4,Heading 5,5,Heading 6,6,"</w:instrText>
+            <w:fldChar w:fldCharType="separate"/>
+          </w:r>
+          <w:hyperlink w:anchor="_heading=h.h3bgimsw27bx">
+            <w:r>
+              <w:rPr>
+                <w:rFonts w:ascii="Times New Roman" w:cs="Times New Roman" w:eastAsia="Times New Roman" w:hAnsi="Times New Roman"/>
+                <w:b w:val="1"/>
+                <w:bCs w:val="1"/>
+                <w:i w:val="0"/>
+                <w:iCs w:val="0"/>
+                <w:smallCaps w:val="0"/>
+                <w:strike w:val="0"/>
+                <w:color w:val="000000"/>
+                <w:sz w:val="24"/>
+                <w:szCs w:val="24"/>
+                <w:u w:val="none"/>
+                <w:shd w:fill="auto" w:val="clear"/>
+                <w:vertAlign w:val="baseline"/>
+                <w:rtl w:val="0"/>
+              </w:rPr>
+              <w:t xml:space="preserve">Revision History</w:t>
+              <w:tab/>
+              <w:t xml:space="preserve">1</w:t>
+            </w:r>
+          </w:hyperlink>
+          <w:r>
+            <w:rPr>
+              <w:rtl w:val="0"/>
+            </w:rPr>
+          </w:r>
+        </w:p>
+        <w:p>
+          <w:pPr>
+            <w:widowControl w:val="0"/>
+            <w:tabs>
+              <w:tab w:val="right" w:leader="dot" w:pos="12000"/>
+            </w:tabs>
+            <w:spacing w:before="60" w:lineRule="auto"/>
+            <w:rPr>
+              <w:b w:val="1"/>
+              <w:bCs w:val="1"/>
+              <w:color w:val="000000"/>
+              <w:u w:val="none"/>
+            </w:rPr>
+          </w:pPr>
+          <w:hyperlink w:anchor="_heading=h.2qkf9kece508">
+            <w:r>
+              <w:rPr>
+                <w:rFonts w:ascii="Times New Roman" w:cs="Times New Roman" w:eastAsia="Times New Roman" w:hAnsi="Times New Roman"/>
+                <w:b w:val="1"/>
+                <w:bCs w:val="1"/>
+                <w:i w:val="0"/>
+                <w:iCs w:val="0"/>
+                <w:smallCaps w:val="0"/>
+                <w:strike w:val="0"/>
+                <w:color w:val="000000"/>
+                <w:sz w:val="24"/>
+                <w:szCs w:val="24"/>
+                <w:u w:val="none"/>
+                <w:shd w:fill="auto" w:val="clear"/>
+                <w:vertAlign w:val="baseline"/>
+                <w:rtl w:val="0"/>
+              </w:rPr>
+              <w:t xml:space="preserve">Design item List</w:t>
+              <w:tab/>
+              <w:t xml:space="preserve">2</w:t>
+            </w:r>
+          </w:hyperlink>
+          <w:r>
+            <w:rPr>
+              <w:rtl w:val="0"/>
+            </w:rPr>
+          </w:r>
+        </w:p>
+        <w:p>
+          <w:pPr>
+            <w:widowControl w:val="0"/>
+            <w:tabs>
+              <w:tab w:val="right" w:leader="dot" w:pos="12000"/>
+            </w:tabs>
+            <w:spacing w:before="60" w:lineRule="auto"/>
+            <w:rPr>
+              <w:b w:val="1"/>
+              <w:bCs w:val="1"/>
+              <w:color w:val="000000"/>
+              <w:u w:val="none"/>
+            </w:rPr>
+          </w:pPr>
+          <w:hyperlink w:anchor="_heading=h.wf74h9gyypi0">
+            <w:r>
+              <w:rPr>
+                <w:rFonts w:ascii="Times New Roman" w:cs="Times New Roman" w:eastAsia="Times New Roman" w:hAnsi="Times New Roman"/>
+                <w:b w:val="1"/>
+                <w:bCs w:val="1"/>
+                <w:i w:val="0"/>
+                <w:iCs w:val="0"/>
+                <w:smallCaps w:val="0"/>
+                <w:strike w:val="0"/>
+                <w:color w:val="000000"/>
+                <w:sz w:val="24"/>
+                <w:szCs w:val="24"/>
+                <w:u w:val="none"/>
+                <w:shd w:fill="auto" w:val="clear"/>
+                <w:vertAlign w:val="baseline"/>
+                <w:rtl w:val="0"/>
+              </w:rPr>
+              <w:t xml:space="preserve">Design Item Descriptions</w:t>
+              <w:tab/>
+              <w:t xml:space="preserve">2</w:t>
+            </w:r>
+          </w:hyperlink>
+          <w:r>
+            <w:rPr>
+              <w:rtl w:val="0"/>
+            </w:rPr>
+          </w:r>
+        </w:p>
+        <w:p>
+          <w:pPr>
+            <w:widowControl w:val="0"/>
+            <w:tabs>
+              <w:tab w:val="right" w:leader="dot" w:pos="12000"/>
+            </w:tabs>
+            <w:spacing w:before="60" w:lineRule="auto"/>
+            <w:ind w:left="360" w:firstLine="0"/>
+            <w:rPr>
+              <w:color w:val="000000"/>
+              <w:u w:val="none"/>
+            </w:rPr>
+          </w:pPr>
+          <w:hyperlink w:anchor="_heading=h.wcjtj19ot4py">
+            <w:r>
+              <w:rPr>
+                <w:rFonts w:ascii="Times New Roman" w:cs="Times New Roman" w:eastAsia="Times New Roman" w:hAnsi="Times New Roman"/>
+                <w:b w:val="1"/>
+                <w:bCs w:val="1"/>
+                <w:i w:val="0"/>
+                <w:iCs w:val="0"/>
+                <w:smallCaps w:val="0"/>
+                <w:strike w:val="0"/>
+                <w:color w:val="000000"/>
+                <w:sz w:val="24"/>
+                <w:szCs w:val="24"/>
+                <w:u w:val="none"/>
+                <w:shd w:fill="auto" w:val="clear"/>
+                <w:vertAlign w:val="baseline"/>
+                <w:rtl w:val="0"/>
+              </w:rPr>
+              <w:t xml:space="preserve">D1. High-Level Architecture (Device → Gateway → Server → UI)</w:t>
+              <w:tab/>
+              <w:t xml:space="preserve">2</w:t>
+            </w:r>
+          </w:hyperlink>
+          <w:r>
+            <w:rPr>
+              <w:rtl w:val="0"/>
+            </w:rPr>
+          </w:r>
+        </w:p>
+        <w:p>
+          <w:pPr>
+            <w:widowControl w:val="0"/>
+            <w:tabs>
+              <w:tab w:val="right" w:leader="dot" w:pos="12000"/>
+            </w:tabs>
+            <w:spacing w:before="60" w:lineRule="auto"/>
+            <w:ind w:left="360" w:firstLine="0"/>
+            <w:rPr>
+              <w:color w:val="000000"/>
+              <w:u w:val="none"/>
+            </w:rPr>
+          </w:pPr>
+          <w:hyperlink w:anchor="_heading=h.nk8lhcjgkld">
+            <w:r>
+              <w:rPr>
+                <w:rFonts w:ascii="Times New Roman" w:cs="Times New Roman" w:eastAsia="Times New Roman" w:hAnsi="Times New Roman"/>
+                <w:b w:val="1"/>
+                <w:bCs w:val="1"/>
+                <w:i w:val="0"/>
+                <w:iCs w:val="0"/>
+                <w:smallCaps w:val="0"/>
+                <w:strike w:val="0"/>
+                <w:color w:val="000000"/>
+                <w:sz w:val="24"/>
+                <w:szCs w:val="24"/>
+                <w:u w:val="none"/>
+                <w:shd w:fill="auto" w:val="clear"/>
+                <w:vertAlign w:val="baseline"/>
+                <w:rtl w:val="0"/>
+              </w:rPr>
+              <w:t xml:space="preserve">D2. Arduino Device Component Design</w:t>
+              <w:tab/>
+              <w:t xml:space="preserve">4</w:t>
+            </w:r>
+          </w:hyperlink>
+          <w:r>
+            <w:rPr>
+              <w:rtl w:val="0"/>
+            </w:rPr>
+          </w:r>
+        </w:p>
+        <w:p>
+          <w:pPr>
+            <w:widowControl w:val="0"/>
+            <w:tabs>
+              <w:tab w:val="right" w:leader="dot" w:pos="12000"/>
+            </w:tabs>
+            <w:spacing w:before="60" w:lineRule="auto"/>
+            <w:ind w:left="360" w:firstLine="0"/>
+            <w:rPr>
+              <w:color w:val="000000"/>
+              <w:u w:val="none"/>
+            </w:rPr>
+          </w:pPr>
+          <w:hyperlink w:anchor="_heading=h.99y3mn9mzo3y">
+            <w:r>
+              <w:rPr>
+                <w:rFonts w:ascii="Times New Roman" w:cs="Times New Roman" w:eastAsia="Times New Roman" w:hAnsi="Times New Roman"/>
+                <w:b w:val="0"/>
+                <w:bCs w:val="0"/>
+                <w:i w:val="0"/>
+                <w:iCs w:val="0"/>
+                <w:smallCaps w:val="0"/>
+                <w:strike w:val="0"/>
+                <w:color w:val="000000"/>
+                <w:sz w:val="24"/>
+                <w:szCs w:val="24"/>
+                <w:u w:val="none"/>
+                <w:shd w:fill="auto" w:val="clear"/>
+                <w:vertAlign w:val="baseline"/>
+                <w:rtl w:val="0"/>
+              </w:rPr>
+              <w:t xml:space="preserve">D3. Serial Communication Protocol</w:t>
+              <w:tab/>
+              <w:t xml:space="preserve">4</w:t>
+            </w:r>
+          </w:hyperlink>
+          <w:r>
+            <w:rPr>
+              <w:rtl w:val="0"/>
+            </w:rPr>
+          </w:r>
+        </w:p>
+        <w:p>
+          <w:pPr>
+            <w:widowControl w:val="0"/>
+            <w:tabs>
+              <w:tab w:val="right" w:leader="dot" w:pos="12000"/>
+            </w:tabs>
+            <w:spacing w:before="60" w:lineRule="auto"/>
+            <w:ind w:left="360" w:firstLine="0"/>
+            <w:rPr>
+              <w:color w:val="000000"/>
+              <w:u w:val="none"/>
+            </w:rPr>
+          </w:pPr>
+          <w:hyperlink w:anchor="_heading=h.7rka6i5rc8uj">
+            <w:r>
+              <w:rPr>
+                <w:rFonts w:ascii="Times New Roman" w:cs="Times New Roman" w:eastAsia="Times New Roman" w:hAnsi="Times New Roman"/>
+                <w:b w:val="1"/>
+                <w:bCs w:val="1"/>
+                <w:i w:val="0"/>
+                <w:iCs w:val="0"/>
+                <w:smallCaps w:val="0"/>
+                <w:strike w:val="0"/>
+                <w:color w:val="000000"/>
+                <w:sz w:val="24"/>
+                <w:szCs w:val="24"/>
+                <w:u w:val="none"/>
+                <w:shd w:fill="auto" w:val="clear"/>
+                <w:vertAlign w:val="baseline"/>
+                <w:rtl w:val="0"/>
+              </w:rPr>
+              <w:t xml:space="preserve">D4. Interaction Flow – UI Command to Device</w:t>
+              <w:tab/>
+              <w:t xml:space="preserve">6</w:t>
+            </w:r>
+          </w:hyperlink>
+          <w:r>
+            <w:rPr>
+              <w:rtl w:val="0"/>
+            </w:rPr>
+          </w:r>
+        </w:p>
+        <w:p>
+          <w:pPr>
+            <w:widowControl w:val="0"/>
+            <w:tabs>
+              <w:tab w:val="right" w:leader="dot" w:pos="12000"/>
+            </w:tabs>
+            <w:spacing w:before="60" w:lineRule="auto"/>
+            <w:ind w:left="360" w:firstLine="0"/>
+            <w:rPr>
+              <w:color w:val="000000"/>
+              <w:u w:val="none"/>
+            </w:rPr>
+          </w:pPr>
+          <w:hyperlink w:anchor="_heading=h.1p7k0sc50dd">
+            <w:r>
+              <w:rPr>
+                <w:rFonts w:ascii="Times New Roman" w:cs="Times New Roman" w:eastAsia="Times New Roman" w:hAnsi="Times New Roman"/>
+                <w:b w:val="0"/>
+                <w:bCs w:val="0"/>
+                <w:i w:val="0"/>
+                <w:iCs w:val="0"/>
+                <w:smallCaps w:val="0"/>
+                <w:strike w:val="0"/>
+                <w:color w:val="000000"/>
+                <w:sz w:val="24"/>
+                <w:szCs w:val="24"/>
+                <w:u w:val="none"/>
+                <w:shd w:fill="auto" w:val="clear"/>
+                <w:vertAlign w:val="baseline"/>
+                <w:rtl w:val="0"/>
+              </w:rPr>
+              <w:t xml:space="preserve">D5 Fault Handling &amp; Safe Behaviour</w:t>
+              <w:tab/>
+              <w:t xml:space="preserve">8</w:t>
+            </w:r>
+          </w:hyperlink>
+          <w:r>
+            <w:rPr>
+              <w:rtl w:val="0"/>
+            </w:rPr>
+          </w:r>
+          <w:r>
+            <w:fldChar w:fldCharType="end"/>
+          </w:r>
+        </w:p>
+      </w:sdtContent>
+    </w:sdt>
+    <w:p>
+      <w:pPr>
+        <w:spacing w:line="360" w:lineRule="auto"/>
+        <w:rPr>
+          <w:vertAlign w:val="baseline"/>
+        </w:rPr>
+      </w:pPr>
+      <w:r>
+        <w:rPr>
+          <w:rtl w:val="0"/>
+        </w:rPr>
+      </w:r>
+    </w:p>
+    <w:p>
+      <w:pPr>
+        <w:widowControl w:val="0"/>
+        <w:spacing w:after="60" w:before="480" w:lineRule="auto"/>
         <w:rPr>
           <w:rFonts w:ascii="Arial" w:cs="Arial" w:eastAsia="Arial" w:hAnsi="Arial"/>
           <w:b w:val="1"/>
@@ -40,19 +455,16 @@
           <w:rFonts w:ascii="Arial" w:cs="Arial" w:eastAsia="Arial" w:hAnsi="Arial"/>
           <w:b w:val="1"/>
           <w:bCs w:val="1"/>
-          <w:i w:val="0"/>
-          <w:iCs w:val="0"/>
-          <w:smallCaps w:val="0"/>
-          <w:strike w:val="0"/>
-          <w:color w:val="000000"/>
           <w:sz w:val="32"/>
           <w:szCs w:val="32"/>
-          <w:u w:val="none"/>
-          <w:shd w:fill="auto" w:val="clear"/>
-          <w:vertAlign w:val="baseline"/>
-          <w:rtl w:val="0"/>
-        </w:rPr>
-        <w:t xml:space="preserve">Design Documentation</w:t>
+          <w:rtl w:val="0"/>
+        </w:rPr>
+        <w:t xml:space="preserve">Subgroup 3: Devices</w:t>
+      </w:r>
+      <w:r>
+        <w:rPr>
+          <w:rtl w:val="0"/>
+        </w:rPr>
       </w:r>
     </w:p>
     <w:p>
@@ -70,59 +482,6 @@
     </w:p>
     <w:p>
       <w:pPr>
-        <w:keepNext w:val="1"/>
-        <w:keepLines w:val="0"/>
-        <w:pageBreakBefore w:val="0"/>
-        <w:widowControl w:val="1"/>
-        <w:pBdr>
-          <w:top w:space="0" w:sz="0" w:val="nil"/>
-          <w:left w:space="0" w:sz="0" w:val="nil"/>
-          <w:bottom w:space="0" w:sz="0" w:val="nil"/>
-          <w:right w:space="0" w:sz="0" w:val="nil"/>
-          <w:between w:space="0" w:sz="0" w:val="nil"/>
-        </w:pBdr>
-        <w:shd w:fill="auto" w:val="clear"/>
-        <w:spacing w:after="60" w:before="240" w:line="360" w:lineRule="auto"/>
-        <w:ind w:left="0" w:right="0" w:firstLine="0"/>
-        <w:jc w:val="left"/>
-        <w:rPr>
-          <w:rFonts w:ascii="Arial" w:cs="Arial" w:eastAsia="Arial" w:hAnsi="Arial"/>
-          <w:b w:val="1"/>
-          <w:bCs w:val="1"/>
-          <w:i w:val="0"/>
-          <w:iCs w:val="0"/>
-          <w:smallCaps w:val="0"/>
-          <w:strike w:val="0"/>
-          <w:color w:val="000000"/>
-          <w:sz w:val="32"/>
-          <w:szCs w:val="32"/>
-          <w:u w:val="none"/>
-          <w:shd w:fill="auto" w:val="clear"/>
-          <w:vertAlign w:val="baseline"/>
-        </w:rPr>
-      </w:pPr>
-      <w:r>
-        <w:rPr>
-          <w:rFonts w:ascii="Arial" w:cs="Arial" w:eastAsia="Arial" w:hAnsi="Arial"/>
-          <w:b w:val="1"/>
-          <w:bCs w:val="1"/>
-          <w:i w:val="0"/>
-          <w:iCs w:val="0"/>
-          <w:smallCaps w:val="0"/>
-          <w:strike w:val="0"/>
-          <w:color w:val="000000"/>
-          <w:sz w:val="32"/>
-          <w:szCs w:val="32"/>
-          <w:u w:val="none"/>
-          <w:shd w:fill="auto" w:val="clear"/>
-          <w:vertAlign w:val="baseline"/>
-          <w:rtl w:val="0"/>
-        </w:rPr>
-        <w:t xml:space="preserve">Interactive House Project (Device Subgroup)</w:t>
-      </w:r>
-    </w:p>
-    <w:p>
-      <w:pPr>
         <w:spacing w:line="360" w:lineRule="auto"/>
         <w:rPr>
           <w:vertAlign w:val="baseline"/>
@@ -136,64 +495,18 @@
     </w:p>
     <w:p>
       <w:pPr>
+        <w:pStyle w:val="Heading1"/>
+        <w:widowControl w:val="0"/>
         <w:spacing w:line="360" w:lineRule="auto"/>
-        <w:rPr>
-          <w:vertAlign w:val="baseline"/>
-        </w:rPr>
-      </w:pPr>
-      <w:r>
-        <w:rPr>
-          <w:rtl w:val="0"/>
-        </w:rPr>
-      </w:r>
-    </w:p>
-    <w:p>
-      <w:pPr>
-        <w:keepNext w:val="0"/>
-        <w:keepLines w:val="0"/>
-        <w:pageBreakBefore w:val="0"/>
-        <w:widowControl w:val="0"/>
-        <w:pBdr>
-          <w:top w:space="0" w:sz="0" w:val="nil"/>
-          <w:left w:space="0" w:sz="0" w:val="nil"/>
-          <w:bottom w:space="0" w:sz="0" w:val="nil"/>
-          <w:right w:space="0" w:sz="0" w:val="nil"/>
-          <w:between w:space="0" w:sz="0" w:val="nil"/>
-        </w:pBdr>
-        <w:shd w:fill="auto" w:val="clear"/>
-        <w:spacing w:after="0" w:before="0" w:line="360" w:lineRule="auto"/>
-        <w:ind w:left="0" w:right="0" w:firstLine="0"/>
         <w:jc w:val="center"/>
         <w:rPr>
-          <w:rFonts w:ascii="Arial" w:cs="Arial" w:eastAsia="Arial" w:hAnsi="Arial"/>
-          <w:b w:val="1"/>
-          <w:bCs w:val="1"/>
-          <w:i w:val="0"/>
-          <w:iCs w:val="0"/>
-          <w:smallCaps w:val="0"/>
-          <w:strike w:val="0"/>
-          <w:color w:val="000000"/>
-          <w:sz w:val="36"/>
-          <w:szCs w:val="36"/>
-          <w:u w:val="none"/>
-          <w:shd w:fill="auto" w:val="clear"/>
-          <w:vertAlign w:val="baseline"/>
-        </w:rPr>
-      </w:pPr>
-      <w:r>
-        <w:rPr>
-          <w:rFonts w:ascii="Arial" w:cs="Arial" w:eastAsia="Arial" w:hAnsi="Arial"/>
-          <w:b w:val="1"/>
-          <w:bCs w:val="1"/>
-          <w:i w:val="0"/>
-          <w:iCs w:val="0"/>
-          <w:smallCaps w:val="0"/>
-          <w:strike w:val="0"/>
-          <w:color w:val="000000"/>
-          <w:sz w:val="36"/>
-          <w:szCs w:val="36"/>
-          <w:u w:val="none"/>
-          <w:shd w:fill="auto" w:val="clear"/>
+          <w:vertAlign w:val="baseline"/>
+        </w:rPr>
+      </w:pPr>
+      <w:bookmarkStart w:colFirst="0" w:colLast="0" w:name="_heading=h.h3bgimsw27bx" w:id="1"/>
+      <w:bookmarkEnd w:id="1"/>
+      <w:r>
+        <w:rPr>
           <w:vertAlign w:val="baseline"/>
           <w:rtl w:val="0"/>
         </w:rPr>
@@ -257,7 +570,6 @@
             <w:pPr>
               <w:keepNext w:val="0"/>
               <w:keepLines w:val="1"/>
-              <w:pageBreakBefore w:val="0"/>
               <w:widowControl w:val="0"/>
               <w:pBdr>
                 <w:top w:space="0" w:sz="0" w:val="nil"/>
@@ -320,7 +632,6 @@
             <w:pPr>
               <w:keepNext w:val="0"/>
               <w:keepLines w:val="1"/>
-              <w:pageBreakBefore w:val="0"/>
               <w:widowControl w:val="0"/>
               <w:pBdr>
                 <w:top w:space="0" w:sz="0" w:val="nil"/>
@@ -383,7 +694,6 @@
             <w:pPr>
               <w:keepNext w:val="0"/>
               <w:keepLines w:val="1"/>
-              <w:pageBreakBefore w:val="0"/>
               <w:widowControl w:val="0"/>
               <w:pBdr>
                 <w:top w:space="0" w:sz="0" w:val="nil"/>
@@ -446,7 +756,6 @@
             <w:pPr>
               <w:keepNext w:val="0"/>
               <w:keepLines w:val="1"/>
-              <w:pageBreakBefore w:val="0"/>
               <w:widowControl w:val="0"/>
               <w:pBdr>
                 <w:top w:space="0" w:sz="0" w:val="nil"/>
@@ -515,7 +824,6 @@
             <w:pPr>
               <w:keepNext w:val="0"/>
               <w:keepLines w:val="1"/>
-              <w:pageBreakBefore w:val="0"/>
               <w:widowControl w:val="0"/>
               <w:pBdr>
                 <w:top w:space="0" w:sz="0" w:val="nil"/>
@@ -573,7 +881,6 @@
             <w:pPr>
               <w:keepNext w:val="0"/>
               <w:keepLines w:val="1"/>
-              <w:pageBreakBefore w:val="0"/>
               <w:widowControl w:val="0"/>
               <w:pBdr>
                 <w:top w:space="0" w:sz="0" w:val="nil"/>
@@ -631,7 +938,6 @@
             <w:pPr>
               <w:keepNext w:val="0"/>
               <w:keepLines w:val="1"/>
-              <w:pageBreakBefore w:val="0"/>
               <w:widowControl w:val="0"/>
               <w:pBdr>
                 <w:top w:space="0" w:sz="0" w:val="nil"/>
@@ -689,7 +995,6 @@
             <w:pPr>
               <w:keepNext w:val="0"/>
               <w:keepLines w:val="1"/>
-              <w:pageBreakBefore w:val="0"/>
               <w:widowControl w:val="0"/>
               <w:pBdr>
                 <w:top w:space="0" w:sz="0" w:val="nil"/>
@@ -753,7 +1058,6 @@
             <w:pPr>
               <w:keepNext w:val="0"/>
               <w:keepLines w:val="1"/>
-              <w:pageBreakBefore w:val="0"/>
               <w:widowControl w:val="0"/>
               <w:pBdr>
                 <w:top w:space="0" w:sz="0" w:val="nil"/>
@@ -811,7 +1115,6 @@
             <w:pPr>
               <w:keepNext w:val="0"/>
               <w:keepLines w:val="1"/>
-              <w:pageBreakBefore w:val="0"/>
               <w:widowControl w:val="0"/>
               <w:pBdr>
                 <w:top w:space="0" w:sz="0" w:val="nil"/>
@@ -857,7 +1160,7 @@
                 <w:vertAlign w:val="baseline"/>
                 <w:rtl w:val="0"/>
               </w:rPr>
-              <w:t xml:space="preserve">1.1.2</w:t>
+              <w:t xml:space="preserve">1.1</w:t>
             </w:r>
           </w:p>
         </w:tc>
@@ -869,7 +1172,6 @@
             <w:pPr>
               <w:keepNext w:val="0"/>
               <w:keepLines w:val="1"/>
-              <w:pageBreakBefore w:val="0"/>
               <w:widowControl w:val="0"/>
               <w:pBdr>
                 <w:top w:space="0" w:sz="0" w:val="nil"/>
@@ -927,7 +1229,6 @@
             <w:pPr>
               <w:keepNext w:val="0"/>
               <w:keepLines w:val="1"/>
-              <w:pageBreakBefore w:val="0"/>
               <w:widowControl w:val="0"/>
               <w:pBdr>
                 <w:top w:space="0" w:sz="0" w:val="nil"/>
@@ -991,7 +1292,6 @@
             <w:pPr>
               <w:keepNext w:val="0"/>
               <w:keepLines w:val="1"/>
-              <w:pageBreakBefore w:val="0"/>
               <w:widowControl w:val="0"/>
               <w:pBdr>
                 <w:top w:space="0" w:sz="0" w:val="nil"/>
@@ -1043,7 +1343,6 @@
             <w:pPr>
               <w:keepNext w:val="0"/>
               <w:keepLines w:val="1"/>
-              <w:pageBreakBefore w:val="0"/>
               <w:widowControl w:val="0"/>
               <w:pBdr>
                 <w:top w:space="0" w:sz="0" w:val="nil"/>
@@ -1095,7 +1394,6 @@
             <w:pPr>
               <w:keepNext w:val="0"/>
               <w:keepLines w:val="1"/>
-              <w:pageBreakBefore w:val="0"/>
               <w:widowControl w:val="0"/>
               <w:pBdr>
                 <w:top w:space="0" w:sz="0" w:val="nil"/>
@@ -1147,7 +1445,6 @@
             <w:pPr>
               <w:keepNext w:val="0"/>
               <w:keepLines w:val="1"/>
-              <w:pageBreakBefore w:val="0"/>
               <w:widowControl w:val="0"/>
               <w:pBdr>
                 <w:top w:space="0" w:sz="0" w:val="nil"/>
@@ -1205,7 +1502,6 @@
             <w:pPr>
               <w:keepNext w:val="0"/>
               <w:keepLines w:val="1"/>
-              <w:pageBreakBefore w:val="0"/>
               <w:widowControl w:val="0"/>
               <w:pBdr>
                 <w:top w:space="0" w:sz="0" w:val="nil"/>
@@ -1236,6 +1532,14 @@
             </w:pPr>
             <w:r>
               <w:rPr>
+                <w:sz w:val="20"/>
+                <w:szCs w:val="20"/>
+                <w:rtl w:val="0"/>
+              </w:rPr>
+              <w:t xml:space="preserve">2026-05-08</w:t>
+            </w:r>
+            <w:r>
+              <w:rPr>
                 <w:rtl w:val="0"/>
               </w:rPr>
             </w:r>
@@ -1249,7 +1553,6 @@
             <w:pPr>
               <w:keepNext w:val="0"/>
               <w:keepLines w:val="1"/>
-              <w:pageBreakBefore w:val="0"/>
               <w:widowControl w:val="0"/>
               <w:pBdr>
                 <w:top w:space="0" w:sz="0" w:val="nil"/>
@@ -1280,6 +1583,14 @@
             </w:pPr>
             <w:r>
               <w:rPr>
+                <w:sz w:val="20"/>
+                <w:szCs w:val="20"/>
+                <w:rtl w:val="0"/>
+              </w:rPr>
+              <w:t xml:space="preserve">1.3</w:t>
+            </w:r>
+            <w:r>
+              <w:rPr>
                 <w:rtl w:val="0"/>
               </w:rPr>
             </w:r>
@@ -1293,7 +1604,6 @@
             <w:pPr>
               <w:keepNext w:val="0"/>
               <w:keepLines w:val="1"/>
-              <w:pageBreakBefore w:val="0"/>
               <w:widowControl w:val="0"/>
               <w:pBdr>
                 <w:top w:space="0" w:sz="0" w:val="nil"/>
@@ -1324,6 +1634,14 @@
             </w:pPr>
             <w:r>
               <w:rPr>
+                <w:sz w:val="20"/>
+                <w:szCs w:val="20"/>
+                <w:rtl w:val="0"/>
+              </w:rPr>
+              <w:t xml:space="preserve">Refactored Arduino architecture with Observer Pattern; updated Gateway to Node.js. </w:t>
+            </w:r>
+            <w:r>
+              <w:rPr>
                 <w:rtl w:val="0"/>
               </w:rPr>
             </w:r>
@@ -1337,7 +1655,6 @@
             <w:pPr>
               <w:keepNext w:val="0"/>
               <w:keepLines w:val="1"/>
-              <w:pageBreakBefore w:val="0"/>
               <w:widowControl w:val="0"/>
               <w:pBdr>
                 <w:top w:space="0" w:sz="0" w:val="nil"/>
@@ -1351,25 +1668,96 @@
               <w:ind w:left="0" w:right="0" w:firstLine="0"/>
               <w:jc w:val="left"/>
               <w:rPr>
-                <w:rFonts w:ascii="Times New Roman" w:cs="Times New Roman" w:eastAsia="Times New Roman" w:hAnsi="Times New Roman"/>
-                <w:b w:val="0"/>
-                <w:bCs w:val="0"/>
-                <w:i w:val="0"/>
-                <w:iCs w:val="0"/>
-                <w:smallCaps w:val="0"/>
-                <w:strike w:val="0"/>
-                <w:color w:val="000000"/>
                 <w:sz w:val="20"/>
                 <w:szCs w:val="20"/>
-                <w:u w:val="none"/>
-                <w:shd w:fill="auto" w:val="clear"/>
-                <w:vertAlign w:val="baseline"/>
               </w:rPr>
             </w:pPr>
             <w:r>
               <w:rPr>
+                <w:sz w:val="20"/>
+                <w:szCs w:val="20"/>
                 <w:rtl w:val="0"/>
               </w:rPr>
+              <w:t xml:space="preserve">Mustafa Al-Bayati</w:t>
+            </w:r>
+          </w:p>
+          <w:p>
+            <w:pPr>
+              <w:keepNext w:val="0"/>
+              <w:keepLines w:val="1"/>
+              <w:widowControl w:val="0"/>
+              <w:pBdr>
+                <w:top w:space="0" w:sz="0" w:val="nil"/>
+                <w:left w:space="0" w:sz="0" w:val="nil"/>
+                <w:bottom w:space="0" w:sz="0" w:val="nil"/>
+                <w:right w:space="0" w:sz="0" w:val="nil"/>
+                <w:between w:space="0" w:sz="0" w:val="nil"/>
+              </w:pBdr>
+              <w:shd w:fill="auto" w:val="clear"/>
+              <w:spacing w:after="120" w:before="0" w:line="360" w:lineRule="auto"/>
+              <w:ind w:left="0" w:right="0" w:firstLine="0"/>
+              <w:jc w:val="left"/>
+              <w:rPr>
+                <w:sz w:val="20"/>
+                <w:szCs w:val="20"/>
+              </w:rPr>
+            </w:pPr>
+            <w:r>
+              <w:rPr>
+                <w:sz w:val="20"/>
+                <w:szCs w:val="20"/>
+                <w:rtl w:val="0"/>
+              </w:rPr>
+              <w:t xml:space="preserve">Ryad Hazin</w:t>
+            </w:r>
+          </w:p>
+          <w:p>
+            <w:pPr>
+              <w:keepLines w:val="1"/>
+              <w:widowControl w:val="0"/>
+              <w:spacing w:after="120" w:lineRule="auto"/>
+              <w:rPr>
+                <w:sz w:val="20"/>
+                <w:szCs w:val="20"/>
+              </w:rPr>
+            </w:pPr>
+            <w:r>
+              <w:rPr>
+                <w:sz w:val="20"/>
+                <w:szCs w:val="20"/>
+                <w:rtl w:val="0"/>
+              </w:rPr>
+              <w:t xml:space="preserve">Tony Nguyen</w:t>
+            </w:r>
+          </w:p>
+          <w:p>
+            <w:pPr>
+              <w:keepNext w:val="0"/>
+              <w:keepLines w:val="1"/>
+              <w:widowControl w:val="0"/>
+              <w:pBdr>
+                <w:top w:space="0" w:sz="0" w:val="nil"/>
+                <w:left w:space="0" w:sz="0" w:val="nil"/>
+                <w:bottom w:space="0" w:sz="0" w:val="nil"/>
+                <w:right w:space="0" w:sz="0" w:val="nil"/>
+                <w:between w:space="0" w:sz="0" w:val="nil"/>
+              </w:pBdr>
+              <w:shd w:fill="auto" w:val="clear"/>
+              <w:spacing w:after="120" w:before="0" w:line="360" w:lineRule="auto"/>
+              <w:ind w:left="0" w:right="0" w:firstLine="0"/>
+              <w:jc w:val="left"/>
+              <w:rPr>
+                <w:sz w:val="20"/>
+                <w:szCs w:val="20"/>
+              </w:rPr>
+            </w:pPr>
+            <w:r>
+              <w:rPr>
+                <w:sz w:val="20"/>
+                <w:szCs w:val="20"/>
+                <w:rtl w:val="0"/>
+              </w:rPr>
+              <w:t xml:space="preserve">Sergej Macut</w:t>
             </w:r>
           </w:p>
         </w:tc>
@@ -1378,63 +1766,50 @@
     <w:p>
       <w:pPr>
         <w:spacing w:line="360" w:lineRule="auto"/>
-        <w:rPr>
-          <w:vertAlign w:val="baseline"/>
-        </w:rPr>
-      </w:pPr>
-      <w:r>
-        <w:rPr>
-          <w:rtl w:val="0"/>
-        </w:rPr>
-      </w:r>
-    </w:p>
-    <w:p>
-      <w:pPr>
-        <w:keepNext w:val="0"/>
-        <w:keepLines w:val="0"/>
-        <w:pageBreakBefore w:val="0"/>
+        <w:rPr/>
+      </w:pPr>
+      <w:r>
+        <w:rPr>
+          <w:rtl w:val="0"/>
+        </w:rPr>
+      </w:r>
+    </w:p>
+    <w:p>
+      <w:pPr>
+        <w:spacing w:line="360" w:lineRule="auto"/>
+        <w:rPr/>
+      </w:pPr>
+      <w:r>
+        <w:rPr>
+          <w:rtl w:val="0"/>
+        </w:rPr>
+      </w:r>
+    </w:p>
+    <w:p>
+      <w:pPr>
+        <w:spacing w:line="360" w:lineRule="auto"/>
+        <w:rPr/>
+      </w:pPr>
+      <w:r>
+        <w:rPr>
+          <w:rtl w:val="0"/>
+        </w:rPr>
+      </w:r>
+    </w:p>
+    <w:p>
+      <w:pPr>
+        <w:pStyle w:val="Heading1"/>
         <w:widowControl w:val="0"/>
-        <w:pBdr>
-          <w:top w:space="0" w:sz="0" w:val="nil"/>
-          <w:left w:space="0" w:sz="0" w:val="nil"/>
-          <w:bottom w:space="0" w:sz="0" w:val="nil"/>
-          <w:right w:space="0" w:sz="0" w:val="nil"/>
-          <w:between w:space="0" w:sz="0" w:val="nil"/>
-        </w:pBdr>
-        <w:shd w:fill="auto" w:val="clear"/>
-        <w:spacing w:after="0" w:before="0" w:line="360" w:lineRule="auto"/>
-        <w:ind w:left="0" w:right="0" w:firstLine="0"/>
+        <w:spacing w:line="360" w:lineRule="auto"/>
         <w:jc w:val="center"/>
         <w:rPr>
-          <w:rFonts w:ascii="Arial" w:cs="Arial" w:eastAsia="Arial" w:hAnsi="Arial"/>
-          <w:b w:val="1"/>
-          <w:bCs w:val="1"/>
-          <w:i w:val="0"/>
-          <w:iCs w:val="0"/>
-          <w:smallCaps w:val="0"/>
-          <w:strike w:val="0"/>
-          <w:color w:val="000000"/>
-          <w:sz w:val="36"/>
-          <w:szCs w:val="36"/>
-          <w:u w:val="none"/>
-          <w:shd w:fill="auto" w:val="clear"/>
-          <w:vertAlign w:val="baseline"/>
-        </w:rPr>
-      </w:pPr>
-      <w:r>
-        <w:rPr>
-          <w:rFonts w:ascii="Arial" w:cs="Arial" w:eastAsia="Arial" w:hAnsi="Arial"/>
-          <w:b w:val="1"/>
-          <w:bCs w:val="1"/>
-          <w:i w:val="0"/>
-          <w:iCs w:val="0"/>
-          <w:smallCaps w:val="0"/>
-          <w:strike w:val="0"/>
-          <w:color w:val="000000"/>
-          <w:sz w:val="36"/>
-          <w:szCs w:val="36"/>
-          <w:u w:val="none"/>
-          <w:shd w:fill="auto" w:val="clear"/>
+          <w:vertAlign w:val="baseline"/>
+        </w:rPr>
+      </w:pPr>
+      <w:bookmarkStart w:colFirst="0" w:colLast="0" w:name="_heading=h.2qkf9kece508" w:id="2"/>
+      <w:bookmarkEnd w:id="2"/>
+      <w:r>
+        <w:rPr>
           <w:vertAlign w:val="baseline"/>
           <w:rtl w:val="0"/>
         </w:rPr>
@@ -1484,7 +1859,6 @@
             <w:pPr>
               <w:keepNext w:val="0"/>
               <w:keepLines w:val="0"/>
-              <w:pageBreakBefore w:val="0"/>
               <w:widowControl w:val="0"/>
               <w:pBdr>
                 <w:top w:space="0" w:sz="0" w:val="nil"/>
@@ -1552,7 +1926,6 @@
             <w:pPr>
               <w:keepNext w:val="0"/>
               <w:keepLines w:val="0"/>
-              <w:pageBreakBefore w:val="0"/>
               <w:widowControl w:val="0"/>
               <w:pBdr>
                 <w:top w:space="0" w:sz="0" w:val="nil"/>
@@ -1641,6 +2014,11 @@
               </w:rPr>
               <w:t xml:space="preserve">D1. High-Level Architecture (Device → Gateway → Server → UI)</w:t>
             </w:r>
+            <w:r>
+              <w:rPr>
+                <w:rtl w:val="0"/>
+              </w:rPr>
+            </w:r>
           </w:p>
         </w:tc>
         <w:tc>
@@ -1651,7 +2029,6 @@
             <w:pPr>
               <w:keepNext w:val="0"/>
               <w:keepLines w:val="0"/>
-              <w:pageBreakBefore w:val="0"/>
               <w:widowControl w:val="0"/>
               <w:pBdr>
                 <w:top w:space="0" w:sz="0" w:val="nil"/>
@@ -1732,7 +2109,7 @@
                 <w:vertAlign w:val="baseline"/>
                 <w:rtl w:val="0"/>
               </w:rPr>
-              <w:t xml:space="preserve">D2. Arduino Device Component Design (Controller, State, Sensors, Actuators)</w:t>
+              <w:t xml:space="preserve">D2. Arduino Device Component Design</w:t>
             </w:r>
           </w:p>
         </w:tc>
@@ -1744,7 +2121,6 @@
             <w:pPr>
               <w:keepNext w:val="0"/>
               <w:keepLines w:val="0"/>
-              <w:pageBreakBefore w:val="0"/>
               <w:widowControl w:val="0"/>
               <w:pBdr>
                 <w:top w:space="0" w:sz="0" w:val="nil"/>
@@ -1837,7 +2213,6 @@
             <w:pPr>
               <w:keepNext w:val="0"/>
               <w:keepLines w:val="0"/>
-              <w:pageBreakBefore w:val="0"/>
               <w:widowControl w:val="0"/>
               <w:pBdr>
                 <w:top w:space="0" w:sz="0" w:val="nil"/>
@@ -1916,7 +2291,19 @@
                 <w:vertAlign w:val="baseline"/>
                 <w:rtl w:val="0"/>
               </w:rPr>
-              <w:t xml:space="preserve">D4. Interaction Flow (Sequence: UI Command → Device Actuation → ACK/State Update)</w:t>
+              <w:t xml:space="preserve">D4. Interaction Flow </w:t>
+            </w:r>
+            <w:r>
+              <w:rPr>
+                <w:rFonts w:ascii="Cardo" w:cs="Cardo" w:eastAsia="Cardo" w:hAnsi="Cardo"/>
+                <w:rtl w:val="0"/>
+              </w:rPr>
+              <w:t xml:space="preserve">UI command to Devices</w:t>
+            </w:r>
+            <w:r>
+              <w:rPr>
+                <w:rtl w:val="0"/>
+              </w:rPr>
             </w:r>
           </w:p>
         </w:tc>
@@ -1928,7 +2315,6 @@
             <w:pPr>
               <w:keepNext w:val="0"/>
               <w:keepLines w:val="0"/>
-              <w:pageBreakBefore w:val="0"/>
               <w:widowControl w:val="0"/>
               <w:pBdr>
                 <w:top w:space="0" w:sz="0" w:val="nil"/>
@@ -2032,7 +2418,6 @@
             <w:pPr>
               <w:keepNext w:val="0"/>
               <w:keepLines w:val="0"/>
-              <w:pageBreakBefore w:val="0"/>
               <w:widowControl w:val="0"/>
               <w:pBdr>
                 <w:top w:space="0" w:sz="0" w:val="nil"/>
@@ -2142,289 +2527,260 @@
     </w:p>
     <w:p>
       <w:pPr>
+        <w:pStyle w:val="Heading1"/>
+        <w:widowControl w:val="0"/>
+        <w:spacing w:line="360" w:lineRule="auto"/>
+        <w:jc w:val="center"/>
+        <w:rPr>
+          <w:vertAlign w:val="baseline"/>
+        </w:rPr>
+      </w:pPr>
+      <w:bookmarkStart w:colFirst="0" w:colLast="0" w:name="_heading=h.wf74h9gyypi0" w:id="3"/>
+      <w:bookmarkEnd w:id="3"/>
+      <w:r>
+        <w:rPr>
+          <w:vertAlign w:val="baseline"/>
+          <w:rtl w:val="0"/>
+        </w:rPr>
+        <w:t xml:space="preserve">Design Item Descriptions</w:t>
+      </w:r>
+    </w:p>
+    <w:p>
+      <w:pPr>
+        <w:pStyle w:val="Heading2"/>
         <w:keepNext w:val="0"/>
         <w:keepLines w:val="0"/>
-        <w:pageBreakBefore w:val="0"/>
-        <w:widowControl w:val="0"/>
-        <w:pBdr>
-          <w:top w:space="0" w:sz="0" w:val="nil"/>
-          <w:left w:space="0" w:sz="0" w:val="nil"/>
-          <w:bottom w:space="0" w:sz="0" w:val="nil"/>
-          <w:right w:space="0" w:sz="0" w:val="nil"/>
-          <w:between w:space="0" w:sz="0" w:val="nil"/>
-        </w:pBdr>
-        <w:shd w:fill="auto" w:val="clear"/>
-        <w:spacing w:after="0" w:before="0" w:line="360" w:lineRule="auto"/>
-        <w:ind w:left="0" w:right="0" w:firstLine="0"/>
-        <w:jc w:val="center"/>
+        <w:spacing w:line="360" w:lineRule="auto"/>
+        <w:rPr>
+          <w:sz w:val="28"/>
+          <w:szCs w:val="28"/>
+        </w:rPr>
+      </w:pPr>
+      <w:bookmarkStart w:colFirst="0" w:colLast="0" w:name="_heading=h.wcjtj19ot4py" w:id="4"/>
+      <w:bookmarkEnd w:id="4"/>
+      <w:sdt>
+        <w:sdtPr>
+          <w:id w:val="1045847880"/>
+          <w:tag w:val="goog_rdk_0"/>
+        </w:sdtPr>
+        <w:sdtContent>
+          <w:r>
+            <w:rPr>
+              <w:rFonts w:ascii="Cardo" w:cs="Cardo" w:eastAsia="Cardo" w:hAnsi="Cardo"/>
+              <w:sz w:val="28"/>
+              <w:szCs w:val="28"/>
+              <w:rtl w:val="0"/>
+            </w:rPr>
+            <w:t xml:space="preserve">D1. High-Level Architecture (Device → Gateway → Server → UI)</w:t>
+          </w:r>
+        </w:sdtContent>
+      </w:sdt>
+    </w:p>
+    <w:p>
+      <w:pPr>
+        <w:spacing w:after="240" w:before="240" w:line="360" w:lineRule="auto"/>
+        <w:rPr/>
+      </w:pPr>
+      <w:r>
+        <w:rPr>
+          <w:b w:val="1"/>
+          <w:bCs w:val="1"/>
+          <w:rtl w:val="0"/>
+        </w:rPr>
+        <w:t xml:space="preserve">Description:</w:t>
+      </w:r>
+      <w:r>
+        <w:rPr>
+          <w:rtl w:val="0"/>
+        </w:rPr>
+        <w:t xml:space="preserve"> The system follows a layered architecture designed for modularity and asynchronous data flow. Communication is routed through a dedicated </w:t>
+      </w:r>
+      <w:r>
+        <w:rPr>
+          <w:b w:val="1"/>
+          <w:bCs w:val="1"/>
+          <w:rtl w:val="0"/>
+        </w:rPr>
+        <w:t xml:space="preserve">Gateway</w:t>
+      </w:r>
+      <w:r>
+        <w:rPr>
+          <w:rtl w:val="0"/>
+        </w:rPr>
+        <w:t xml:space="preserve">, which has been refactored from a Python-based script to a </w:t>
+      </w:r>
+      <w:r>
+        <w:rPr>
+          <w:b w:val="1"/>
+          <w:bCs w:val="1"/>
+          <w:rtl w:val="0"/>
+        </w:rPr>
+        <w:t xml:space="preserve">Node.js (JavaScript)</w:t>
+      </w:r>
+      <w:r>
+        <w:rPr>
+          <w:rtl w:val="0"/>
+        </w:rPr>
+        <w:t xml:space="preserve"> environment. This change leverages Node’s non-blocking I/O to handle simultaneous Serial and WebSocket communication more efficiently.</w:t>
+      </w:r>
+    </w:p>
+    <w:p>
+      <w:pPr>
+        <w:spacing w:after="240" w:before="240" w:line="360" w:lineRule="auto"/>
+        <w:rPr>
+          <w:b w:val="1"/>
+          <w:bCs w:val="1"/>
+        </w:rPr>
+      </w:pPr>
+      <w:r>
+        <w:rPr>
+          <w:b w:val="1"/>
+          <w:bCs w:val="1"/>
+          <w:rtl w:val="0"/>
+        </w:rPr>
+        <w:t xml:space="preserve">The architecture consists of four logical layers:</w:t>
+      </w:r>
+    </w:p>
+    <w:p>
+      <w:pPr>
+        <w:numPr>
+          <w:ilvl w:val="0"/>
+          <w:numId w:val="4"/>
+        </w:numPr>
+        <w:spacing w:after="0" w:afterAutospacing="0" w:before="240" w:line="360" w:lineRule="auto"/>
+        <w:ind w:left="720" w:hanging="360"/>
+      </w:pPr>
+      <w:r>
+        <w:rPr>
+          <w:b w:val="1"/>
+          <w:bCs w:val="1"/>
+          <w:rtl w:val="0"/>
+        </w:rPr>
+        <w:t xml:space="preserve">Device Layer (Arduino):</w:t>
+      </w:r>
+      <w:r>
+        <w:rPr>
+          <w:rtl w:val="0"/>
+        </w:rPr>
+        <w:t xml:space="preserve"> Handles real-time sensor acquisition and actuator control. It utilizes a modular C++ structure with dedicated </w:t>
+      </w:r>
+      <w:r>
+        <w:rPr>
+          <w:rFonts w:ascii="Roboto Mono" w:cs="Roboto Mono" w:eastAsia="Roboto Mono" w:hAnsi="Roboto Mono"/>
+          <w:color w:val="188038"/>
+          <w:rtl w:val="0"/>
+        </w:rPr>
+        <w:t xml:space="preserve">.h</w:t>
+      </w:r>
+      <w:r>
+        <w:rPr>
+          <w:rtl w:val="0"/>
+        </w:rPr>
+        <w:t xml:space="preserve"> and </w:t>
+      </w:r>
+      <w:r>
+        <w:rPr>
+          <w:rFonts w:ascii="Roboto Mono" w:cs="Roboto Mono" w:eastAsia="Roboto Mono" w:hAnsi="Roboto Mono"/>
+          <w:color w:val="188038"/>
+          <w:rtl w:val="0"/>
+        </w:rPr>
+        <w:t xml:space="preserve">.cpp</w:t>
+      </w:r>
+      <w:r>
+        <w:rPr>
+          <w:rtl w:val="0"/>
+        </w:rPr>
+        <w:t xml:space="preserve"> files for each component.</w:t>
+      </w:r>
+    </w:p>
+    <w:p>
+      <w:pPr>
+        <w:numPr>
+          <w:ilvl w:val="0"/>
+          <w:numId w:val="4"/>
+        </w:numPr>
+        <w:spacing w:after="0" w:afterAutospacing="0" w:before="0" w:beforeAutospacing="0" w:line="360" w:lineRule="auto"/>
+        <w:ind w:left="720" w:hanging="360"/>
+      </w:pPr>
+      <w:r>
+        <w:rPr>
+          <w:b w:val="1"/>
+          <w:bCs w:val="1"/>
+          <w:rtl w:val="0"/>
+        </w:rPr>
+        <w:t xml:space="preserve">Gateway Layer (Node.js):</w:t>
+      </w:r>
+      <w:r>
+        <w:rPr>
+          <w:rtl w:val="0"/>
+        </w:rPr>
+        <w:t xml:space="preserve"> Acts as the middleman. It parses structured Serial messages (OBS/ACK), validates the data, and forwards it to the Server Layer via HTTP/WebSockets.</w:t>
+      </w:r>
+    </w:p>
+    <w:p>
+      <w:pPr>
+        <w:numPr>
+          <w:ilvl w:val="0"/>
+          <w:numId w:val="4"/>
+        </w:numPr>
+        <w:spacing w:after="0" w:afterAutospacing="0" w:before="0" w:beforeAutospacing="0" w:line="360" w:lineRule="auto"/>
+        <w:ind w:left="720" w:hanging="360"/>
+      </w:pPr>
+      <w:r>
+        <w:rPr>
+          <w:b w:val="1"/>
+          <w:bCs w:val="1"/>
+          <w:rtl w:val="0"/>
+        </w:rPr>
+        <w:t xml:space="preserve">Server Layer:</w:t>
+      </w:r>
+      <w:r>
+        <w:rPr>
+          <w:rtl w:val="0"/>
+        </w:rPr>
+        <w:t xml:space="preserve"> Centralizes system state and manages command distribution to clients.</w:t>
+      </w:r>
+    </w:p>
+    <w:p>
+      <w:pPr>
+        <w:numPr>
+          <w:ilvl w:val="0"/>
+          <w:numId w:val="4"/>
+        </w:numPr>
+        <w:spacing w:after="240" w:before="0" w:beforeAutospacing="0" w:line="360" w:lineRule="auto"/>
+        <w:ind w:left="720" w:hanging="360"/>
+      </w:pPr>
+      <w:r>
+        <w:rPr>
+          <w:b w:val="1"/>
+          <w:bCs w:val="1"/>
+          <w:rtl w:val="0"/>
+        </w:rPr>
+        <w:t xml:space="preserve">User Interface Layer:</w:t>
+      </w:r>
+      <w:r>
+        <w:rPr>
+          <w:rtl w:val="0"/>
+        </w:rPr>
+        <w:t xml:space="preserve"> Provides the dashboard for real-time monitoring and manual overrides.</w:t>
+      </w:r>
+    </w:p>
+    <w:p>
+      <w:pPr>
+        <w:spacing w:line="360" w:lineRule="auto"/>
+        <w:ind w:left="360" w:firstLine="0"/>
         <w:rPr>
           <w:rFonts w:ascii="Arial" w:cs="Arial" w:eastAsia="Arial" w:hAnsi="Arial"/>
           <w:b w:val="1"/>
           <w:bCs w:val="1"/>
-          <w:i w:val="0"/>
-          <w:iCs w:val="0"/>
-          <w:smallCaps w:val="0"/>
-          <w:strike w:val="0"/>
-          <w:color w:val="000000"/>
-          <w:sz w:val="36"/>
-          <w:szCs w:val="36"/>
-          <w:u w:val="none"/>
-          <w:shd w:fill="auto" w:val="clear"/>
-          <w:vertAlign w:val="baseline"/>
-        </w:rPr>
-      </w:pPr>
-      <w:r>
-        <w:rPr>
-          <w:rFonts w:ascii="Arial" w:cs="Arial" w:eastAsia="Arial" w:hAnsi="Arial"/>
-          <w:b w:val="1"/>
-          <w:bCs w:val="1"/>
-          <w:i w:val="0"/>
-          <w:iCs w:val="0"/>
-          <w:smallCaps w:val="0"/>
-          <w:strike w:val="0"/>
-          <w:color w:val="000000"/>
-          <w:sz w:val="36"/>
-          <w:szCs w:val="36"/>
-          <w:u w:val="none"/>
-          <w:shd w:fill="auto" w:val="clear"/>
-          <w:vertAlign w:val="baseline"/>
-          <w:rtl w:val="0"/>
-        </w:rPr>
-        <w:t xml:space="preserve">Design Item Descriptions</w:t>
-      </w:r>
-    </w:p>
-    <w:p>
-      <w:pPr>
-        <w:keepNext w:val="1"/>
-        <w:keepLines w:val="0"/>
-        <w:pageBreakBefore w:val="0"/>
-        <w:widowControl w:val="1"/>
-        <w:pBdr>
-          <w:top w:space="0" w:sz="0" w:val="nil"/>
-          <w:left w:space="0" w:sz="0" w:val="nil"/>
-          <w:bottom w:space="0" w:sz="0" w:val="nil"/>
-          <w:right w:space="0" w:sz="0" w:val="nil"/>
-          <w:between w:space="0" w:sz="0" w:val="nil"/>
-        </w:pBdr>
-        <w:shd w:fill="auto" w:val="clear"/>
-        <w:spacing w:after="60" w:before="240" w:line="360" w:lineRule="auto"/>
-        <w:ind w:left="0" w:right="0" w:firstLine="0"/>
-        <w:jc w:val="left"/>
-        <w:rPr>
-          <w:rFonts w:ascii="Arial" w:cs="Arial" w:eastAsia="Arial" w:hAnsi="Arial"/>
-          <w:b w:val="1"/>
-          <w:bCs w:val="1"/>
-          <w:i w:val="0"/>
-          <w:iCs w:val="0"/>
-          <w:smallCaps w:val="0"/>
-          <w:strike w:val="0"/>
-          <w:color w:val="000000"/>
           <w:sz w:val="26"/>
           <w:szCs w:val="26"/>
-          <w:u w:val="none"/>
-          <w:shd w:fill="auto" w:val="clear"/>
-          <w:vertAlign w:val="baseline"/>
-        </w:rPr>
-      </w:pPr>
-      <w:r>
-        <w:rPr>
-          <w:rFonts w:ascii="Arial" w:cs="Arial" w:eastAsia="Arial" w:hAnsi="Arial"/>
-          <w:b w:val="1"/>
-          <w:bCs w:val="1"/>
-          <w:i w:val="0"/>
-          <w:iCs w:val="0"/>
-          <w:smallCaps w:val="0"/>
-          <w:strike w:val="0"/>
-          <w:color w:val="000000"/>
-          <w:sz w:val="26"/>
-          <w:szCs w:val="26"/>
-          <w:u w:val="none"/>
-          <w:shd w:fill="auto" w:val="clear"/>
-          <w:vertAlign w:val="baseline"/>
-          <w:rtl w:val="0"/>
-        </w:rPr>
-        <w:t xml:space="preserve">D1 High Level Architecture (Device -&gt; Gateway -&gt; Server -&gt; UI)</w:t>
-      </w:r>
-    </w:p>
-    <w:p>
-      <w:pPr>
-        <w:spacing w:line="360" w:lineRule="auto"/>
-        <w:rPr>
-          <w:b w:val="0"/>
-          <w:bCs w:val="0"/>
-          <w:vertAlign w:val="baseline"/>
-        </w:rPr>
-      </w:pPr>
-      <w:r>
-        <w:rPr>
-          <w:b w:val="1"/>
-          <w:bCs w:val="1"/>
-          <w:vertAlign w:val="baseline"/>
-          <w:rtl w:val="0"/>
-        </w:rPr>
-        <w:t xml:space="preserve">Description:</w:t>
-      </w:r>
-      <w:r>
-        <w:rPr>
-          <w:rtl w:val="0"/>
-        </w:rPr>
-      </w:r>
-    </w:p>
-    <w:p>
-      <w:pPr>
-        <w:spacing w:line="360" w:lineRule="auto"/>
-        <w:rPr>
-          <w:vertAlign w:val="baseline"/>
-        </w:rPr>
-      </w:pPr>
-      <w:r>
-        <w:rPr>
-          <w:vertAlign w:val="baseline"/>
-          <w:rtl w:val="0"/>
-        </w:rPr>
-        <w:t xml:space="preserve">The system follows a layered architecture where devices do not communicate directly with user interfaces. Instead, communication is routed through via a gateway (middleman) component, which maintains communication with the server.</w:t>
-      </w:r>
-    </w:p>
-    <w:p>
-      <w:pPr>
-        <w:spacing w:line="360" w:lineRule="auto"/>
-        <w:rPr>
-          <w:vertAlign w:val="baseline"/>
-        </w:rPr>
-      </w:pPr>
-      <w:r>
-        <w:rPr>
-          <w:rtl w:val="0"/>
-        </w:rPr>
-      </w:r>
-    </w:p>
-    <w:p>
-      <w:pPr>
-        <w:spacing w:line="360" w:lineRule="auto"/>
-        <w:rPr>
-          <w:vertAlign w:val="baseline"/>
-        </w:rPr>
-      </w:pPr>
-      <w:r>
-        <w:rPr>
-          <w:vertAlign w:val="baseline"/>
-          <w:rtl w:val="0"/>
-        </w:rPr>
-        <w:t xml:space="preserve">The architecture is divided into four logical layers:</w:t>
-      </w:r>
-    </w:p>
-    <w:p>
-      <w:pPr>
-        <w:spacing w:line="360" w:lineRule="auto"/>
-        <w:rPr>
-          <w:vertAlign w:val="baseline"/>
-        </w:rPr>
-      </w:pPr>
-      <w:r>
-        <w:rPr>
-          <w:rtl w:val="0"/>
-        </w:rPr>
-      </w:r>
-    </w:p>
-    <w:p>
-      <w:pPr>
-        <w:numPr>
-          <w:ilvl w:val="0"/>
-          <w:numId w:val="1"/>
-        </w:numPr>
-        <w:spacing w:line="360" w:lineRule="auto"/>
-        <w:ind w:left="720" w:hanging="360"/>
-        <w:rPr/>
-      </w:pPr>
-      <w:r>
-        <w:rPr>
-          <w:vertAlign w:val="baseline"/>
-          <w:rtl w:val="0"/>
-        </w:rPr>
-        <w:t xml:space="preserve">Device Layer (Arduino) – Handles sensor readings, sensor control, and maintains local device state.</w:t>
-      </w:r>
-    </w:p>
-    <w:p>
-      <w:pPr>
-        <w:numPr>
-          <w:ilvl w:val="0"/>
-          <w:numId w:val="1"/>
-        </w:numPr>
-        <w:spacing w:line="360" w:lineRule="auto"/>
-        <w:ind w:left="720" w:hanging="360"/>
-        <w:rPr/>
-      </w:pPr>
-      <w:r>
-        <w:rPr>
-          <w:vertAlign w:val="baseline"/>
-          <w:rtl w:val="0"/>
-        </w:rPr>
-        <w:t xml:space="preserve">Gateway Layer (Laptop/Raspberry Pi) – Reads and writes serial messages, validates data and forwards observations to/from the server.</w:t>
-      </w:r>
-    </w:p>
-    <w:p>
-      <w:pPr>
-        <w:numPr>
-          <w:ilvl w:val="0"/>
-          <w:numId w:val="1"/>
-        </w:numPr>
-        <w:spacing w:line="360" w:lineRule="auto"/>
-        <w:ind w:left="720" w:hanging="360"/>
-        <w:rPr/>
-      </w:pPr>
-      <w:r>
-        <w:rPr>
-          <w:vertAlign w:val="baseline"/>
-          <w:rtl w:val="0"/>
-        </w:rPr>
-        <w:t xml:space="preserve">Server Layer – Maintains system state and distributes commands to connected clients.</w:t>
-      </w:r>
-    </w:p>
-    <w:p>
-      <w:pPr>
-        <w:numPr>
-          <w:ilvl w:val="0"/>
-          <w:numId w:val="1"/>
-        </w:numPr>
-        <w:spacing w:line="360" w:lineRule="auto"/>
-        <w:ind w:left="720" w:hanging="360"/>
-        <w:rPr/>
-      </w:pPr>
-      <w:r>
-        <w:rPr>
-          <w:vertAlign w:val="baseline"/>
-          <w:rtl w:val="0"/>
-        </w:rPr>
-        <w:t xml:space="preserve">User Interface Layer – Allows users to observe and control device states.</w:t>
-      </w:r>
-    </w:p>
-    <w:p>
-      <w:pPr>
-        <w:spacing w:line="360" w:lineRule="auto"/>
-        <w:rPr>
-          <w:vertAlign w:val="baseline"/>
-        </w:rPr>
-      </w:pPr>
-      <w:r>
-        <w:rPr>
-          <w:rtl w:val="0"/>
-        </w:rPr>
-      </w:r>
-    </w:p>
-    <w:p>
-      <w:pPr>
-        <w:spacing w:line="360" w:lineRule="auto"/>
-        <w:ind w:left="360" w:firstLine="0"/>
-        <w:rPr>
-          <w:vertAlign w:val="baseline"/>
-        </w:rPr>
-      </w:pPr>
-      <w:r>
-        <w:rPr>
-          <w:vertAlign w:val="baseline"/>
-          <w:rtl w:val="0"/>
-        </w:rPr>
-        <w:t xml:space="preserve">The system distinguishes between requested state (from the server) and current state (on the device), ensuring consistency and fault tolerance.</w:t>
+        </w:rPr>
+      </w:pPr>
+      <w:r>
+        <w:rPr>
+          <w:rtl w:val="0"/>
+        </w:rPr>
       </w:r>
     </w:p>
     <w:p>
@@ -2470,16 +2826,16 @@
           <wp:inline distB="0" distT="0" distL="114300" distR="114300">
             <wp:extent cx="5638800" cy="3752850"/>
             <wp:effectExtent b="0" l="0" r="0" t="0"/>
-            <wp:docPr id="1" name="image4.png"/>
+            <wp:docPr id="1" name="image5.png"/>
             <a:graphic>
               <a:graphicData uri="http://schemas.openxmlformats.org/drawingml/2006/picture">
                 <pic:pic>
                   <pic:nvPicPr>
-                    <pic:cNvPr id="0" name="image4.png"/>
+                    <pic:cNvPr id="0" name="image5.png"/>
                     <pic:cNvPicPr preferRelativeResize="0"/>
                   </pic:nvPicPr>
                   <pic:blipFill>
-                    <a:blip r:embed="rId6"/>
+                    <a:blip r:embed="rId7"/>
                     <a:srcRect b="0" l="0" r="0" t="0"/>
                     <a:stretch>
                       <a:fillRect/>
@@ -2612,122 +2968,159 @@
     </w:p>
     <w:p>
       <w:pPr>
-        <w:keepNext w:val="1"/>
-        <w:keepLines w:val="0"/>
-        <w:pageBreakBefore w:val="0"/>
-        <w:widowControl w:val="1"/>
-        <w:pBdr>
-          <w:top w:space="0" w:sz="0" w:val="nil"/>
-          <w:left w:space="0" w:sz="0" w:val="nil"/>
-          <w:bottom w:space="0" w:sz="0" w:val="nil"/>
-          <w:right w:space="0" w:sz="0" w:val="nil"/>
-          <w:between w:space="0" w:sz="0" w:val="nil"/>
-        </w:pBdr>
-        <w:shd w:fill="auto" w:val="clear"/>
-        <w:spacing w:after="60" w:before="240" w:line="360" w:lineRule="auto"/>
-        <w:ind w:left="0" w:right="0" w:firstLine="0"/>
-        <w:jc w:val="left"/>
-        <w:rPr>
-          <w:rFonts w:ascii="Arial" w:cs="Arial" w:eastAsia="Arial" w:hAnsi="Arial"/>
+        <w:spacing w:line="360" w:lineRule="auto"/>
+        <w:rPr>
           <w:b w:val="1"/>
           <w:bCs w:val="1"/>
-          <w:i w:val="0"/>
-          <w:iCs w:val="0"/>
-          <w:smallCaps w:val="0"/>
-          <w:strike w:val="0"/>
-          <w:color w:val="000000"/>
           <w:sz w:val="26"/>
           <w:szCs w:val="26"/>
-          <w:u w:val="none"/>
-          <w:shd w:fill="auto" w:val="clear"/>
-          <w:vertAlign w:val="baseline"/>
-        </w:rPr>
-      </w:pPr>
-      <w:r>
-        <w:rPr>
-          <w:rFonts w:ascii="Arial" w:cs="Arial" w:eastAsia="Arial" w:hAnsi="Arial"/>
-          <w:b w:val="1"/>
-          <w:bCs w:val="1"/>
-          <w:i w:val="0"/>
-          <w:iCs w:val="0"/>
-          <w:smallCaps w:val="0"/>
-          <w:strike w:val="0"/>
-          <w:color w:val="000000"/>
+        </w:rPr>
+      </w:pPr>
+      <w:r>
+        <w:rPr>
+          <w:rtl w:val="0"/>
+        </w:rPr>
+      </w:r>
+    </w:p>
+    <w:p>
+      <w:pPr>
+        <w:pStyle w:val="Heading2"/>
+        <w:keepNext w:val="0"/>
+        <w:keepLines w:val="0"/>
+        <w:spacing w:line="360" w:lineRule="auto"/>
+        <w:rPr>
+          <w:sz w:val="28"/>
+          <w:szCs w:val="28"/>
+        </w:rPr>
+      </w:pPr>
+      <w:bookmarkStart w:colFirst="0" w:colLast="0" w:name="_heading=h.nk8lhcjgkld" w:id="5"/>
+      <w:bookmarkEnd w:id="5"/>
+      <w:r>
+        <w:rPr>
+          <w:sz w:val="28"/>
+          <w:szCs w:val="28"/>
+          <w:rtl w:val="0"/>
+        </w:rPr>
+        <w:t xml:space="preserve">D2. Arduino Device Component Design</w:t>
+      </w:r>
+    </w:p>
+    <w:p>
+      <w:pPr>
+        <w:spacing w:after="240" w:before="240" w:line="360" w:lineRule="auto"/>
+        <w:rPr>
           <w:sz w:val="26"/>
           <w:szCs w:val="26"/>
-          <w:u w:val="none"/>
-          <w:shd w:fill="auto" w:val="clear"/>
-          <w:vertAlign w:val="baseline"/>
-          <w:rtl w:val="0"/>
-        </w:rPr>
-        <w:t xml:space="preserve">D2 Arduino Device Component Design</w:t>
-      </w:r>
-    </w:p>
-    <w:p>
-      <w:pPr>
-        <w:spacing w:line="360" w:lineRule="auto"/>
-        <w:rPr>
-          <w:b w:val="0"/>
-          <w:bCs w:val="0"/>
-          <w:vertAlign w:val="baseline"/>
-        </w:rPr>
-      </w:pPr>
-      <w:r>
-        <w:rPr>
-          <w:b w:val="1"/>
-          <w:bCs w:val="1"/>
-          <w:vertAlign w:val="baseline"/>
-          <w:rtl w:val="0"/>
-        </w:rPr>
-        <w:t xml:space="preserve">Description:</w:t>
-      </w:r>
-      <w:r>
-        <w:rPr>
-          <w:rtl w:val="0"/>
-        </w:rPr>
-      </w:r>
-    </w:p>
-    <w:p>
-      <w:pPr>
-        <w:spacing w:line="360" w:lineRule="auto"/>
-        <w:rPr>
-          <w:vertAlign w:val="baseline"/>
-        </w:rPr>
-      </w:pPr>
-      <w:r>
-        <w:rPr>
-          <w:vertAlign w:val="baseline"/>
-          <w:rtl w:val="0"/>
-        </w:rPr>
-        <w:t xml:space="preserve">The Arduino device is structured into logical components to maintain modularity and separation of responsibilities.</w:t>
-      </w:r>
-    </w:p>
-    <w:p>
-      <w:pPr>
-        <w:spacing w:line="360" w:lineRule="auto"/>
-        <w:rPr>
-          <w:vertAlign w:val="baseline"/>
-        </w:rPr>
-      </w:pPr>
-      <w:r>
-        <w:rPr>
-          <w:rtl w:val="0"/>
-        </w:rPr>
-      </w:r>
-    </w:p>
-    <w:p>
-      <w:pPr>
-        <w:spacing w:line="360" w:lineRule="auto"/>
-        <w:rPr>
-          <w:vertAlign w:val="baseline"/>
-        </w:rPr>
-      </w:pPr>
-      <w:r>
-        <w:rPr>
-          <w:vertAlign w:val="baseline"/>
-          <w:rtl w:val="0"/>
-        </w:rPr>
-        <w:t xml:space="preserve">The following conceptual components are defined:</w:t>
+        </w:rPr>
+      </w:pPr>
+      <w:r>
+        <w:rPr>
+          <w:sz w:val="26"/>
+          <w:szCs w:val="26"/>
+          <w:rtl w:val="0"/>
+        </w:rPr>
+        <w:t xml:space="preserve">Description: The Arduino firmware has been refactored into a modular, object-oriented structure to ensure scalability and maintainability. Each hardware component (e.g., </w:t>
+      </w:r>
+      <w:r>
+        <w:rPr>
+          <w:color w:val="188038"/>
+          <w:sz w:val="26"/>
+          <w:szCs w:val="26"/>
+          <w:rtl w:val="0"/>
+        </w:rPr>
+        <w:t xml:space="preserve">DoorDevice</w:t>
+      </w:r>
+      <w:r>
+        <w:rPr>
+          <w:sz w:val="26"/>
+          <w:szCs w:val="26"/>
+          <w:rtl w:val="0"/>
+        </w:rPr>
+        <w:t xml:space="preserve">, </w:t>
+      </w:r>
+      <w:r>
+        <w:rPr>
+          <w:color w:val="188038"/>
+          <w:sz w:val="26"/>
+          <w:szCs w:val="26"/>
+          <w:rtl w:val="0"/>
+        </w:rPr>
+        <w:t xml:space="preserve">GasSafety</w:t>
+      </w:r>
+      <w:r>
+        <w:rPr>
+          <w:sz w:val="26"/>
+          <w:szCs w:val="26"/>
+          <w:rtl w:val="0"/>
+        </w:rPr>
+        <w:t xml:space="preserve">, </w:t>
+      </w:r>
+      <w:r>
+        <w:rPr>
+          <w:color w:val="188038"/>
+          <w:sz w:val="26"/>
+          <w:szCs w:val="26"/>
+          <w:rtl w:val="0"/>
+        </w:rPr>
+        <w:t xml:space="preserve">LCDManager</w:t>
+      </w:r>
+      <w:r>
+        <w:rPr>
+          <w:sz w:val="26"/>
+          <w:szCs w:val="26"/>
+          <w:rtl w:val="0"/>
+        </w:rPr>
+        <w:t xml:space="preserve">) is encapsulated in its own class across separate header (</w:t>
+      </w:r>
+      <w:r>
+        <w:rPr>
+          <w:color w:val="188038"/>
+          <w:sz w:val="26"/>
+          <w:szCs w:val="26"/>
+          <w:rtl w:val="0"/>
+        </w:rPr>
+        <w:t xml:space="preserve">.h</w:t>
+      </w:r>
+      <w:r>
+        <w:rPr>
+          <w:sz w:val="26"/>
+          <w:szCs w:val="26"/>
+          <w:rtl w:val="0"/>
+        </w:rPr>
+        <w:t xml:space="preserve">) and source (</w:t>
+      </w:r>
+      <w:r>
+        <w:rPr>
+          <w:color w:val="188038"/>
+          <w:sz w:val="26"/>
+          <w:szCs w:val="26"/>
+          <w:rtl w:val="0"/>
+        </w:rPr>
+        <w:t xml:space="preserve">.cpp</w:t>
+      </w:r>
+      <w:r>
+        <w:rPr>
+          <w:sz w:val="26"/>
+          <w:szCs w:val="26"/>
+          <w:rtl w:val="0"/>
+        </w:rPr>
+        <w:t xml:space="preserve">) files.</w:t>
+      </w:r>
+    </w:p>
+    <w:p>
+      <w:pPr>
+        <w:spacing w:after="240" w:before="240" w:line="360" w:lineRule="auto"/>
+        <w:rPr>
+          <w:sz w:val="26"/>
+          <w:szCs w:val="26"/>
+        </w:rPr>
+      </w:pPr>
+      <w:r>
+        <w:rPr>
+          <w:sz w:val="26"/>
+          <w:szCs w:val="26"/>
+          <w:rtl w:val="0"/>
+        </w:rPr>
+        <w:t xml:space="preserve">Key Architecture: Observer Design Pattern To reduce coupling between sensors and actuators, the system implements the Observer Design Pattern:</w:t>
       </w:r>
     </w:p>
     <w:p>
@@ -2736,16 +3129,57 @@
           <w:ilvl w:val="0"/>
           <w:numId w:val="2"/>
         </w:numPr>
-        <w:spacing w:line="360" w:lineRule="auto"/>
+        <w:spacing w:after="0" w:afterAutospacing="0" w:before="240" w:line="360" w:lineRule="auto"/>
         <w:ind w:left="720" w:hanging="360"/>
-        <w:rPr/>
-      </w:pPr>
-      <w:r>
-        <w:rPr>
-          <w:vertAlign w:val="baseline"/>
-          <w:rtl w:val="0"/>
-        </w:rPr>
-        <w:t xml:space="preserve">DeviceController – Main coordination loop (loop execution, responsible for updates).</w:t>
+        <w:rPr>
+          <w:rFonts w:ascii="Arial" w:cs="Arial" w:eastAsia="Arial" w:hAnsi="Arial"/>
+          <w:b w:val="1"/>
+          <w:bCs w:val="1"/>
+          <w:sz w:val="26"/>
+          <w:szCs w:val="26"/>
+        </w:rPr>
+      </w:pPr>
+      <w:r>
+        <w:rPr>
+          <w:sz w:val="26"/>
+          <w:szCs w:val="26"/>
+          <w:rtl w:val="0"/>
+        </w:rPr>
+        <w:t xml:space="preserve">Subjects (Sensors/Logic): Components like </w:t>
+      </w:r>
+      <w:r>
+        <w:rPr>
+          <w:color w:val="188038"/>
+          <w:sz w:val="26"/>
+          <w:szCs w:val="26"/>
+          <w:rtl w:val="0"/>
+        </w:rPr>
+        <w:t xml:space="preserve">GasSafety</w:t>
+      </w:r>
+      <w:r>
+        <w:rPr>
+          <w:sz w:val="26"/>
+          <w:szCs w:val="26"/>
+          <w:rtl w:val="0"/>
+        </w:rPr>
+        <w:t xml:space="preserve"> and </w:t>
+      </w:r>
+      <w:r>
+        <w:rPr>
+          <w:color w:val="188038"/>
+          <w:sz w:val="26"/>
+          <w:szCs w:val="26"/>
+          <w:rtl w:val="0"/>
+        </w:rPr>
+        <w:t xml:space="preserve">SteamSensor</w:t>
+      </w:r>
+      <w:r>
+        <w:rPr>
+          <w:sz w:val="26"/>
+          <w:szCs w:val="26"/>
+          <w:rtl w:val="0"/>
+        </w:rPr>
+        <w:t xml:space="preserve"> act as Subjects. They monitor thresholds and "notify" a list of subscribers when an event occurs.</w:t>
       </w:r>
     </w:p>
     <w:p>
@@ -2754,23 +3188,362 @@
           <w:ilvl w:val="0"/>
           <w:numId w:val="2"/>
         </w:numPr>
-        <w:spacing w:line="360" w:lineRule="auto"/>
+        <w:spacing w:after="240" w:before="0" w:beforeAutospacing="0" w:line="360" w:lineRule="auto"/>
         <w:ind w:left="720" w:hanging="360"/>
-        <w:rPr/>
-      </w:pPr>
-      <w:r>
-        <w:rPr>
-          <w:vertAlign w:val="baseline"/>
-          <w:rtl w:val="0"/>
-        </w:rPr>
-        <w:t xml:space="preserve">SensorManager – Reads sensors values and normalizes data.</w:t>
+        <w:rPr>
+          <w:rFonts w:ascii="Arial" w:cs="Arial" w:eastAsia="Arial" w:hAnsi="Arial"/>
+          <w:b w:val="1"/>
+          <w:bCs w:val="1"/>
+          <w:sz w:val="26"/>
+          <w:szCs w:val="26"/>
+        </w:rPr>
+      </w:pPr>
+      <w:r>
+        <w:rPr>
+          <w:sz w:val="26"/>
+          <w:szCs w:val="26"/>
+          <w:rtl w:val="0"/>
+        </w:rPr>
+        <w:t xml:space="preserve">Observers (Actuators): Devices like </w:t>
+      </w:r>
+      <w:r>
+        <w:rPr>
+          <w:color w:val="188038"/>
+          <w:sz w:val="26"/>
+          <w:szCs w:val="26"/>
+          <w:rtl w:val="0"/>
+        </w:rPr>
+        <w:t xml:space="preserve">Fan</w:t>
+      </w:r>
+      <w:r>
+        <w:rPr>
+          <w:sz w:val="26"/>
+          <w:szCs w:val="26"/>
+          <w:rtl w:val="0"/>
+        </w:rPr>
+        <w:t xml:space="preserve">, </w:t>
+      </w:r>
+      <w:r>
+        <w:rPr>
+          <w:color w:val="188038"/>
+          <w:sz w:val="26"/>
+          <w:szCs w:val="26"/>
+          <w:rtl w:val="0"/>
+        </w:rPr>
+        <w:t xml:space="preserve">Buzzer</w:t>
+      </w:r>
+      <w:r>
+        <w:rPr>
+          <w:sz w:val="26"/>
+          <w:szCs w:val="26"/>
+          <w:rtl w:val="0"/>
+        </w:rPr>
+        <w:t xml:space="preserve">, </w:t>
+      </w:r>
+      <w:r>
+        <w:rPr>
+          <w:color w:val="188038"/>
+          <w:sz w:val="26"/>
+          <w:szCs w:val="26"/>
+          <w:rtl w:val="0"/>
+        </w:rPr>
+        <w:t xml:space="preserve">Door</w:t>
+      </w:r>
+      <w:r>
+        <w:rPr>
+          <w:sz w:val="26"/>
+          <w:szCs w:val="26"/>
+          <w:rtl w:val="0"/>
+        </w:rPr>
+        <w:t xml:space="preserve">, and </w:t>
+      </w:r>
+      <w:r>
+        <w:rPr>
+          <w:color w:val="188038"/>
+          <w:sz w:val="26"/>
+          <w:szCs w:val="26"/>
+          <w:rtl w:val="0"/>
+        </w:rPr>
+        <w:t xml:space="preserve">Window</w:t>
+      </w:r>
+      <w:r>
+        <w:rPr>
+          <w:sz w:val="26"/>
+          <w:szCs w:val="26"/>
+          <w:rtl w:val="0"/>
+        </w:rPr>
+        <w:t xml:space="preserve"> implement an </w:t>
+      </w:r>
+      <w:r>
+        <w:rPr>
+          <w:color w:val="188038"/>
+          <w:sz w:val="26"/>
+          <w:szCs w:val="26"/>
+          <w:rtl w:val="0"/>
+        </w:rPr>
+        <w:t xml:space="preserve">Observer</w:t>
+      </w:r>
+      <w:r>
+        <w:rPr>
+          <w:sz w:val="26"/>
+          <w:szCs w:val="26"/>
+          <w:rtl w:val="0"/>
+        </w:rPr>
+        <w:t xml:space="preserve"> interface. They wait for notifications and react independently when triggered.</w:t>
+      </w:r>
+    </w:p>
+    <w:p>
+      <w:pPr>
+        <w:spacing w:after="240" w:before="240" w:line="360" w:lineRule="auto"/>
+        <w:rPr>
+          <w:sz w:val="26"/>
+          <w:szCs w:val="26"/>
+        </w:rPr>
+      </w:pPr>
+      <w:r>
+        <w:rPr>
+          <w:sz w:val="26"/>
+          <w:szCs w:val="26"/>
+          <w:rtl w:val="0"/>
+        </w:rPr>
+        <w:t xml:space="preserve">Modular Components:</w:t>
       </w:r>
     </w:p>
     <w:p>
       <w:pPr>
         <w:numPr>
           <w:ilvl w:val="0"/>
-          <w:numId w:val="2"/>
+          <w:numId w:val="5"/>
+        </w:numPr>
+        <w:spacing w:after="0" w:afterAutospacing="0" w:before="240" w:line="360" w:lineRule="auto"/>
+        <w:ind w:left="720" w:hanging="360"/>
+        <w:rPr>
+          <w:rFonts w:ascii="Arial" w:cs="Arial" w:eastAsia="Arial" w:hAnsi="Arial"/>
+          <w:b w:val="1"/>
+          <w:bCs w:val="1"/>
+          <w:sz w:val="26"/>
+          <w:szCs w:val="26"/>
+        </w:rPr>
+      </w:pPr>
+      <w:r>
+        <w:rPr>
+          <w:sz w:val="26"/>
+          <w:szCs w:val="26"/>
+          <w:rtl w:val="0"/>
+        </w:rPr>
+        <w:t xml:space="preserve">Core Logic (</w:t>
+      </w:r>
+      <w:r>
+        <w:rPr>
+          <w:color w:val="188038"/>
+          <w:sz w:val="26"/>
+          <w:szCs w:val="26"/>
+          <w:rtl w:val="0"/>
+        </w:rPr>
+        <w:t xml:space="preserve">Observer.h</w:t>
+      </w:r>
+      <w:r>
+        <w:rPr>
+          <w:sz w:val="26"/>
+          <w:szCs w:val="26"/>
+          <w:rtl w:val="0"/>
+        </w:rPr>
+        <w:t xml:space="preserve">, </w:t>
+      </w:r>
+      <w:r>
+        <w:rPr>
+          <w:color w:val="188038"/>
+          <w:sz w:val="26"/>
+          <w:szCs w:val="26"/>
+          <w:rtl w:val="0"/>
+        </w:rPr>
+        <w:t xml:space="preserve">Subject.h</w:t>
+      </w:r>
+      <w:r>
+        <w:rPr>
+          <w:sz w:val="26"/>
+          <w:szCs w:val="26"/>
+          <w:rtl w:val="0"/>
+        </w:rPr>
+        <w:t xml:space="preserve">): Provides the base classes for the event-driven system.</w:t>
+      </w:r>
+    </w:p>
+    <w:p>
+      <w:pPr>
+        <w:numPr>
+          <w:ilvl w:val="0"/>
+          <w:numId w:val="5"/>
+        </w:numPr>
+        <w:spacing w:after="0" w:afterAutospacing="0" w:before="0" w:beforeAutospacing="0" w:line="360" w:lineRule="auto"/>
+        <w:ind w:left="720" w:hanging="360"/>
+        <w:rPr>
+          <w:sz w:val="26"/>
+          <w:szCs w:val="26"/>
+        </w:rPr>
+      </w:pPr>
+      <w:r>
+        <w:rPr>
+          <w:sz w:val="26"/>
+          <w:szCs w:val="26"/>
+          <w:rtl w:val="0"/>
+        </w:rPr>
+        <w:t xml:space="preserve">Sensors &amp; Safety: Encapsulates the logic for threshold checking and state notification.</w:t>
+      </w:r>
+    </w:p>
+    <w:p>
+      <w:pPr>
+        <w:numPr>
+          <w:ilvl w:val="0"/>
+          <w:numId w:val="5"/>
+        </w:numPr>
+        <w:spacing w:after="0" w:afterAutospacing="0" w:before="0" w:beforeAutospacing="0" w:line="360" w:lineRule="auto"/>
+        <w:ind w:left="720" w:hanging="360"/>
+        <w:rPr>
+          <w:sz w:val="26"/>
+          <w:szCs w:val="26"/>
+        </w:rPr>
+      </w:pPr>
+      <w:r>
+        <w:rPr>
+          <w:sz w:val="26"/>
+          <w:szCs w:val="26"/>
+          <w:rtl w:val="0"/>
+        </w:rPr>
+        <w:t xml:space="preserve">Devices: Individual classes for actuators that handle physical hardware changes (PWM, digital writes).</w:t>
+      </w:r>
+    </w:p>
+    <w:p>
+      <w:pPr>
+        <w:numPr>
+          <w:ilvl w:val="0"/>
+          <w:numId w:val="5"/>
+        </w:numPr>
+        <w:spacing w:after="240" w:before="0" w:beforeAutospacing="0" w:line="360" w:lineRule="auto"/>
+        <w:ind w:left="720" w:hanging="360"/>
+        <w:rPr>
+          <w:sz w:val="26"/>
+          <w:szCs w:val="26"/>
+        </w:rPr>
+      </w:pPr>
+      <w:r>
+        <w:rPr>
+          <w:sz w:val="26"/>
+          <w:szCs w:val="26"/>
+          <w:rtl w:val="0"/>
+        </w:rPr>
+        <w:t xml:space="preserve">LCDManager: A dedicated display controller that aggregates "Active States" from the system to provide real-time user feedback.</w:t>
+      </w:r>
+    </w:p>
+    <w:p>
+      <w:pPr>
+        <w:spacing w:line="360" w:lineRule="auto"/>
+        <w:rPr>
+          <w:rFonts w:ascii="Arial" w:cs="Arial" w:eastAsia="Arial" w:hAnsi="Arial"/>
+          <w:b w:val="1"/>
+          <w:bCs w:val="1"/>
+          <w:sz w:val="26"/>
+          <w:szCs w:val="26"/>
+        </w:rPr>
+      </w:pPr>
+      <w:r>
+        <w:rPr>
+          <w:rtl w:val="0"/>
+        </w:rPr>
+      </w:r>
+    </w:p>
+    <w:p>
+      <w:pPr>
+        <w:pStyle w:val="Heading2"/>
+        <w:spacing w:after="60" w:before="240" w:line="360" w:lineRule="auto"/>
+        <w:rPr>
+          <w:sz w:val="28"/>
+          <w:szCs w:val="28"/>
+          <w:vertAlign w:val="baseline"/>
+        </w:rPr>
+      </w:pPr>
+      <w:bookmarkStart w:colFirst="0" w:colLast="0" w:name="_heading=h.99y3mn9mzo3y" w:id="6"/>
+      <w:bookmarkEnd w:id="6"/>
+      <w:r>
+        <w:rPr>
+          <w:sz w:val="28"/>
+          <w:szCs w:val="28"/>
+          <w:vertAlign w:val="baseline"/>
+          <w:rtl w:val="0"/>
+        </w:rPr>
+        <w:t xml:space="preserve">D3. Serial Communication Protocol</w:t>
+      </w:r>
+    </w:p>
+    <w:p>
+      <w:pPr>
+        <w:rPr>
+          <w:vertAlign w:val="baseline"/>
+        </w:rPr>
+      </w:pPr>
+      <w:r>
+        <w:rPr>
+          <w:b w:val="1"/>
+          <w:bCs w:val="1"/>
+          <w:vertAlign w:val="baseline"/>
+          <w:rtl w:val="0"/>
+        </w:rPr>
+        <w:t xml:space="preserve">Description</w:t>
+      </w:r>
+      <w:r>
+        <w:rPr>
+          <w:vertAlign w:val="baseline"/>
+          <w:rtl w:val="0"/>
+        </w:rPr>
+        <w:t xml:space="preserve">:</w:t>
+      </w:r>
+    </w:p>
+    <w:p>
+      <w:pPr>
+        <w:spacing w:line="360" w:lineRule="auto"/>
+        <w:rPr>
+          <w:vertAlign w:val="baseline"/>
+        </w:rPr>
+      </w:pPr>
+      <w:r>
+        <w:rPr>
+          <w:vertAlign w:val="baseline"/>
+          <w:rtl w:val="0"/>
+        </w:rPr>
+        <w:t xml:space="preserve">Structured Serial communication is used between the Arduino device and the gateway to ensure reliable data exchange.</w:t>
+      </w:r>
+    </w:p>
+    <w:p>
+      <w:pPr>
+        <w:spacing w:line="360" w:lineRule="auto"/>
+        <w:rPr>
+          <w:vertAlign w:val="baseline"/>
+        </w:rPr>
+      </w:pPr>
+      <w:r>
+        <w:rPr>
+          <w:rtl w:val="0"/>
+        </w:rPr>
+      </w:r>
+    </w:p>
+    <w:p>
+      <w:pPr>
+        <w:spacing w:line="360" w:lineRule="auto"/>
+        <w:rPr>
+          <w:vertAlign w:val="baseline"/>
+        </w:rPr>
+      </w:pPr>
+      <w:r>
+        <w:rPr>
+          <w:vertAlign w:val="baseline"/>
+          <w:rtl w:val="0"/>
+        </w:rPr>
+        <w:t xml:space="preserve">Three conceptual message types are defined: </w:t>
+      </w:r>
+    </w:p>
+    <w:p>
+      <w:pPr>
+        <w:numPr>
+          <w:ilvl w:val="0"/>
+          <w:numId w:val="6"/>
         </w:numPr>
         <w:spacing w:line="360" w:lineRule="auto"/>
         <w:ind w:left="720" w:hanging="360"/>
@@ -2781,14 +3554,19 @@
           <w:vertAlign w:val="baseline"/>
           <w:rtl w:val="0"/>
         </w:rPr>
-        <w:t xml:space="preserve">ActuatorManager – Applies state changes to physical hardware.</w:t>
+        <w:t xml:space="preserve">OBS (Observation) – Sent from device to gateway (sensor values + state).</w:t>
+      </w:r>
+      <w:r>
+        <w:rPr>
+          <w:rtl w:val="0"/>
+        </w:rPr>
       </w:r>
     </w:p>
     <w:p>
       <w:pPr>
         <w:numPr>
           <w:ilvl w:val="0"/>
-          <w:numId w:val="2"/>
+          <w:numId w:val="6"/>
         </w:numPr>
         <w:spacing w:line="360" w:lineRule="auto"/>
         <w:ind w:left="720" w:hanging="360"/>
@@ -2799,14 +3577,19 @@
           <w:vertAlign w:val="baseline"/>
           <w:rtl w:val="0"/>
         </w:rPr>
-        <w:t xml:space="preserve">DeviceState / HouseState – Stores the current device state.</w:t>
+        <w:t xml:space="preserve">CMD (Command) – Sent from gateway to device (state change request).</w:t>
+      </w:r>
+      <w:r>
+        <w:rPr>
+          <w:rtl w:val="0"/>
+        </w:rPr>
       </w:r>
     </w:p>
     <w:p>
       <w:pPr>
         <w:numPr>
           <w:ilvl w:val="0"/>
-          <w:numId w:val="2"/>
+          <w:numId w:val="6"/>
         </w:numPr>
         <w:spacing w:line="360" w:lineRule="auto"/>
         <w:ind w:left="720" w:hanging="360"/>
@@ -2817,7 +3600,12 @@
           <w:vertAlign w:val="baseline"/>
           <w:rtl w:val="0"/>
         </w:rPr>
-        <w:t xml:space="preserve">SerialProtocol Module – Encodes outgoing messages and decodes incoming commands.</w:t>
+        <w:t xml:space="preserve">ACK (Acknowledgement) – Sent from device to confirm applied command.</w:t>
+      </w:r>
+      <w:r>
+        <w:rPr>
+          <w:rtl w:val="0"/>
+        </w:rPr>
       </w:r>
     </w:p>
     <w:p>
@@ -2845,133 +3633,14 @@
           <w:vertAlign w:val="baseline"/>
           <w:rtl w:val="0"/>
         </w:rPr>
-        <w:t xml:space="preserve">This modular structure improves maintainability and reduces coupling between sensors, state management and communication.</w:t>
-      </w:r>
-    </w:p>
-    <w:p>
-      <w:pPr>
-        <w:keepNext w:val="1"/>
-        <w:keepLines w:val="0"/>
-        <w:pageBreakBefore w:val="0"/>
-        <w:widowControl w:val="1"/>
-        <w:pBdr>
-          <w:top w:space="0" w:sz="0" w:val="nil"/>
-          <w:left w:space="0" w:sz="0" w:val="nil"/>
-          <w:bottom w:space="0" w:sz="0" w:val="nil"/>
-          <w:right w:space="0" w:sz="0" w:val="nil"/>
-          <w:between w:space="0" w:sz="0" w:val="nil"/>
-        </w:pBdr>
-        <w:shd w:fill="auto" w:val="clear"/>
-        <w:spacing w:after="60" w:before="240" w:line="360" w:lineRule="auto"/>
-        <w:ind w:left="0" w:right="0" w:firstLine="0"/>
-        <w:jc w:val="left"/>
-        <w:rPr>
-          <w:rFonts w:ascii="Arial" w:cs="Arial" w:eastAsia="Arial" w:hAnsi="Arial"/>
-          <w:b w:val="1"/>
-          <w:bCs w:val="1"/>
-          <w:i w:val="0"/>
-          <w:iCs w:val="0"/>
-          <w:smallCaps w:val="0"/>
-          <w:strike w:val="0"/>
-          <w:color w:val="000000"/>
-          <w:sz w:val="26"/>
-          <w:szCs w:val="26"/>
-          <w:u w:val="none"/>
-          <w:shd w:fill="auto" w:val="clear"/>
-          <w:vertAlign w:val="baseline"/>
-        </w:rPr>
-      </w:pPr>
-      <w:r>
-        <w:rPr>
-          <w:rFonts w:ascii="Arial" w:cs="Arial" w:eastAsia="Arial" w:hAnsi="Arial"/>
-          <w:b w:val="1"/>
-          <w:bCs w:val="1"/>
-          <w:i w:val="0"/>
-          <w:iCs w:val="0"/>
-          <w:smallCaps w:val="0"/>
-          <w:strike w:val="0"/>
-          <w:color w:val="000000"/>
-          <w:sz w:val="26"/>
-          <w:szCs w:val="26"/>
-          <w:u w:val="none"/>
-          <w:shd w:fill="auto" w:val="clear"/>
-          <w:vertAlign w:val="baseline"/>
-          <w:rtl w:val="0"/>
-        </w:rPr>
-        <w:t xml:space="preserve">D3. Serial Communication Protocol</w:t>
-      </w:r>
-    </w:p>
-    <w:p>
-      <w:pPr>
-        <w:rPr>
-          <w:vertAlign w:val="baseline"/>
-        </w:rPr>
-      </w:pPr>
-      <w:r>
-        <w:rPr>
-          <w:b w:val="1"/>
-          <w:bCs w:val="1"/>
-          <w:vertAlign w:val="baseline"/>
-          <w:rtl w:val="0"/>
-        </w:rPr>
-        <w:t xml:space="preserve">Description</w:t>
-      </w:r>
-      <w:r>
-        <w:rPr>
-          <w:vertAlign w:val="baseline"/>
-          <w:rtl w:val="0"/>
-        </w:rPr>
-        <w:t xml:space="preserve">:</w:t>
-      </w:r>
-    </w:p>
-    <w:p>
-      <w:pPr>
-        <w:spacing w:line="360" w:lineRule="auto"/>
-        <w:rPr>
-          <w:vertAlign w:val="baseline"/>
-        </w:rPr>
-      </w:pPr>
-      <w:r>
-        <w:rPr>
-          <w:vertAlign w:val="baseline"/>
-          <w:rtl w:val="0"/>
-        </w:rPr>
-        <w:t xml:space="preserve">Structured Serial communication is used between the Arduino device and the gateway to ensure reliable data exchange.</w:t>
-      </w:r>
-    </w:p>
-    <w:p>
-      <w:pPr>
-        <w:spacing w:line="360" w:lineRule="auto"/>
-        <w:rPr>
-          <w:vertAlign w:val="baseline"/>
-        </w:rPr>
-      </w:pPr>
-      <w:r>
-        <w:rPr>
-          <w:rtl w:val="0"/>
-        </w:rPr>
-      </w:r>
-    </w:p>
-    <w:p>
-      <w:pPr>
-        <w:spacing w:line="360" w:lineRule="auto"/>
-        <w:rPr>
-          <w:vertAlign w:val="baseline"/>
-        </w:rPr>
-      </w:pPr>
-      <w:r>
-        <w:rPr>
-          <w:vertAlign w:val="baseline"/>
-          <w:rtl w:val="0"/>
-        </w:rPr>
-        <w:t xml:space="preserve">Three conceptual message types are defined: </w:t>
+        <w:t xml:space="preserve">Example key-value format:</w:t>
       </w:r>
     </w:p>
     <w:p>
       <w:pPr>
         <w:numPr>
           <w:ilvl w:val="0"/>
-          <w:numId w:val="2"/>
+          <w:numId w:val="6"/>
         </w:numPr>
         <w:spacing w:line="360" w:lineRule="auto"/>
         <w:ind w:left="720" w:hanging="360"/>
@@ -2982,14 +3651,19 @@
           <w:vertAlign w:val="baseline"/>
           <w:rtl w:val="0"/>
         </w:rPr>
-        <w:t xml:space="preserve">OBS (Observation) – Sent from device to gateway (sensor values + state).</w:t>
+        <w:t xml:space="preserve">obs;gas=312;motion=1;light=0</w:t>
+      </w:r>
+      <w:r>
+        <w:rPr>
+          <w:rtl w:val="0"/>
+        </w:rPr>
       </w:r>
     </w:p>
     <w:p>
       <w:pPr>
         <w:numPr>
           <w:ilvl w:val="0"/>
-          <w:numId w:val="2"/>
+          <w:numId w:val="6"/>
         </w:numPr>
         <w:spacing w:line="360" w:lineRule="auto"/>
         <w:ind w:left="720" w:hanging="360"/>
@@ -3000,14 +3674,19 @@
           <w:vertAlign w:val="baseline"/>
           <w:rtl w:val="0"/>
         </w:rPr>
-        <w:t xml:space="preserve">CMD (Command) – Sent from gateway to device (state change request).</w:t>
+        <w:t xml:space="preserve">cmd;light=1</w:t>
+      </w:r>
+      <w:r>
+        <w:rPr>
+          <w:rtl w:val="0"/>
+        </w:rPr>
       </w:r>
     </w:p>
     <w:p>
       <w:pPr>
         <w:numPr>
           <w:ilvl w:val="0"/>
-          <w:numId w:val="2"/>
+          <w:numId w:val="6"/>
         </w:numPr>
         <w:spacing w:line="360" w:lineRule="auto"/>
         <w:ind w:left="720" w:hanging="360"/>
@@ -3018,89 +3697,12 @@
           <w:vertAlign w:val="baseline"/>
           <w:rtl w:val="0"/>
         </w:rPr>
-        <w:t xml:space="preserve">ACK (Acknowledgement) – Sent from device to confirm applied command.</w:t>
-      </w:r>
-    </w:p>
-    <w:p>
-      <w:pPr>
-        <w:spacing w:line="360" w:lineRule="auto"/>
-        <w:rPr>
-          <w:vertAlign w:val="baseline"/>
-        </w:rPr>
-      </w:pPr>
-      <w:r>
-        <w:rPr>
-          <w:rtl w:val="0"/>
-        </w:rPr>
-      </w:r>
-    </w:p>
-    <w:p>
-      <w:pPr>
-        <w:spacing w:line="360" w:lineRule="auto"/>
-        <w:rPr>
-          <w:vertAlign w:val="baseline"/>
-        </w:rPr>
-      </w:pPr>
-      <w:r>
-        <w:rPr>
-          <w:vertAlign w:val="baseline"/>
-          <w:rtl w:val="0"/>
-        </w:rPr>
-        <w:t xml:space="preserve">Example key-value format:</w:t>
-      </w:r>
-    </w:p>
-    <w:p>
-      <w:pPr>
-        <w:numPr>
-          <w:ilvl w:val="0"/>
-          <w:numId w:val="2"/>
-        </w:numPr>
-        <w:spacing w:line="360" w:lineRule="auto"/>
-        <w:ind w:left="720" w:hanging="360"/>
-        <w:rPr/>
-      </w:pPr>
-      <w:r>
-        <w:rPr>
-          <w:vertAlign w:val="baseline"/>
-          <w:rtl w:val="0"/>
-        </w:rPr>
-        <w:t xml:space="preserve">obs;gas=312;motion=1;light=0</w:t>
-      </w:r>
-    </w:p>
-    <w:p>
-      <w:pPr>
-        <w:numPr>
-          <w:ilvl w:val="0"/>
-          <w:numId w:val="2"/>
-        </w:numPr>
-        <w:spacing w:line="360" w:lineRule="auto"/>
-        <w:ind w:left="720" w:hanging="360"/>
-        <w:rPr/>
-      </w:pPr>
-      <w:r>
-        <w:rPr>
-          <w:vertAlign w:val="baseline"/>
-          <w:rtl w:val="0"/>
-        </w:rPr>
-        <w:t xml:space="preserve">cmd;light=1</w:t>
-      </w:r>
-    </w:p>
-    <w:p>
-      <w:pPr>
-        <w:numPr>
-          <w:ilvl w:val="0"/>
-          <w:numId w:val="2"/>
-        </w:numPr>
-        <w:spacing w:line="360" w:lineRule="auto"/>
-        <w:ind w:left="720" w:hanging="360"/>
-        <w:rPr/>
-      </w:pPr>
-      <w:r>
-        <w:rPr>
-          <w:vertAlign w:val="baseline"/>
-          <w:rtl w:val="0"/>
-        </w:rPr>
         <w:t xml:space="preserve">ack;light=1</w:t>
+      </w:r>
+      <w:r>
+        <w:rPr>
+          <w:rtl w:val="0"/>
+        </w:rPr>
       </w:r>
     </w:p>
     <w:p>
@@ -3162,16 +3764,16 @@
           <wp:inline distB="0" distT="0" distL="114300" distR="114300">
             <wp:extent cx="5759450" cy="3992880"/>
             <wp:effectExtent b="0" l="0" r="0" t="0"/>
-            <wp:docPr id="3" name="image3.png"/>
+            <wp:docPr id="3" name="image4.png"/>
             <a:graphic>
               <a:graphicData uri="http://schemas.openxmlformats.org/drawingml/2006/picture">
                 <pic:pic>
                   <pic:nvPicPr>
-                    <pic:cNvPr id="0" name="image3.png"/>
+                    <pic:cNvPr id="0" name="image4.png"/>
                     <pic:cNvPicPr preferRelativeResize="0"/>
                   </pic:nvPicPr>
                   <pic:blipFill>
-                    <a:blip r:embed="rId7"/>
+                    <a:blip r:embed="rId8"/>
                     <a:srcRect b="0" l="0" r="0" t="0"/>
                     <a:stretch>
                       <a:fillRect/>
@@ -3307,16 +3909,16 @@
           <wp:inline distB="114300" distT="114300" distL="114300" distR="114300">
             <wp:extent cx="4992581" cy="4091526"/>
             <wp:effectExtent b="0" l="0" r="0" t="0"/>
-            <wp:docPr id="5" name="image5.png"/>
+            <wp:docPr id="2" name="image1.png"/>
             <a:graphic>
               <a:graphicData uri="http://schemas.openxmlformats.org/drawingml/2006/picture">
                 <pic:pic>
                   <pic:nvPicPr>
-                    <pic:cNvPr id="0" name="image5.png"/>
+                    <pic:cNvPr id="0" name="image1.png"/>
                     <pic:cNvPicPr preferRelativeResize="0"/>
                   </pic:nvPicPr>
                   <pic:blipFill>
-                    <a:blip r:embed="rId8"/>
+                    <a:blip r:embed="rId9"/>
                     <a:srcRect b="0" l="0" r="0" t="0"/>
                     <a:stretch>
                       <a:fillRect/>
@@ -3394,122 +3996,61 @@
     </w:p>
     <w:p>
       <w:pPr>
-        <w:keepNext w:val="1"/>
+        <w:pStyle w:val="Heading2"/>
+        <w:keepNext w:val="0"/>
         <w:keepLines w:val="0"/>
-        <w:pageBreakBefore w:val="0"/>
-        <w:widowControl w:val="1"/>
-        <w:pBdr>
-          <w:top w:space="0" w:sz="0" w:val="nil"/>
-          <w:left w:space="0" w:sz="0" w:val="nil"/>
-          <w:bottom w:space="0" w:sz="0" w:val="nil"/>
-          <w:right w:space="0" w:sz="0" w:val="nil"/>
-          <w:between w:space="0" w:sz="0" w:val="nil"/>
-        </w:pBdr>
-        <w:shd w:fill="auto" w:val="clear"/>
-        <w:spacing w:after="60" w:before="240" w:line="360" w:lineRule="auto"/>
-        <w:ind w:left="0" w:right="0" w:firstLine="0"/>
-        <w:jc w:val="left"/>
-        <w:rPr>
-          <w:rFonts w:ascii="Arial" w:cs="Arial" w:eastAsia="Arial" w:hAnsi="Arial"/>
+        <w:spacing w:line="360" w:lineRule="auto"/>
+        <w:rPr>
+          <w:sz w:val="28"/>
+          <w:szCs w:val="28"/>
+        </w:rPr>
+      </w:pPr>
+      <w:bookmarkStart w:colFirst="0" w:colLast="0" w:name="_heading=h.7rka6i5rc8uj" w:id="7"/>
+      <w:bookmarkEnd w:id="7"/>
+      <w:r>
+        <w:rPr>
+          <w:sz w:val="28"/>
+          <w:szCs w:val="28"/>
+          <w:rtl w:val="0"/>
+        </w:rPr>
+        <w:t xml:space="preserve">D4. Interaction Flow – UI Command to Device</w:t>
+      </w:r>
+    </w:p>
+    <w:p>
+      <w:pPr>
+        <w:spacing w:after="240" w:before="240" w:line="360" w:lineRule="auto"/>
+        <w:rPr/>
+      </w:pPr>
+      <w:r>
+        <w:rPr>
           <w:b w:val="1"/>
           <w:bCs w:val="1"/>
-          <w:i w:val="0"/>
-          <w:iCs w:val="0"/>
-          <w:smallCaps w:val="0"/>
-          <w:strike w:val="0"/>
-          <w:color w:val="000000"/>
-          <w:sz w:val="26"/>
-          <w:szCs w:val="26"/>
-          <w:u w:val="none"/>
-          <w:shd w:fill="auto" w:val="clear"/>
-          <w:vertAlign w:val="baseline"/>
-        </w:rPr>
-      </w:pPr>
-      <w:r>
-        <w:rPr>
-          <w:rFonts w:ascii="Arial" w:cs="Arial" w:eastAsia="Arial" w:hAnsi="Arial"/>
+          <w:rtl w:val="0"/>
+        </w:rPr>
+        <w:t xml:space="preserve">Description:</w:t>
+      </w:r>
+      <w:r>
+        <w:rPr>
+          <w:rtl w:val="0"/>
+        </w:rPr>
+        <w:t xml:space="preserve"> The interaction flow describes how the system synchronizes state between the high-level UI and the low-level hardware using an event-driven approach.</w:t>
+      </w:r>
+    </w:p>
+    <w:p>
+      <w:pPr>
+        <w:spacing w:after="240" w:before="240" w:line="360" w:lineRule="auto"/>
+        <w:rPr>
           <w:b w:val="1"/>
           <w:bCs w:val="1"/>
-          <w:i w:val="0"/>
-          <w:iCs w:val="0"/>
-          <w:smallCaps w:val="0"/>
-          <w:strike w:val="0"/>
-          <w:color w:val="000000"/>
-          <w:sz w:val="26"/>
-          <w:szCs w:val="26"/>
-          <w:u w:val="none"/>
-          <w:shd w:fill="auto" w:val="clear"/>
-          <w:vertAlign w:val="baseline"/>
-          <w:rtl w:val="0"/>
-        </w:rPr>
-        <w:t xml:space="preserve">D4 Interaction Flow – UI Command to Device</w:t>
-      </w:r>
-    </w:p>
-    <w:p>
-      <w:pPr>
-        <w:spacing w:line="360" w:lineRule="auto"/>
-        <w:rPr>
-          <w:b w:val="0"/>
-          <w:bCs w:val="0"/>
-          <w:vertAlign w:val="baseline"/>
         </w:rPr>
       </w:pPr>
       <w:r>
         <w:rPr>
           <w:b w:val="1"/>
           <w:bCs w:val="1"/>
-          <w:vertAlign w:val="baseline"/>
-          <w:rtl w:val="0"/>
-        </w:rPr>
-        <w:t xml:space="preserve">Description:</w:t>
-      </w:r>
-      <w:r>
-        <w:rPr>
-          <w:rtl w:val="0"/>
-        </w:rPr>
-      </w:r>
-    </w:p>
-    <w:p>
-      <w:pPr>
-        <w:spacing w:line="360" w:lineRule="auto"/>
-        <w:rPr>
-          <w:vertAlign w:val="baseline"/>
-        </w:rPr>
-      </w:pPr>
-      <w:r>
-        <w:rPr>
-          <w:vertAlign w:val="baseline"/>
-          <w:rtl w:val="0"/>
-        </w:rPr>
-        <w:t xml:space="preserve">The following interactions sequence describes how a user command goes through the system.</w:t>
-      </w:r>
-    </w:p>
-    <w:p>
-      <w:pPr>
-        <w:spacing w:line="360" w:lineRule="auto"/>
-        <w:rPr>
-          <w:vertAlign w:val="baseline"/>
-        </w:rPr>
-      </w:pPr>
-      <w:r>
-        <w:rPr>
-          <w:rtl w:val="0"/>
-        </w:rPr>
-      </w:r>
-    </w:p>
-    <w:p>
-      <w:pPr>
-        <w:spacing w:line="360" w:lineRule="auto"/>
-        <w:rPr>
-          <w:vertAlign w:val="baseline"/>
-        </w:rPr>
-      </w:pPr>
-      <w:r>
-        <w:rPr>
-          <w:vertAlign w:val="baseline"/>
-          <w:rtl w:val="0"/>
-        </w:rPr>
-        <w:t xml:space="preserve">Scenario: User toggles light from UI</w:t>
+          <w:rtl w:val="0"/>
+        </w:rPr>
+        <w:t xml:space="preserve">Scenario 1: Automated Event (Sensor Trigger)</w:t>
       </w:r>
     </w:p>
     <w:p>
@@ -3518,16 +4059,36 @@
           <w:ilvl w:val="0"/>
           <w:numId w:val="3"/>
         </w:numPr>
-        <w:spacing w:line="360" w:lineRule="auto"/>
+        <w:spacing w:after="0" w:afterAutospacing="0" w:before="240" w:line="360" w:lineRule="auto"/>
         <w:ind w:left="720" w:hanging="360"/>
-        <w:rPr/>
-      </w:pPr>
-      <w:r>
-        <w:rPr>
-          <w:vertAlign w:val="baseline"/>
-          <w:rtl w:val="0"/>
-        </w:rPr>
-        <w:t xml:space="preserve">UI sends command to server.</w:t>
+      </w:pPr>
+      <w:r>
+        <w:rPr>
+          <w:b w:val="1"/>
+          <w:bCs w:val="1"/>
+          <w:rtl w:val="0"/>
+        </w:rPr>
+        <w:t xml:space="preserve">Detection:</w:t>
+      </w:r>
+      <w:r>
+        <w:rPr>
+          <w:rtl w:val="0"/>
+        </w:rPr>
+        <w:t xml:space="preserve"> </w:t>
+      </w:r>
+      <w:r>
+        <w:rPr>
+          <w:rFonts w:ascii="Roboto Mono" w:cs="Roboto Mono" w:eastAsia="Roboto Mono" w:hAnsi="Roboto Mono"/>
+          <w:color w:val="188038"/>
+          <w:rtl w:val="0"/>
+        </w:rPr>
+        <w:t xml:space="preserve">SteamSensor</w:t>
+      </w:r>
+      <w:r>
+        <w:rPr>
+          <w:rtl w:val="0"/>
+        </w:rPr>
+        <w:t xml:space="preserve"> detects moisture (Rain).</w:t>
       </w:r>
     </w:p>
     <w:p>
@@ -3536,16 +4097,36 @@
           <w:ilvl w:val="0"/>
           <w:numId w:val="3"/>
         </w:numPr>
-        <w:spacing w:line="360" w:lineRule="auto"/>
+        <w:spacing w:after="0" w:afterAutospacing="0" w:before="0" w:beforeAutospacing="0" w:line="360" w:lineRule="auto"/>
         <w:ind w:left="720" w:hanging="360"/>
-        <w:rPr/>
-      </w:pPr>
-      <w:r>
-        <w:rPr>
-          <w:vertAlign w:val="baseline"/>
-          <w:rtl w:val="0"/>
-        </w:rPr>
-        <w:t xml:space="preserve">Server forwards command to gateway.</w:t>
+      </w:pPr>
+      <w:r>
+        <w:rPr>
+          <w:b w:val="1"/>
+          <w:bCs w:val="1"/>
+          <w:rtl w:val="0"/>
+        </w:rPr>
+        <w:t xml:space="preserve">Notification:</w:t>
+      </w:r>
+      <w:r>
+        <w:rPr>
+          <w:rtl w:val="0"/>
+        </w:rPr>
+        <w:t xml:space="preserve"> The sensor (Subject) calls its </w:t>
+      </w:r>
+      <w:r>
+        <w:rPr>
+          <w:rFonts w:ascii="Roboto Mono" w:cs="Roboto Mono" w:eastAsia="Roboto Mono" w:hAnsi="Roboto Mono"/>
+          <w:color w:val="188038"/>
+          <w:rtl w:val="0"/>
+        </w:rPr>
+        <w:t xml:space="preserve">notify()</w:t>
+      </w:r>
+      <w:r>
+        <w:rPr>
+          <w:rtl w:val="0"/>
+        </w:rPr>
+        <w:t xml:space="preserve"> method.</w:t>
       </w:r>
     </w:p>
     <w:p>
@@ -3554,16 +4135,50 @@
           <w:ilvl w:val="0"/>
           <w:numId w:val="3"/>
         </w:numPr>
-        <w:spacing w:line="360" w:lineRule="auto"/>
+        <w:spacing w:after="0" w:afterAutospacing="0" w:before="0" w:beforeAutospacing="0" w:line="360" w:lineRule="auto"/>
         <w:ind w:left="720" w:hanging="360"/>
-        <w:rPr/>
-      </w:pPr>
-      <w:r>
-        <w:rPr>
-          <w:vertAlign w:val="baseline"/>
-          <w:rtl w:val="0"/>
-        </w:rPr>
-        <w:t xml:space="preserve">Gateway writes CMD message via serial</w:t>
+      </w:pPr>
+      <w:r>
+        <w:rPr>
+          <w:b w:val="1"/>
+          <w:bCs w:val="1"/>
+          <w:rtl w:val="0"/>
+        </w:rPr>
+        <w:t xml:space="preserve">Update:</w:t>
+      </w:r>
+      <w:r>
+        <w:rPr>
+          <w:rtl w:val="0"/>
+        </w:rPr>
+        <w:t xml:space="preserve"> All attached Observers (</w:t>
+      </w:r>
+      <w:r>
+        <w:rPr>
+          <w:rFonts w:ascii="Roboto Mono" w:cs="Roboto Mono" w:eastAsia="Roboto Mono" w:hAnsi="Roboto Mono"/>
+          <w:color w:val="188038"/>
+          <w:rtl w:val="0"/>
+        </w:rPr>
+        <w:t xml:space="preserve">DoorDevice</w:t>
+      </w:r>
+      <w:r>
+        <w:rPr>
+          <w:rtl w:val="0"/>
+        </w:rPr>
+        <w:t xml:space="preserve">, </w:t>
+      </w:r>
+      <w:r>
+        <w:rPr>
+          <w:rFonts w:ascii="Roboto Mono" w:cs="Roboto Mono" w:eastAsia="Roboto Mono" w:hAnsi="Roboto Mono"/>
+          <w:color w:val="188038"/>
+          <w:rtl w:val="0"/>
+        </w:rPr>
+        <w:t xml:space="preserve">WindowDevice</w:t>
+      </w:r>
+      <w:r>
+        <w:rPr>
+          <w:rtl w:val="0"/>
+        </w:rPr>
+        <w:t xml:space="preserve">) receive the update and trigger their "Close" logic.</w:t>
       </w:r>
     </w:p>
     <w:p>
@@ -3572,70 +4187,238 @@
           <w:ilvl w:val="0"/>
           <w:numId w:val="3"/>
         </w:numPr>
-        <w:spacing w:line="360" w:lineRule="auto"/>
+        <w:spacing w:after="240" w:before="0" w:beforeAutospacing="0" w:line="360" w:lineRule="auto"/>
         <w:ind w:left="720" w:hanging="360"/>
-        <w:rPr/>
-      </w:pPr>
-      <w:r>
-        <w:rPr>
-          <w:vertAlign w:val="baseline"/>
-          <w:rtl w:val="0"/>
-        </w:rPr>
-        <w:t xml:space="preserve">Arduino decodes CMD message.</w:t>
+      </w:pPr>
+      <w:r>
+        <w:rPr>
+          <w:b w:val="1"/>
+          <w:bCs w:val="1"/>
+          <w:rtl w:val="0"/>
+        </w:rPr>
+        <w:t xml:space="preserve">Feedback:</w:t>
+      </w:r>
+      <w:r>
+        <w:rPr>
+          <w:rtl w:val="0"/>
+        </w:rPr>
+        <w:t xml:space="preserve"> The Arduino sends an </w:t>
+      </w:r>
+      <w:r>
+        <w:rPr>
+          <w:rFonts w:ascii="Roboto Mono" w:cs="Roboto Mono" w:eastAsia="Roboto Mono" w:hAnsi="Roboto Mono"/>
+          <w:color w:val="188038"/>
+          <w:rtl w:val="0"/>
+        </w:rPr>
+        <w:t xml:space="preserve">OBS</w:t>
+      </w:r>
+      <w:r>
+        <w:rPr>
+          <w:rtl w:val="0"/>
+        </w:rPr>
+        <w:t xml:space="preserve"> (Observation) or </w:t>
+      </w:r>
+      <w:r>
+        <w:rPr>
+          <w:rFonts w:ascii="Roboto Mono" w:cs="Roboto Mono" w:eastAsia="Roboto Mono" w:hAnsi="Roboto Mono"/>
+          <w:color w:val="188038"/>
+          <w:rtl w:val="0"/>
+        </w:rPr>
+        <w:t xml:space="preserve">ACK</w:t>
+      </w:r>
+      <w:r>
+        <w:rPr>
+          <w:rtl w:val="0"/>
+        </w:rPr>
+        <w:t xml:space="preserve"> message through the </w:t>
+      </w:r>
+      <w:r>
+        <w:rPr>
+          <w:b w:val="1"/>
+          <w:bCs w:val="1"/>
+          <w:rtl w:val="0"/>
+        </w:rPr>
+        <w:t xml:space="preserve">Node.js Gateway</w:t>
+      </w:r>
+      <w:r>
+        <w:rPr>
+          <w:rtl w:val="0"/>
+        </w:rPr>
+        <w:t xml:space="preserve"> to update the UI state.</w:t>
+      </w:r>
+    </w:p>
+    <w:p>
+      <w:pPr>
+        <w:spacing w:after="240" w:before="240" w:line="360" w:lineRule="auto"/>
+        <w:rPr>
+          <w:b w:val="1"/>
+          <w:bCs w:val="1"/>
+        </w:rPr>
+      </w:pPr>
+      <w:r>
+        <w:rPr>
+          <w:b w:val="1"/>
+          <w:bCs w:val="1"/>
+          <w:rtl w:val="0"/>
+        </w:rPr>
+        <w:t xml:space="preserve">Scenario 2: Manual Command (UI Toggle)</w:t>
       </w:r>
     </w:p>
     <w:p>
       <w:pPr>
         <w:numPr>
           <w:ilvl w:val="0"/>
-          <w:numId w:val="3"/>
+          <w:numId w:val="1"/>
         </w:numPr>
-        <w:spacing w:line="360" w:lineRule="auto"/>
+        <w:spacing w:after="0" w:afterAutospacing="0" w:before="240" w:line="360" w:lineRule="auto"/>
         <w:ind w:left="720" w:hanging="360"/>
-        <w:rPr/>
-      </w:pPr>
-      <w:r>
-        <w:rPr>
-          <w:vertAlign w:val="baseline"/>
-          <w:rtl w:val="0"/>
-        </w:rPr>
-        <w:t xml:space="preserve">DeviceController updates DeviceState.</w:t>
+      </w:pPr>
+      <w:r>
+        <w:rPr>
+          <w:b w:val="1"/>
+          <w:bCs w:val="1"/>
+          <w:rtl w:val="0"/>
+        </w:rPr>
+        <w:t xml:space="preserve">UI:</w:t>
+      </w:r>
+      <w:r>
+        <w:rPr>
+          <w:rtl w:val="0"/>
+        </w:rPr>
+        <w:t xml:space="preserve"> User clicks "Toggle Light."</w:t>
       </w:r>
     </w:p>
     <w:p>
       <w:pPr>
         <w:numPr>
           <w:ilvl w:val="0"/>
-          <w:numId w:val="3"/>
+          <w:numId w:val="1"/>
         </w:numPr>
-        <w:spacing w:line="360" w:lineRule="auto"/>
+        <w:spacing w:after="0" w:afterAutospacing="0" w:before="0" w:beforeAutospacing="0" w:line="360" w:lineRule="auto"/>
         <w:ind w:left="720" w:hanging="360"/>
-        <w:rPr/>
-      </w:pPr>
-      <w:r>
-        <w:rPr>
-          <w:vertAlign w:val="baseline"/>
-          <w:rtl w:val="0"/>
-        </w:rPr>
-        <w:t xml:space="preserve">ActuatorManager applies physical change.</w:t>
+      </w:pPr>
+      <w:r>
+        <w:rPr>
+          <w:b w:val="1"/>
+          <w:bCs w:val="1"/>
+          <w:rtl w:val="0"/>
+        </w:rPr>
+        <w:t xml:space="preserve">Gateway:</w:t>
+      </w:r>
+      <w:r>
+        <w:rPr>
+          <w:rtl w:val="0"/>
+        </w:rPr>
+        <w:t xml:space="preserve"> The Node.js gateway receives the command from the server and writes a </w:t>
+      </w:r>
+      <w:r>
+        <w:rPr>
+          <w:rFonts w:ascii="Roboto Mono" w:cs="Roboto Mono" w:eastAsia="Roboto Mono" w:hAnsi="Roboto Mono"/>
+          <w:color w:val="188038"/>
+          <w:rtl w:val="0"/>
+        </w:rPr>
+        <w:t xml:space="preserve">CMD;light=1</w:t>
+      </w:r>
+      <w:r>
+        <w:rPr>
+          <w:rtl w:val="0"/>
+        </w:rPr>
+        <w:t xml:space="preserve"> string to the Serial port.</w:t>
       </w:r>
     </w:p>
     <w:p>
       <w:pPr>
         <w:numPr>
           <w:ilvl w:val="0"/>
-          <w:numId w:val="3"/>
+          <w:numId w:val="1"/>
         </w:numPr>
-        <w:spacing w:line="360" w:lineRule="auto"/>
+        <w:spacing w:after="0" w:afterAutospacing="0" w:before="0" w:beforeAutospacing="0" w:line="360" w:lineRule="auto"/>
         <w:ind w:left="720" w:hanging="360"/>
-        <w:rPr/>
-      </w:pPr>
-      <w:r>
-        <w:rPr>
-          <w:vertAlign w:val="baseline"/>
-          <w:rtl w:val="0"/>
-        </w:rPr>
-        <w:t xml:space="preserve">Arduino sends ACK + updated state back via Serial.</w:t>
+      </w:pPr>
+      <w:r>
+        <w:rPr>
+          <w:b w:val="1"/>
+          <w:bCs w:val="1"/>
+          <w:rtl w:val="0"/>
+        </w:rPr>
+        <w:t xml:space="preserve">Arduino:</w:t>
+      </w:r>
+      <w:r>
+        <w:rPr>
+          <w:rtl w:val="0"/>
+        </w:rPr>
+        <w:t xml:space="preserve"> The </w:t>
+      </w:r>
+      <w:r>
+        <w:rPr>
+          <w:rFonts w:ascii="Roboto Mono" w:cs="Roboto Mono" w:eastAsia="Roboto Mono" w:hAnsi="Roboto Mono"/>
+          <w:color w:val="188038"/>
+          <w:rtl w:val="0"/>
+        </w:rPr>
+        <w:t xml:space="preserve">CommandHandler</w:t>
+      </w:r>
+      <w:r>
+        <w:rPr>
+          <w:rtl w:val="0"/>
+        </w:rPr>
+        <w:t xml:space="preserve"> decodes the message and instructs the </w:t>
+      </w:r>
+      <w:r>
+        <w:rPr>
+          <w:rFonts w:ascii="Roboto Mono" w:cs="Roboto Mono" w:eastAsia="Roboto Mono" w:hAnsi="Roboto Mono"/>
+          <w:color w:val="188038"/>
+          <w:rtl w:val="0"/>
+        </w:rPr>
+        <w:t xml:space="preserve">ActuatorManager</w:t>
+      </w:r>
+      <w:r>
+        <w:rPr>
+          <w:rtl w:val="0"/>
+        </w:rPr>
+        <w:t xml:space="preserve"> to apply the state change.</w:t>
+      </w:r>
+    </w:p>
+    <w:p>
+      <w:pPr>
+        <w:numPr>
+          <w:ilvl w:val="0"/>
+          <w:numId w:val="1"/>
+        </w:numPr>
+        <w:spacing w:after="240" w:before="0" w:beforeAutospacing="0" w:line="360" w:lineRule="auto"/>
+        <w:ind w:left="720" w:hanging="360"/>
+      </w:pPr>
+      <w:r>
+        <w:rPr>
+          <w:b w:val="1"/>
+          <w:bCs w:val="1"/>
+          <w:rtl w:val="0"/>
+        </w:rPr>
+        <w:t xml:space="preserve">Verification:</w:t>
+      </w:r>
+      <w:r>
+        <w:rPr>
+          <w:rtl w:val="0"/>
+        </w:rPr>
+        <w:t xml:space="preserve"> The system sends an </w:t>
+      </w:r>
+      <w:r>
+        <w:rPr>
+          <w:rFonts w:ascii="Roboto Mono" w:cs="Roboto Mono" w:eastAsia="Roboto Mono" w:hAnsi="Roboto Mono"/>
+          <w:color w:val="188038"/>
+          <w:rtl w:val="0"/>
+        </w:rPr>
+        <w:t xml:space="preserve">ACK</w:t>
+      </w:r>
+      <w:r>
+        <w:rPr>
+          <w:rtl w:val="0"/>
+        </w:rPr>
+        <w:t xml:space="preserve"> back to ensure the UI reflects the actual hardware state.</w:t>
+      </w:r>
+      <w:r>
+        <w:rPr>
+          <w:rtl w:val="0"/>
+        </w:rPr>
       </w:r>
     </w:p>
     <w:p>
@@ -3667,7 +4450,7 @@
           <wp:inline distB="0" distT="0" distL="114300" distR="114300">
             <wp:extent cx="4895850" cy="3295650"/>
             <wp:effectExtent b="0" l="0" r="0" t="0"/>
-            <wp:docPr id="2" name="image2.png"/>
+            <wp:docPr id="5" name="image2.png"/>
             <a:graphic>
               <a:graphicData uri="http://schemas.openxmlformats.org/drawingml/2006/picture">
                 <pic:pic>
@@ -3676,7 +4459,7 @@
                     <pic:cNvPicPr preferRelativeResize="0"/>
                   </pic:nvPicPr>
                   <pic:blipFill>
-                    <a:blip r:embed="rId9"/>
+                    <a:blip r:embed="rId10"/>
                     <a:srcRect b="0" l="0" r="0" t="0"/>
                     <a:stretch>
                       <a:fillRect/>
@@ -3825,16 +4608,16 @@
           <wp:inline distB="0" distT="0" distL="114300" distR="114300">
             <wp:extent cx="5763895" cy="2492375"/>
             <wp:effectExtent b="0" l="0" r="0" t="0"/>
-            <wp:docPr id="4" name="image1.png"/>
+            <wp:docPr id="4" name="image3.png"/>
             <a:graphic>
               <a:graphicData uri="http://schemas.openxmlformats.org/drawingml/2006/picture">
                 <pic:pic>
                   <pic:nvPicPr>
-                    <pic:cNvPr id="0" name="image1.png"/>
+                    <pic:cNvPr id="0" name="image3.png"/>
                     <pic:cNvPicPr preferRelativeResize="0"/>
                   </pic:nvPicPr>
                   <pic:blipFill>
-                    <a:blip r:embed="rId10"/>
+                    <a:blip r:embed="rId11"/>
                     <a:srcRect b="0" l="0" r="0" t="0"/>
                     <a:stretch>
                       <a:fillRect/>
@@ -3993,70 +4776,40 @@
     </w:p>
     <w:p>
       <w:pPr>
+        <w:pStyle w:val="Heading2"/>
         <w:keepNext w:val="1"/>
-        <w:keepLines w:val="0"/>
-        <w:pageBreakBefore w:val="0"/>
-        <w:widowControl w:val="1"/>
-        <w:pBdr>
-          <w:top w:space="0" w:sz="0" w:val="nil"/>
-          <w:left w:space="0" w:sz="0" w:val="nil"/>
-          <w:bottom w:space="0" w:sz="0" w:val="nil"/>
-          <w:right w:space="0" w:sz="0" w:val="nil"/>
-          <w:between w:space="0" w:sz="0" w:val="nil"/>
-        </w:pBdr>
-        <w:shd w:fill="auto" w:val="clear"/>
         <w:spacing w:after="60" w:before="240" w:line="360" w:lineRule="auto"/>
-        <w:ind w:left="0" w:right="0" w:firstLine="0"/>
-        <w:jc w:val="left"/>
-        <w:rPr>
-          <w:rFonts w:ascii="Arial" w:cs="Arial" w:eastAsia="Arial" w:hAnsi="Arial"/>
+        <w:rPr>
+          <w:sz w:val="28"/>
+          <w:szCs w:val="28"/>
+          <w:vertAlign w:val="baseline"/>
+        </w:rPr>
+      </w:pPr>
+      <w:bookmarkStart w:colFirst="0" w:colLast="0" w:name="_heading=h.1p7k0sc50dd" w:id="8"/>
+      <w:bookmarkEnd w:id="8"/>
+      <w:r>
+        <w:rPr>
+          <w:sz w:val="28"/>
+          <w:szCs w:val="28"/>
+          <w:vertAlign w:val="baseline"/>
+          <w:rtl w:val="0"/>
+        </w:rPr>
+        <w:t xml:space="preserve">D5 Fault Handling &amp; Safe Behaviour</w:t>
+      </w:r>
+    </w:p>
+    <w:p>
+      <w:pPr>
+        <w:spacing w:line="360" w:lineRule="auto"/>
+        <w:rPr>
+          <w:b w:val="0"/>
+          <w:bCs w:val="0"/>
+          <w:vertAlign w:val="baseline"/>
+        </w:rPr>
+      </w:pPr>
+      <w:r>
+        <w:rPr>
           <w:b w:val="1"/>
           <w:bCs w:val="1"/>
-          <w:i w:val="0"/>
-          <w:iCs w:val="0"/>
-          <w:smallCaps w:val="0"/>
-          <w:strike w:val="0"/>
-          <w:color w:val="000000"/>
-          <w:sz w:val="26"/>
-          <w:szCs w:val="26"/>
-          <w:u w:val="none"/>
-          <w:shd w:fill="auto" w:val="clear"/>
-          <w:vertAlign w:val="baseline"/>
-        </w:rPr>
-      </w:pPr>
-      <w:r>
-        <w:rPr>
-          <w:rFonts w:ascii="Arial" w:cs="Arial" w:eastAsia="Arial" w:hAnsi="Arial"/>
-          <w:b w:val="1"/>
-          <w:bCs w:val="1"/>
-          <w:i w:val="0"/>
-          <w:iCs w:val="0"/>
-          <w:smallCaps w:val="0"/>
-          <w:strike w:val="0"/>
-          <w:color w:val="000000"/>
-          <w:sz w:val="26"/>
-          <w:szCs w:val="26"/>
-          <w:u w:val="none"/>
-          <w:shd w:fill="auto" w:val="clear"/>
-          <w:vertAlign w:val="baseline"/>
-          <w:rtl w:val="0"/>
-        </w:rPr>
-        <w:t xml:space="preserve">D5 Fault Handling &amp; Safe Behaviour</w:t>
-      </w:r>
-    </w:p>
-    <w:p>
-      <w:pPr>
-        <w:spacing w:line="360" w:lineRule="auto"/>
-        <w:rPr>
-          <w:b w:val="0"/>
-          <w:bCs w:val="0"/>
-          <w:vertAlign w:val="baseline"/>
-        </w:rPr>
-      </w:pPr>
-      <w:r>
-        <w:rPr>
-          <w:b w:val="1"/>
-          <w:bCs w:val="1"/>
           <w:vertAlign w:val="baseline"/>
           <w:rtl w:val="0"/>
         </w:rPr>
@@ -4101,7 +4854,7 @@
       <w:pPr>
         <w:numPr>
           <w:ilvl w:val="0"/>
-          <w:numId w:val="2"/>
+          <w:numId w:val="6"/>
         </w:numPr>
         <w:ind w:left="720" w:hanging="360"/>
         <w:rPr/>
@@ -4113,12 +4866,17 @@
         </w:rPr>
         <w:t xml:space="preserve">The Arduino continues operating in its last known safe state.</w:t>
       </w:r>
+      <w:r>
+        <w:rPr>
+          <w:rtl w:val="0"/>
+        </w:rPr>
+      </w:r>
     </w:p>
     <w:p>
       <w:pPr>
         <w:numPr>
           <w:ilvl w:val="0"/>
-          <w:numId w:val="2"/>
+          <w:numId w:val="6"/>
         </w:numPr>
         <w:ind w:left="720" w:hanging="360"/>
         <w:rPr/>
@@ -4130,12 +4888,17 @@
         </w:rPr>
         <w:t xml:space="preserve">Incoming commands must be validated before actuation.</w:t>
       </w:r>
+      <w:r>
+        <w:rPr>
+          <w:rtl w:val="0"/>
+        </w:rPr>
+      </w:r>
     </w:p>
     <w:p>
       <w:pPr>
         <w:numPr>
           <w:ilvl w:val="0"/>
-          <w:numId w:val="2"/>
+          <w:numId w:val="6"/>
         </w:numPr>
         <w:ind w:left="720" w:hanging="360"/>
         <w:rPr/>
@@ -4160,12 +4923,17 @@
         </w:rPr>
         <w:t xml:space="preserve">.</w:t>
       </w:r>
+      <w:r>
+        <w:rPr>
+          <w:rtl w:val="0"/>
+        </w:rPr>
+      </w:r>
     </w:p>
     <w:p>
       <w:pPr>
         <w:numPr>
           <w:ilvl w:val="0"/>
-          <w:numId w:val="2"/>
+          <w:numId w:val="6"/>
         </w:numPr>
         <w:ind w:left="720" w:hanging="360"/>
         <w:rPr/>
@@ -4176,6 +4944,11 @@
           <w:rtl w:val="0"/>
         </w:rPr>
         <w:t xml:space="preserve">The gateway is responsible for dropping corrupted data and logging errors.</w:t>
+      </w:r>
+      <w:r>
+        <w:rPr>
+          <w:rtl w:val="0"/>
+        </w:rPr>
       </w:r>
     </w:p>
     <w:p>
@@ -4250,7 +5023,7 @@
         <w:ind w:left="720" w:hanging="360"/>
       </w:pPr>
       <w:rPr>
-        <w:vertAlign w:val="baseline"/>
+        <w:u w:val="none"/>
       </w:rPr>
     </w:lvl>
     <w:lvl w:ilvl="1">
@@ -4262,19 +5035,19 @@
         <w:ind w:left="1440" w:hanging="360"/>
       </w:pPr>
       <w:rPr>
-        <w:vertAlign w:val="baseline"/>
+        <w:u w:val="none"/>
       </w:rPr>
     </w:lvl>
     <w:lvl w:ilvl="2">
       <w:start w:val="1"/>
       <w:numFmt w:val="lowerRoman"/>
       <w:lvlText w:val="%3."/>
-      <w:lvlJc w:val="right"/>
-      <w:pPr>
-        <w:ind w:left="2160" w:hanging="180"/>
+      <w:lvlJc w:val="left"/>
+      <w:pPr>
+        <w:ind w:left="2160" w:hanging="360"/>
       </w:pPr>
       <w:rPr>
-        <w:vertAlign w:val="baseline"/>
+        <w:u w:val="none"/>
       </w:rPr>
     </w:lvl>
     <w:lvl w:ilvl="3">
@@ -4286,7 +5059,7 @@
         <w:ind w:left="2880" w:hanging="360"/>
       </w:pPr>
       <w:rPr>
-        <w:vertAlign w:val="baseline"/>
+        <w:u w:val="none"/>
       </w:rPr>
     </w:lvl>
     <w:lvl w:ilvl="4">
@@ -4298,19 +5071,19 @@
         <w:ind w:left="3600" w:hanging="360"/>
       </w:pPr>
       <w:rPr>
-        <w:vertAlign w:val="baseline"/>
+        <w:u w:val="none"/>
       </w:rPr>
     </w:lvl>
     <w:lvl w:ilvl="5">
       <w:start w:val="1"/>
       <w:numFmt w:val="lowerRoman"/>
       <w:lvlText w:val="%6."/>
-      <w:lvlJc w:val="right"/>
-      <w:pPr>
-        <w:ind w:left="4320" w:hanging="180"/>
+      <w:lvlJc w:val="left"/>
+      <w:pPr>
+        <w:ind w:left="4320" w:hanging="360"/>
       </w:pPr>
       <w:rPr>
-        <w:vertAlign w:val="baseline"/>
+        <w:u w:val="none"/>
       </w:rPr>
     </w:lvl>
     <w:lvl w:ilvl="6">
@@ -4322,7 +5095,7 @@
         <w:ind w:left="5040" w:hanging="360"/>
       </w:pPr>
       <w:rPr>
-        <w:vertAlign w:val="baseline"/>
+        <w:u w:val="none"/>
       </w:rPr>
     </w:lvl>
     <w:lvl w:ilvl="7">
@@ -4334,23 +5107,463 @@
         <w:ind w:left="5760" w:hanging="360"/>
       </w:pPr>
       <w:rPr>
-        <w:vertAlign w:val="baseline"/>
+        <w:u w:val="none"/>
       </w:rPr>
     </w:lvl>
     <w:lvl w:ilvl="8">
       <w:start w:val="1"/>
       <w:numFmt w:val="lowerRoman"/>
       <w:lvlText w:val="%9."/>
-      <w:lvlJc w:val="right"/>
-      <w:pPr>
-        <w:ind w:left="6480" w:hanging="180"/>
+      <w:lvlJc w:val="left"/>
+      <w:pPr>
+        <w:ind w:left="6480" w:hanging="360"/>
       </w:pPr>
       <w:rPr>
-        <w:vertAlign w:val="baseline"/>
+        <w:u w:val="none"/>
       </w:rPr>
     </w:lvl>
   </w:abstractNum>
   <w:abstractNum w:abstractNumId="2">
+    <w:lvl w:ilvl="0">
+      <w:start w:val="1"/>
+      <w:numFmt w:val="bullet"/>
+      <w:lvlText w:val="●"/>
+      <w:lvlJc w:val="left"/>
+      <w:pPr>
+        <w:ind w:left="720" w:hanging="360"/>
+      </w:pPr>
+      <w:rPr>
+        <w:u w:val="none"/>
+      </w:rPr>
+    </w:lvl>
+    <w:lvl w:ilvl="1">
+      <w:start w:val="1"/>
+      <w:numFmt w:val="bullet"/>
+      <w:lvlText w:val="○"/>
+      <w:lvlJc w:val="left"/>
+      <w:pPr>
+        <w:ind w:left="1440" w:hanging="360"/>
+      </w:pPr>
+      <w:rPr>
+        <w:u w:val="none"/>
+      </w:rPr>
+    </w:lvl>
+    <w:lvl w:ilvl="2">
+      <w:start w:val="1"/>
+      <w:numFmt w:val="bullet"/>
+      <w:lvlText w:val="■"/>
+      <w:lvlJc w:val="left"/>
+      <w:pPr>
+        <w:ind w:left="2160" w:hanging="360"/>
+      </w:pPr>
+      <w:rPr>
+        <w:u w:val="none"/>
+      </w:rPr>
+    </w:lvl>
+    <w:lvl w:ilvl="3">
+      <w:start w:val="1"/>
+      <w:numFmt w:val="bullet"/>
+      <w:lvlText w:val="●"/>
+      <w:lvlJc w:val="left"/>
+      <w:pPr>
+        <w:ind w:left="2880" w:hanging="360"/>
+      </w:pPr>
+      <w:rPr>
+        <w:u w:val="none"/>
+      </w:rPr>
+    </w:lvl>
+    <w:lvl w:ilvl="4">
+      <w:start w:val="1"/>
+      <w:numFmt w:val="bullet"/>
+      <w:lvlText w:val="○"/>
+      <w:lvlJc w:val="left"/>
+      <w:pPr>
+        <w:ind w:left="3600" w:hanging="360"/>
+      </w:pPr>
+      <w:rPr>
+        <w:u w:val="none"/>
+      </w:rPr>
+    </w:lvl>
+    <w:lvl w:ilvl="5">
+      <w:start w:val="1"/>
+      <w:numFmt w:val="bullet"/>
+      <w:lvlText w:val="■"/>
+      <w:lvlJc w:val="left"/>
+      <w:pPr>
+        <w:ind w:left="4320" w:hanging="360"/>
+      </w:pPr>
+      <w:rPr>
+        <w:u w:val="none"/>
+      </w:rPr>
+    </w:lvl>
+    <w:lvl w:ilvl="6">
+      <w:start w:val="1"/>
+      <w:numFmt w:val="bullet"/>
+      <w:lvlText w:val="●"/>
+      <w:lvlJc w:val="left"/>
+      <w:pPr>
+        <w:ind w:left="5040" w:hanging="360"/>
+      </w:pPr>
+      <w:rPr>
+        <w:u w:val="none"/>
+      </w:rPr>
+    </w:lvl>
+    <w:lvl w:ilvl="7">
+      <w:start w:val="1"/>
+      <w:numFmt w:val="bullet"/>
+      <w:lvlText w:val="○"/>
+      <w:lvlJc w:val="left"/>
+      <w:pPr>
+        <w:ind w:left="5760" w:hanging="360"/>
+      </w:pPr>
+      <w:rPr>
+        <w:u w:val="none"/>
+      </w:rPr>
+    </w:lvl>
+    <w:lvl w:ilvl="8">
+      <w:start w:val="1"/>
+      <w:numFmt w:val="bullet"/>
+      <w:lvlText w:val="■"/>
+      <w:lvlJc w:val="left"/>
+      <w:pPr>
+        <w:ind w:left="6480" w:hanging="360"/>
+      </w:pPr>
+      <w:rPr>
+        <w:u w:val="none"/>
+      </w:rPr>
+    </w:lvl>
+  </w:abstractNum>
+  <w:abstractNum w:abstractNumId="3">
+    <w:lvl w:ilvl="0">
+      <w:start w:val="1"/>
+      <w:numFmt w:val="decimal"/>
+      <w:lvlText w:val="%1."/>
+      <w:lvlJc w:val="left"/>
+      <w:pPr>
+        <w:ind w:left="720" w:hanging="360"/>
+      </w:pPr>
+      <w:rPr>
+        <w:u w:val="none"/>
+      </w:rPr>
+    </w:lvl>
+    <w:lvl w:ilvl="1">
+      <w:start w:val="1"/>
+      <w:numFmt w:val="lowerLetter"/>
+      <w:lvlText w:val="%2."/>
+      <w:lvlJc w:val="left"/>
+      <w:pPr>
+        <w:ind w:left="1440" w:hanging="360"/>
+      </w:pPr>
+      <w:rPr>
+        <w:u w:val="none"/>
+      </w:rPr>
+    </w:lvl>
+    <w:lvl w:ilvl="2">
+      <w:start w:val="1"/>
+      <w:numFmt w:val="lowerRoman"/>
+      <w:lvlText w:val="%3."/>
+      <w:lvlJc w:val="left"/>
+      <w:pPr>
+        <w:ind w:left="2160" w:hanging="360"/>
+      </w:pPr>
+      <w:rPr>
+        <w:u w:val="none"/>
+      </w:rPr>
+    </w:lvl>
+    <w:lvl w:ilvl="3">
+      <w:start w:val="1"/>
+      <w:numFmt w:val="decimal"/>
+      <w:lvlText w:val="%4."/>
+      <w:lvlJc w:val="left"/>
+      <w:pPr>
+        <w:ind w:left="2880" w:hanging="360"/>
+      </w:pPr>
+      <w:rPr>
+        <w:u w:val="none"/>
+      </w:rPr>
+    </w:lvl>
+    <w:lvl w:ilvl="4">
+      <w:start w:val="1"/>
+      <w:numFmt w:val="lowerLetter"/>
+      <w:lvlText w:val="%5."/>
+      <w:lvlJc w:val="left"/>
+      <w:pPr>
+        <w:ind w:left="3600" w:hanging="360"/>
+      </w:pPr>
+      <w:rPr>
+        <w:u w:val="none"/>
+      </w:rPr>
+    </w:lvl>
+    <w:lvl w:ilvl="5">
+      <w:start w:val="1"/>
+      <w:numFmt w:val="lowerRoman"/>
+      <w:lvlText w:val="%6."/>
+      <w:lvlJc w:val="left"/>
+      <w:pPr>
+        <w:ind w:left="4320" w:hanging="360"/>
+      </w:pPr>
+      <w:rPr>
+        <w:u w:val="none"/>
+      </w:rPr>
+    </w:lvl>
+    <w:lvl w:ilvl="6">
+      <w:start w:val="1"/>
+      <w:numFmt w:val="decimal"/>
+      <w:lvlText w:val="%7."/>
+      <w:lvlJc w:val="left"/>
+      <w:pPr>
+        <w:ind w:left="5040" w:hanging="360"/>
+      </w:pPr>
+      <w:rPr>
+        <w:u w:val="none"/>
+      </w:rPr>
+    </w:lvl>
+    <w:lvl w:ilvl="7">
+      <w:start w:val="1"/>
+      <w:numFmt w:val="lowerLetter"/>
+      <w:lvlText w:val="%8."/>
+      <w:lvlJc w:val="left"/>
+      <w:pPr>
+        <w:ind w:left="5760" w:hanging="360"/>
+      </w:pPr>
+      <w:rPr>
+        <w:u w:val="none"/>
+      </w:rPr>
+    </w:lvl>
+    <w:lvl w:ilvl="8">
+      <w:start w:val="1"/>
+      <w:numFmt w:val="lowerRoman"/>
+      <w:lvlText w:val="%9."/>
+      <w:lvlJc w:val="left"/>
+      <w:pPr>
+        <w:ind w:left="6480" w:hanging="360"/>
+      </w:pPr>
+      <w:rPr>
+        <w:u w:val="none"/>
+      </w:rPr>
+    </w:lvl>
+  </w:abstractNum>
+  <w:abstractNum w:abstractNumId="4">
+    <w:lvl w:ilvl="0">
+      <w:start w:val="1"/>
+      <w:numFmt w:val="decimal"/>
+      <w:lvlText w:val="%1."/>
+      <w:lvlJc w:val="left"/>
+      <w:pPr>
+        <w:ind w:left="720" w:hanging="360"/>
+      </w:pPr>
+      <w:rPr>
+        <w:u w:val="none"/>
+      </w:rPr>
+    </w:lvl>
+    <w:lvl w:ilvl="1">
+      <w:start w:val="1"/>
+      <w:numFmt w:val="lowerLetter"/>
+      <w:lvlText w:val="%2."/>
+      <w:lvlJc w:val="left"/>
+      <w:pPr>
+        <w:ind w:left="1440" w:hanging="360"/>
+      </w:pPr>
+      <w:rPr>
+        <w:u w:val="none"/>
+      </w:rPr>
+    </w:lvl>
+    <w:lvl w:ilvl="2">
+      <w:start w:val="1"/>
+      <w:numFmt w:val="lowerRoman"/>
+      <w:lvlText w:val="%3."/>
+      <w:lvlJc w:val="left"/>
+      <w:pPr>
+        <w:ind w:left="2160" w:hanging="360"/>
+      </w:pPr>
+      <w:rPr>
+        <w:u w:val="none"/>
+      </w:rPr>
+    </w:lvl>
+    <w:lvl w:ilvl="3">
+      <w:start w:val="1"/>
+      <w:numFmt w:val="decimal"/>
+      <w:lvlText w:val="%4."/>
+      <w:lvlJc w:val="left"/>
+      <w:pPr>
+        <w:ind w:left="2880" w:hanging="360"/>
+      </w:pPr>
+      <w:rPr>
+        <w:u w:val="none"/>
+      </w:rPr>
+    </w:lvl>
+    <w:lvl w:ilvl="4">
+      <w:start w:val="1"/>
+      <w:numFmt w:val="lowerLetter"/>
+      <w:lvlText w:val="%5."/>
+      <w:lvlJc w:val="left"/>
+      <w:pPr>
+        <w:ind w:left="3600" w:hanging="360"/>
+      </w:pPr>
+      <w:rPr>
+        <w:u w:val="none"/>
+      </w:rPr>
+    </w:lvl>
+    <w:lvl w:ilvl="5">
+      <w:start w:val="1"/>
+      <w:numFmt w:val="lowerRoman"/>
+      <w:lvlText w:val="%6."/>
+      <w:lvlJc w:val="left"/>
+      <w:pPr>
+        <w:ind w:left="4320" w:hanging="360"/>
+      </w:pPr>
+      <w:rPr>
+        <w:u w:val="none"/>
+      </w:rPr>
+    </w:lvl>
+    <w:lvl w:ilvl="6">
+      <w:start w:val="1"/>
+      <w:numFmt w:val="decimal"/>
+      <w:lvlText w:val="%7."/>
+      <w:lvlJc w:val="left"/>
+      <w:pPr>
+        <w:ind w:left="5040" w:hanging="360"/>
+      </w:pPr>
+      <w:rPr>
+        <w:u w:val="none"/>
+      </w:rPr>
+    </w:lvl>
+    <w:lvl w:ilvl="7">
+      <w:start w:val="1"/>
+      <w:numFmt w:val="lowerLetter"/>
+      <w:lvlText w:val="%8."/>
+      <w:lvlJc w:val="left"/>
+      <w:pPr>
+        <w:ind w:left="5760" w:hanging="360"/>
+      </w:pPr>
+      <w:rPr>
+        <w:u w:val="none"/>
+      </w:rPr>
+    </w:lvl>
+    <w:lvl w:ilvl="8">
+      <w:start w:val="1"/>
+      <w:numFmt w:val="lowerRoman"/>
+      <w:lvlText w:val="%9."/>
+      <w:lvlJc w:val="left"/>
+      <w:pPr>
+        <w:ind w:left="6480" w:hanging="360"/>
+      </w:pPr>
+      <w:rPr>
+        <w:u w:val="none"/>
+      </w:rPr>
+    </w:lvl>
+  </w:abstractNum>
+  <w:abstractNum w:abstractNumId="5">
+    <w:lvl w:ilvl="0">
+      <w:start w:val="1"/>
+      <w:numFmt w:val="bullet"/>
+      <w:lvlText w:val="●"/>
+      <w:lvlJc w:val="left"/>
+      <w:pPr>
+        <w:ind w:left="720" w:hanging="360"/>
+      </w:pPr>
+      <w:rPr>
+        <w:u w:val="none"/>
+      </w:rPr>
+    </w:lvl>
+    <w:lvl w:ilvl="1">
+      <w:start w:val="1"/>
+      <w:numFmt w:val="bullet"/>
+      <w:lvlText w:val="○"/>
+      <w:lvlJc w:val="left"/>
+      <w:pPr>
+        <w:ind w:left="1440" w:hanging="360"/>
+      </w:pPr>
+      <w:rPr>
+        <w:u w:val="none"/>
+      </w:rPr>
+    </w:lvl>
+    <w:lvl w:ilvl="2">
+      <w:start w:val="1"/>
+      <w:numFmt w:val="bullet"/>
+      <w:lvlText w:val="■"/>
+      <w:lvlJc w:val="left"/>
+      <w:pPr>
+        <w:ind w:left="2160" w:hanging="360"/>
+      </w:pPr>
+      <w:rPr>
+        <w:u w:val="none"/>
+      </w:rPr>
+    </w:lvl>
+    <w:lvl w:ilvl="3">
+      <w:start w:val="1"/>
+      <w:numFmt w:val="bullet"/>
+      <w:lvlText w:val="●"/>
+      <w:lvlJc w:val="left"/>
+      <w:pPr>
+        <w:ind w:left="2880" w:hanging="360"/>
+      </w:pPr>
+      <w:rPr>
+        <w:u w:val="none"/>
+      </w:rPr>
+    </w:lvl>
+    <w:lvl w:ilvl="4">
+      <w:start w:val="1"/>
+      <w:numFmt w:val="bullet"/>
+      <w:lvlText w:val="○"/>
+      <w:lvlJc w:val="left"/>
+      <w:pPr>
+        <w:ind w:left="3600" w:hanging="360"/>
+      </w:pPr>
+      <w:rPr>
+        <w:u w:val="none"/>
+      </w:rPr>
+    </w:lvl>
+    <w:lvl w:ilvl="5">
+      <w:start w:val="1"/>
+      <w:numFmt w:val="bullet"/>
+      <w:lvlText w:val="■"/>
+      <w:lvlJc w:val="left"/>
+      <w:pPr>
+        <w:ind w:left="4320" w:hanging="360"/>
+      </w:pPr>
+      <w:rPr>
+        <w:u w:val="none"/>
+      </w:rPr>
+    </w:lvl>
+    <w:lvl w:ilvl="6">
+      <w:start w:val="1"/>
+      <w:numFmt w:val="bullet"/>
+      <w:lvlText w:val="●"/>
+      <w:lvlJc w:val="left"/>
+      <w:pPr>
+        <w:ind w:left="5040" w:hanging="360"/>
+      </w:pPr>
+      <w:rPr>
+        <w:u w:val="none"/>
+      </w:rPr>
+    </w:lvl>
+    <w:lvl w:ilvl="7">
+      <w:start w:val="1"/>
+      <w:numFmt w:val="bullet"/>
+      <w:lvlText w:val="○"/>
+      <w:lvlJc w:val="left"/>
+      <w:pPr>
+        <w:ind w:left="5760" w:hanging="360"/>
+      </w:pPr>
+      <w:rPr>
+        <w:u w:val="none"/>
+      </w:rPr>
+    </w:lvl>
+    <w:lvl w:ilvl="8">
+      <w:start w:val="1"/>
+      <w:numFmt w:val="bullet"/>
+      <w:lvlText w:val="■"/>
+      <w:lvlJc w:val="left"/>
+      <w:pPr>
+        <w:ind w:left="6480" w:hanging="360"/>
+      </w:pPr>
+      <w:rPr>
+        <w:u w:val="none"/>
+      </w:rPr>
+    </w:lvl>
+  </w:abstractNum>
+  <w:abstractNum w:abstractNumId="6">
     <w:lvl w:ilvl="0">
       <w:start w:val="1"/>
       <w:numFmt w:val="bullet"/>
@@ -4465,116 +5678,6 @@
       </w:pPr>
       <w:rPr>
         <w:rFonts w:ascii="Noto Sans Symbols" w:cs="Noto Sans Symbols" w:eastAsia="Noto Sans Symbols" w:hAnsi="Noto Sans Symbols"/>
-        <w:vertAlign w:val="baseline"/>
-      </w:rPr>
-    </w:lvl>
-  </w:abstractNum>
-  <w:abstractNum w:abstractNumId="3">
-    <w:lvl w:ilvl="0">
-      <w:start w:val="1"/>
-      <w:numFmt w:val="decimal"/>
-      <w:lvlText w:val="%1."/>
-      <w:lvlJc w:val="left"/>
-      <w:pPr>
-        <w:ind w:left="720" w:hanging="360"/>
-      </w:pPr>
-      <w:rPr>
-        <w:vertAlign w:val="baseline"/>
-      </w:rPr>
-    </w:lvl>
-    <w:lvl w:ilvl="1">
-      <w:start w:val="1"/>
-      <w:numFmt w:val="lowerLetter"/>
-      <w:lvlText w:val="%2."/>
-      <w:lvlJc w:val="left"/>
-      <w:pPr>
-        <w:ind w:left="1440" w:hanging="360"/>
-      </w:pPr>
-      <w:rPr>
-        <w:vertAlign w:val="baseline"/>
-      </w:rPr>
-    </w:lvl>
-    <w:lvl w:ilvl="2">
-      <w:start w:val="1"/>
-      <w:numFmt w:val="lowerRoman"/>
-      <w:lvlText w:val="%3."/>
-      <w:lvlJc w:val="right"/>
-      <w:pPr>
-        <w:ind w:left="2160" w:hanging="180"/>
-      </w:pPr>
-      <w:rPr>
-        <w:vertAlign w:val="baseline"/>
-      </w:rPr>
-    </w:lvl>
-    <w:lvl w:ilvl="3">
-      <w:start w:val="1"/>
-      <w:numFmt w:val="decimal"/>
-      <w:lvlText w:val="%4."/>
-      <w:lvlJc w:val="left"/>
-      <w:pPr>
-        <w:ind w:left="2880" w:hanging="360"/>
-      </w:pPr>
-      <w:rPr>
-        <w:vertAlign w:val="baseline"/>
-      </w:rPr>
-    </w:lvl>
-    <w:lvl w:ilvl="4">
-      <w:start w:val="1"/>
-      <w:numFmt w:val="lowerLetter"/>
-      <w:lvlText w:val="%5."/>
-      <w:lvlJc w:val="left"/>
-      <w:pPr>
-        <w:ind w:left="3600" w:hanging="360"/>
-      </w:pPr>
-      <w:rPr>
-        <w:vertAlign w:val="baseline"/>
-      </w:rPr>
-    </w:lvl>
-    <w:lvl w:ilvl="5">
-      <w:start w:val="1"/>
-      <w:numFmt w:val="lowerRoman"/>
-      <w:lvlText w:val="%6."/>
-      <w:lvlJc w:val="right"/>
-      <w:pPr>
-        <w:ind w:left="4320" w:hanging="180"/>
-      </w:pPr>
-      <w:rPr>
-        <w:vertAlign w:val="baseline"/>
-      </w:rPr>
-    </w:lvl>
-    <w:lvl w:ilvl="6">
-      <w:start w:val="1"/>
-      <w:numFmt w:val="decimal"/>
-      <w:lvlText w:val="%7."/>
-      <w:lvlJc w:val="left"/>
-      <w:pPr>
-        <w:ind w:left="5040" w:hanging="360"/>
-      </w:pPr>
-      <w:rPr>
-        <w:vertAlign w:val="baseline"/>
-      </w:rPr>
-    </w:lvl>
-    <w:lvl w:ilvl="7">
-      <w:start w:val="1"/>
-      <w:numFmt w:val="lowerLetter"/>
-      <w:lvlText w:val="%8."/>
-      <w:lvlJc w:val="left"/>
-      <w:pPr>
-        <w:ind w:left="5760" w:hanging="360"/>
-      </w:pPr>
-      <w:rPr>
-        <w:vertAlign w:val="baseline"/>
-      </w:rPr>
-    </w:lvl>
-    <w:lvl w:ilvl="8">
-      <w:start w:val="1"/>
-      <w:numFmt w:val="lowerRoman"/>
-      <w:lvlText w:val="%9."/>
-      <w:lvlJc w:val="right"/>
-      <w:pPr>
-        <w:ind w:left="6480" w:hanging="180"/>
-      </w:pPr>
-      <w:rPr>
         <w:vertAlign w:val="baseline"/>
       </w:rPr>
     </w:lvl>
@@ -4587,6 +5690,15 @@
   </w:num>
   <w:num w:numId="3">
     <w:abstractNumId w:val="3"/>
+  </w:num>
+  <w:num w:numId="4">
+    <w:abstractNumId w:val="4"/>
+  </w:num>
+  <w:num w:numId="5">
+    <w:abstractNumId w:val="5"/>
+  </w:num>
+  <w:num w:numId="6">
+    <w:abstractNumId w:val="6"/>
   </w:num>
 </w:numbering>
 </file>
@@ -5104,4 +6216,19 @@
   </a:objectDefaults>
   <a:extraClrSchemeLst/>
 </a:theme>
+</file>
+
+<file path=customXML/item1.xml><?xml version="1.0" encoding="utf-8"?>
+<go:gDocsCustomXmlDataStorage xmlns:go="http://customooxmlschemas.google.com/" xmlns:r="http://schemas.openxmlformats.org/officeDocument/2006/relationships" uri="GoogleDocsCustomDataVersion2">
+  <go:docsCustomData xmlns:go="http://customooxmlschemas.google.com/" roundtripDataSignature="AMtx7mj2sS67DHMBI1yqtJeXAbmKx9g15g==">CgMxLjAaEgoBMBINCgsIB0IHEgVDYXJkbzIOaC5mc3p4dmk1amcyanQyDmguaDNiZ2ltc3cyN2J4Mg5oLjJxa2Y5a2VjZTUwODIOaC53Zjc0aDlneXlwaTAyDmgud2NqdGoxOW90NHB5Mg1oLm5rOGxoY2pna2xkMg5oLjk5eTNtbjltem8zeTIOaC43cmthNmk1cmM4dWoyDWguMXA3azBzYzUwZGQ4AHIhMUt5Zm1TdTNqS25oMmMtRVZDamF3NWM3czlEQ21HZTJv</go:docsCustomData>
+</go:gDocsCustomXmlDataStorage>
+</file>
+
+<file path=customXML/itemProps1.xml><?xml version="1.0" encoding="utf-8"?>
+<ds:datastoreItem xmlns:ds="http://schemas.openxmlformats.org/officeDocument/2006/customXml" ds:itemID="{11111111-1234-1234-1234-123412341234}">
+  <ds:schemaRefs>
+    <ds:schemaRef ds:uri="http://schemas.openxmlformats.org/officeDocument/2006/relationships"/>
+    <ds:schemaRef ds:uri="http://customooxmlschemas.google.com/"/>
+  </ds:schemaRefs>
+</ds:datastoreItem>
 </file>
--- a/SG3_Devices/SG3_Artifacts/SG3_Design.docx
+++ b/SG3_Devices/SG3_Artifacts/SG3_Design.docx
@@ -61,7 +61,7 @@
     </w:p>
     <w:sdt>
       <w:sdtPr>
-        <w:id w:val="1120229283"/>
+        <w:id w:val="-795014601"/>
         <w:docPartObj>
           <w:docPartGallery w:val="Table of Contents"/>
           <w:docPartUnique w:val="1"/>
@@ -1653,20 +1653,9 @@
           </w:tcPr>
           <w:p>
             <w:pPr>
-              <w:keepNext w:val="0"/>
               <w:keepLines w:val="1"/>
               <w:widowControl w:val="0"/>
-              <w:pBdr>
-                <w:top w:space="0" w:sz="0" w:val="nil"/>
-                <w:left w:space="0" w:sz="0" w:val="nil"/>
-                <w:bottom w:space="0" w:sz="0" w:val="nil"/>
-                <w:right w:space="0" w:sz="0" w:val="nil"/>
-                <w:between w:space="0" w:sz="0" w:val="nil"/>
-              </w:pBdr>
-              <w:shd w:fill="auto" w:val="clear"/>
-              <w:spacing w:after="120" w:before="0" w:line="360" w:lineRule="auto"/>
-              <w:ind w:left="0" w:right="0" w:firstLine="0"/>
-              <w:jc w:val="left"/>
+              <w:spacing w:after="120" w:lineRule="auto"/>
               <w:rPr>
                 <w:sz w:val="20"/>
                 <w:szCs w:val="20"/>
@@ -1678,9 +1667,44 @@
                 <w:szCs w:val="20"/>
                 <w:rtl w:val="0"/>
               </w:rPr>
-              <w:t xml:space="preserve">Mustafa Al-Bayati</w:t>
+              <w:t xml:space="preserve">Mustafa Al-Bayati, Ryad Hazin, Tony Nguyen, Sergej Macut</w:t>
             </w:r>
           </w:p>
+        </w:tc>
+      </w:tr>
+      <w:tr>
+        <w:trPr>
+          <w:cantSplit w:val="0"/>
+          <w:tblHeader w:val="0"/>
+        </w:trPr>
+        <w:tc>
+          <w:tcPr>
+            <w:vAlign w:val="top"/>
+          </w:tcPr>
+          <w:p>
+            <w:pPr>
+              <w:keepLines w:val="1"/>
+              <w:widowControl w:val="0"/>
+              <w:spacing w:after="120" w:line="360" w:lineRule="auto"/>
+              <w:rPr>
+                <w:sz w:val="20"/>
+                <w:szCs w:val="20"/>
+              </w:rPr>
+            </w:pPr>
+            <w:r>
+              <w:rPr>
+                <w:sz w:val="20"/>
+                <w:szCs w:val="20"/>
+                <w:rtl w:val="0"/>
+              </w:rPr>
+              <w:t xml:space="preserve">2026-05-08</w:t>
+            </w:r>
+          </w:p>
+        </w:tc>
+        <w:tc>
+          <w:tcPr>
+            <w:vAlign w:val="top"/>
+          </w:tcPr>
           <w:p>
             <w:pPr>
               <w:keepNext w:val="0"/>
@@ -1708,28 +1732,14 @@
                 <w:szCs w:val="20"/>
                 <w:rtl w:val="0"/>
               </w:rPr>
-              <w:t xml:space="preserve">Ryad Hazin</w:t>
+              <w:t xml:space="preserve">1.4</w:t>
             </w:r>
           </w:p>
-          <w:p>
-            <w:pPr>
-              <w:keepLines w:val="1"/>
-              <w:widowControl w:val="0"/>
-              <w:spacing w:after="120" w:lineRule="auto"/>
-              <w:rPr>
-                <w:sz w:val="20"/>
-                <w:szCs w:val="20"/>
-              </w:rPr>
-            </w:pPr>
-            <w:r>
-              <w:rPr>
-                <w:sz w:val="20"/>
-                <w:szCs w:val="20"/>
-                <w:rtl w:val="0"/>
-              </w:rPr>
-              <w:t xml:space="preserve">Tony Nguyen</w:t>
-            </w:r>
-          </w:p>
+        </w:tc>
+        <w:tc>
+          <w:tcPr>
+            <w:vAlign w:val="top"/>
+          </w:tcPr>
           <w:p>
             <w:pPr>
               <w:keepNext w:val="0"/>
@@ -1757,7 +1767,31 @@
                 <w:szCs w:val="20"/>
                 <w:rtl w:val="0"/>
               </w:rPr>
-              <w:t xml:space="preserve">Sergej Macut</w:t>
+              <w:t xml:space="preserve">Updated file to contain Table of content.</w:t>
+            </w:r>
+          </w:p>
+        </w:tc>
+        <w:tc>
+          <w:tcPr>
+            <w:vAlign w:val="top"/>
+          </w:tcPr>
+          <w:p>
+            <w:pPr>
+              <w:keepLines w:val="1"/>
+              <w:widowControl w:val="0"/>
+              <w:spacing w:after="120" w:lineRule="auto"/>
+              <w:rPr>
+                <w:sz w:val="20"/>
+                <w:szCs w:val="20"/>
+              </w:rPr>
+            </w:pPr>
+            <w:r>
+              <w:rPr>
+                <w:sz w:val="20"/>
+                <w:szCs w:val="20"/>
+                <w:rtl w:val="0"/>
+              </w:rPr>
+              <w:t xml:space="preserve">Mustafa Al-Bayati, Ryad Hazin, Tony Nguyen, Sergej Macut</w:t>
             </w:r>
           </w:p>
         </w:tc>
@@ -2560,7 +2594,7 @@
       <w:bookmarkEnd w:id="4"/>
       <w:sdt>
         <w:sdtPr>
-          <w:id w:val="1045847880"/>
+          <w:id w:val="-1609733431"/>
           <w:tag w:val="goog_rdk_0"/>
         </w:sdtPr>
         <w:sdtContent>
@@ -2826,12 +2860,12 @@
           <wp:inline distB="0" distT="0" distL="114300" distR="114300">
             <wp:extent cx="5638800" cy="3752850"/>
             <wp:effectExtent b="0" l="0" r="0" t="0"/>
-            <wp:docPr id="1" name="image5.png"/>
+            <wp:docPr id="1" name="image2.png"/>
             <a:graphic>
               <a:graphicData uri="http://schemas.openxmlformats.org/drawingml/2006/picture">
                 <pic:pic>
                   <pic:nvPicPr>
-                    <pic:cNvPr id="0" name="image5.png"/>
+                    <pic:cNvPr id="0" name="image2.png"/>
                     <pic:cNvPicPr preferRelativeResize="0"/>
                   </pic:nvPicPr>
                   <pic:blipFill>
@@ -3909,12 +3943,12 @@
           <wp:inline distB="114300" distT="114300" distL="114300" distR="114300">
             <wp:extent cx="4992581" cy="4091526"/>
             <wp:effectExtent b="0" l="0" r="0" t="0"/>
-            <wp:docPr id="2" name="image1.png"/>
+            <wp:docPr id="2" name="image3.png"/>
             <a:graphic>
               <a:graphicData uri="http://schemas.openxmlformats.org/drawingml/2006/picture">
                 <pic:pic>
                   <pic:nvPicPr>
-                    <pic:cNvPr id="0" name="image1.png"/>
+                    <pic:cNvPr id="0" name="image3.png"/>
                     <pic:cNvPicPr preferRelativeResize="0"/>
                   </pic:nvPicPr>
                   <pic:blipFill>
@@ -4450,12 +4484,12 @@
           <wp:inline distB="0" distT="0" distL="114300" distR="114300">
             <wp:extent cx="4895850" cy="3295650"/>
             <wp:effectExtent b="0" l="0" r="0" t="0"/>
-            <wp:docPr id="5" name="image2.png"/>
+            <wp:docPr id="5" name="image5.png"/>
             <a:graphic>
               <a:graphicData uri="http://schemas.openxmlformats.org/drawingml/2006/picture">
                 <pic:pic>
                   <pic:nvPicPr>
-                    <pic:cNvPr id="0" name="image2.png"/>
+                    <pic:cNvPr id="0" name="image5.png"/>
                     <pic:cNvPicPr preferRelativeResize="0"/>
                   </pic:nvPicPr>
                   <pic:blipFill>
@@ -4608,12 +4642,12 @@
           <wp:inline distB="0" distT="0" distL="114300" distR="114300">
             <wp:extent cx="5763895" cy="2492375"/>
             <wp:effectExtent b="0" l="0" r="0" t="0"/>
-            <wp:docPr id="4" name="image3.png"/>
+            <wp:docPr id="4" name="image1.png"/>
             <a:graphic>
               <a:graphicData uri="http://schemas.openxmlformats.org/drawingml/2006/picture">
                 <pic:pic>
                   <pic:nvPicPr>
-                    <pic:cNvPr id="0" name="image3.png"/>
+                    <pic:cNvPr id="0" name="image1.png"/>
                     <pic:cNvPicPr preferRelativeResize="0"/>
                   </pic:nvPicPr>
                   <pic:blipFill>

--- a/SG3_Devices/SG3_Artifacts/SG3_Design.docx
+++ b/SG3_Devices/SG3_Artifacts/SG3_Design.docx
@@ -4,21 +4,436 @@
   <w:body>
     <w:p>
       <w:pPr>
+        <w:pStyle w:val="Title"/>
         <w:keepNext w:val="1"/>
-        <w:keepLines w:val="0"/>
-        <w:pageBreakBefore w:val="0"/>
-        <w:widowControl w:val="1"/>
-        <w:pBdr>
-          <w:top w:space="0" w:sz="0" w:val="nil"/>
-          <w:left w:space="0" w:sz="0" w:val="nil"/>
-          <w:bottom w:space="0" w:sz="0" w:val="nil"/>
-          <w:right w:space="0" w:sz="0" w:val="nil"/>
-          <w:between w:space="0" w:sz="0" w:val="nil"/>
-        </w:pBdr>
-        <w:shd w:fill="auto" w:val="clear"/>
         <w:spacing w:after="60" w:before="240" w:line="360" w:lineRule="auto"/>
-        <w:ind w:left="0" w:right="0" w:firstLine="0"/>
-        <w:jc w:val="left"/>
+        <w:rPr>
+          <w:sz w:val="60"/>
+          <w:szCs w:val="60"/>
+          <w:vertAlign w:val="baseline"/>
+        </w:rPr>
+      </w:pPr>
+      <w:bookmarkStart w:colFirst="0" w:colLast="0" w:name="_heading=h.fszxvi5jg2jt" w:id="0"/>
+      <w:bookmarkEnd w:id="0"/>
+      <w:r>
+        <w:rPr>
+          <w:sz w:val="60"/>
+          <w:szCs w:val="60"/>
+          <w:vertAlign w:val="baseline"/>
+          <w:rtl w:val="0"/>
+        </w:rPr>
+        <w:t xml:space="preserve">Design Documentation</w:t>
+      </w:r>
+    </w:p>
+    <w:p>
+      <w:pPr>
+        <w:widowControl w:val="0"/>
+        <w:spacing w:after="60" w:before="480" w:lineRule="auto"/>
+        <w:rPr>
+          <w:rFonts w:ascii="Arial" w:cs="Arial" w:eastAsia="Arial" w:hAnsi="Arial"/>
+          <w:b w:val="1"/>
+          <w:bCs w:val="1"/>
+          <w:sz w:val="32"/>
+          <w:szCs w:val="32"/>
+        </w:rPr>
+      </w:pPr>
+      <w:r>
+        <w:rPr>
+          <w:rFonts w:ascii="Arial" w:cs="Arial" w:eastAsia="Arial" w:hAnsi="Arial"/>
+          <w:b w:val="1"/>
+          <w:bCs w:val="1"/>
+          <w:sz w:val="32"/>
+          <w:szCs w:val="32"/>
+          <w:rtl w:val="0"/>
+        </w:rPr>
+        <w:t xml:space="preserve">Subgroup 3: Devices</w:t>
+      </w:r>
+    </w:p>
+    <w:p>
+      <w:pPr>
+        <w:rPr/>
+      </w:pPr>
+      <w:r>
+        <w:rPr>
+          <w:rtl w:val="0"/>
+        </w:rPr>
+      </w:r>
+    </w:p>
+    <w:sdt>
+      <w:sdtPr>
+        <w:id w:val="-795014601"/>
+        <w:docPartObj>
+          <w:docPartGallery w:val="Table of Contents"/>
+          <w:docPartUnique w:val="1"/>
+        </w:docPartObj>
+      </w:sdtPr>
+      <w:sdtContent>
+        <w:p>
+          <w:pPr>
+            <w:widowControl w:val="0"/>
+            <w:tabs>
+              <w:tab w:val="right" w:leader="dot" w:pos="12000"/>
+            </w:tabs>
+            <w:spacing w:before="60" w:lineRule="auto"/>
+            <w:rPr>
+              <w:b w:val="1"/>
+              <w:bCs w:val="1"/>
+              <w:color w:val="000000"/>
+              <w:u w:val="none"/>
+            </w:rPr>
+          </w:pPr>
+          <w:r>
+            <w:fldChar w:fldCharType="begin"/>
+            <w:instrText xml:space="preserve"> TOC \h \u \z \t "Heading 1,1,Heading 2,2,Heading 3,3,Heading 4,4,Heading 5,5,Heading 6,6,"</w:instrText>
+            <w:fldChar w:fldCharType="separate"/>
+          </w:r>
+          <w:hyperlink w:anchor="_heading=h.h3bgimsw27bx">
+            <w:r>
+              <w:rPr>
+                <w:rFonts w:ascii="Times New Roman" w:cs="Times New Roman" w:eastAsia="Times New Roman" w:hAnsi="Times New Roman"/>
+                <w:b w:val="1"/>
+                <w:bCs w:val="1"/>
+                <w:i w:val="0"/>
+                <w:iCs w:val="0"/>
+                <w:smallCaps w:val="0"/>
+                <w:strike w:val="0"/>
+                <w:color w:val="000000"/>
+                <w:sz w:val="24"/>
+                <w:szCs w:val="24"/>
+                <w:u w:val="none"/>
+                <w:shd w:fill="auto" w:val="clear"/>
+                <w:vertAlign w:val="baseline"/>
+                <w:rtl w:val="0"/>
+              </w:rPr>
+              <w:t xml:space="preserve">Revision History</w:t>
+              <w:tab/>
+              <w:t xml:space="preserve">1</w:t>
+            </w:r>
+          </w:hyperlink>
+          <w:r>
+            <w:rPr>
+              <w:rtl w:val="0"/>
+            </w:rPr>
+          </w:r>
+        </w:p>
+        <w:p>
+          <w:pPr>
+            <w:widowControl w:val="0"/>
+            <w:tabs>
+              <w:tab w:val="right" w:leader="dot" w:pos="12000"/>
+            </w:tabs>
+            <w:spacing w:before="60" w:lineRule="auto"/>
+            <w:rPr>
+              <w:b w:val="1"/>
+              <w:bCs w:val="1"/>
+              <w:color w:val="000000"/>
+              <w:u w:val="none"/>
+            </w:rPr>
+          </w:pPr>
+          <w:hyperlink w:anchor="_heading=h.2qkf9kece508">
+            <w:r>
+              <w:rPr>
+                <w:rFonts w:ascii="Times New Roman" w:cs="Times New Roman" w:eastAsia="Times New Roman" w:hAnsi="Times New Roman"/>
+                <w:b w:val="1"/>
+                <w:bCs w:val="1"/>
+                <w:i w:val="0"/>
+                <w:iCs w:val="0"/>
+                <w:smallCaps w:val="0"/>
+                <w:strike w:val="0"/>
+                <w:color w:val="000000"/>
+                <w:sz w:val="24"/>
+                <w:szCs w:val="24"/>
+                <w:u w:val="none"/>
+                <w:shd w:fill="auto" w:val="clear"/>
+                <w:vertAlign w:val="baseline"/>
+                <w:rtl w:val="0"/>
+              </w:rPr>
+              <w:t xml:space="preserve">Design item List</w:t>
+              <w:tab/>
+              <w:t xml:space="preserve">2</w:t>
+            </w:r>
+          </w:hyperlink>
+          <w:r>
+            <w:rPr>
+              <w:rtl w:val="0"/>
+            </w:rPr>
+          </w:r>
+        </w:p>
+        <w:p>
+          <w:pPr>
+            <w:widowControl w:val="0"/>
+            <w:tabs>
+              <w:tab w:val="right" w:leader="dot" w:pos="12000"/>
+            </w:tabs>
+            <w:spacing w:before="60" w:lineRule="auto"/>
+            <w:rPr>
+              <w:b w:val="1"/>
+              <w:bCs w:val="1"/>
+              <w:color w:val="000000"/>
+              <w:u w:val="none"/>
+            </w:rPr>
+          </w:pPr>
+          <w:hyperlink w:anchor="_heading=h.wf74h9gyypi0">
+            <w:r>
+              <w:rPr>
+                <w:rFonts w:ascii="Times New Roman" w:cs="Times New Roman" w:eastAsia="Times New Roman" w:hAnsi="Times New Roman"/>
+                <w:b w:val="1"/>
+                <w:bCs w:val="1"/>
+                <w:i w:val="0"/>
+                <w:iCs w:val="0"/>
+                <w:smallCaps w:val="0"/>
+                <w:strike w:val="0"/>
+                <w:color w:val="000000"/>
+                <w:sz w:val="24"/>
+                <w:szCs w:val="24"/>
+                <w:u w:val="none"/>
+                <w:shd w:fill="auto" w:val="clear"/>
+                <w:vertAlign w:val="baseline"/>
+                <w:rtl w:val="0"/>
+              </w:rPr>
+              <w:t xml:space="preserve">Design Item Descriptions</w:t>
+              <w:tab/>
+              <w:t xml:space="preserve">2</w:t>
+            </w:r>
+          </w:hyperlink>
+          <w:r>
+            <w:rPr>
+              <w:rtl w:val="0"/>
+            </w:rPr>
+          </w:r>
+        </w:p>
+        <w:p>
+          <w:pPr>
+            <w:widowControl w:val="0"/>
+            <w:tabs>
+              <w:tab w:val="right" w:leader="dot" w:pos="12000"/>
+            </w:tabs>
+            <w:spacing w:before="60" w:lineRule="auto"/>
+            <w:ind w:left="360" w:firstLine="0"/>
+            <w:rPr>
+              <w:color w:val="000000"/>
+              <w:u w:val="none"/>
+            </w:rPr>
+          </w:pPr>
+          <w:hyperlink w:anchor="_heading=h.wcjtj19ot4py">
+            <w:r>
+              <w:rPr>
+                <w:rFonts w:ascii="Times New Roman" w:cs="Times New Roman" w:eastAsia="Times New Roman" w:hAnsi="Times New Roman"/>
+                <w:b w:val="1"/>
+                <w:bCs w:val="1"/>
+                <w:i w:val="0"/>
+                <w:iCs w:val="0"/>
+                <w:smallCaps w:val="0"/>
+                <w:strike w:val="0"/>
+                <w:color w:val="000000"/>
+                <w:sz w:val="24"/>
+                <w:szCs w:val="24"/>
+                <w:u w:val="none"/>
+                <w:shd w:fill="auto" w:val="clear"/>
+                <w:vertAlign w:val="baseline"/>
+                <w:rtl w:val="0"/>
+              </w:rPr>
+              <w:t xml:space="preserve">D1. High-Level Architecture (Device → Gateway → Server → UI)</w:t>
+              <w:tab/>
+              <w:t xml:space="preserve">2</w:t>
+            </w:r>
+          </w:hyperlink>
+          <w:r>
+            <w:rPr>
+              <w:rtl w:val="0"/>
+            </w:rPr>
+          </w:r>
+        </w:p>
+        <w:p>
+          <w:pPr>
+            <w:widowControl w:val="0"/>
+            <w:tabs>
+              <w:tab w:val="right" w:leader="dot" w:pos="12000"/>
+            </w:tabs>
+            <w:spacing w:before="60" w:lineRule="auto"/>
+            <w:ind w:left="360" w:firstLine="0"/>
+            <w:rPr>
+              <w:color w:val="000000"/>
+              <w:u w:val="none"/>
+            </w:rPr>
+          </w:pPr>
+          <w:hyperlink w:anchor="_heading=h.nk8lhcjgkld">
+            <w:r>
+              <w:rPr>
+                <w:rFonts w:ascii="Times New Roman" w:cs="Times New Roman" w:eastAsia="Times New Roman" w:hAnsi="Times New Roman"/>
+                <w:b w:val="1"/>
+                <w:bCs w:val="1"/>
+                <w:i w:val="0"/>
+                <w:iCs w:val="0"/>
+                <w:smallCaps w:val="0"/>
+                <w:strike w:val="0"/>
+                <w:color w:val="000000"/>
+                <w:sz w:val="24"/>
+                <w:szCs w:val="24"/>
+                <w:u w:val="none"/>
+                <w:shd w:fill="auto" w:val="clear"/>
+                <w:vertAlign w:val="baseline"/>
+                <w:rtl w:val="0"/>
+              </w:rPr>
+              <w:t xml:space="preserve">D2. Arduino Device Component Design</w:t>
+              <w:tab/>
+              <w:t xml:space="preserve">4</w:t>
+            </w:r>
+          </w:hyperlink>
+          <w:r>
+            <w:rPr>
+              <w:rtl w:val="0"/>
+            </w:rPr>
+          </w:r>
+        </w:p>
+        <w:p>
+          <w:pPr>
+            <w:widowControl w:val="0"/>
+            <w:tabs>
+              <w:tab w:val="right" w:leader="dot" w:pos="12000"/>
+            </w:tabs>
+            <w:spacing w:before="60" w:lineRule="auto"/>
+            <w:ind w:left="360" w:firstLine="0"/>
+            <w:rPr>
+              <w:color w:val="000000"/>
+              <w:u w:val="none"/>
+            </w:rPr>
+          </w:pPr>
+          <w:hyperlink w:anchor="_heading=h.99y3mn9mzo3y">
+            <w:r>
+              <w:rPr>
+                <w:rFonts w:ascii="Times New Roman" w:cs="Times New Roman" w:eastAsia="Times New Roman" w:hAnsi="Times New Roman"/>
+                <w:b w:val="0"/>
+                <w:bCs w:val="0"/>
+                <w:i w:val="0"/>
+                <w:iCs w:val="0"/>
+                <w:smallCaps w:val="0"/>
+                <w:strike w:val="0"/>
+                <w:color w:val="000000"/>
+                <w:sz w:val="24"/>
+                <w:szCs w:val="24"/>
+                <w:u w:val="none"/>
+                <w:shd w:fill="auto" w:val="clear"/>
+                <w:vertAlign w:val="baseline"/>
+                <w:rtl w:val="0"/>
+              </w:rPr>
+              <w:t xml:space="preserve">D3. Serial Communication Protocol</w:t>
+              <w:tab/>
+              <w:t xml:space="preserve">4</w:t>
+            </w:r>
+          </w:hyperlink>
+          <w:r>
+            <w:rPr>
+              <w:rtl w:val="0"/>
+            </w:rPr>
+          </w:r>
+        </w:p>
+        <w:p>
+          <w:pPr>
+            <w:widowControl w:val="0"/>
+            <w:tabs>
+              <w:tab w:val="right" w:leader="dot" w:pos="12000"/>
+            </w:tabs>
+            <w:spacing w:before="60" w:lineRule="auto"/>
+            <w:ind w:left="360" w:firstLine="0"/>
+            <w:rPr>
+              <w:color w:val="000000"/>
+              <w:u w:val="none"/>
+            </w:rPr>
+          </w:pPr>
+          <w:hyperlink w:anchor="_heading=h.7rka6i5rc8uj">
+            <w:r>
+              <w:rPr>
+                <w:rFonts w:ascii="Times New Roman" w:cs="Times New Roman" w:eastAsia="Times New Roman" w:hAnsi="Times New Roman"/>
+                <w:b w:val="1"/>
+                <w:bCs w:val="1"/>
+                <w:i w:val="0"/>
+                <w:iCs w:val="0"/>
+                <w:smallCaps w:val="0"/>
+                <w:strike w:val="0"/>
+                <w:color w:val="000000"/>
+                <w:sz w:val="24"/>
+                <w:szCs w:val="24"/>
+                <w:u w:val="none"/>
+                <w:shd w:fill="auto" w:val="clear"/>
+                <w:vertAlign w:val="baseline"/>
+                <w:rtl w:val="0"/>
+              </w:rPr>
+              <w:t xml:space="preserve">D4. Interaction Flow – UI Command to Device</w:t>
+              <w:tab/>
+              <w:t xml:space="preserve">6</w:t>
+            </w:r>
+          </w:hyperlink>
+          <w:r>
+            <w:rPr>
+              <w:rtl w:val="0"/>
+            </w:rPr>
+          </w:r>
+        </w:p>
+        <w:p>
+          <w:pPr>
+            <w:widowControl w:val="0"/>
+            <w:tabs>
+              <w:tab w:val="right" w:leader="dot" w:pos="12000"/>
+            </w:tabs>
+            <w:spacing w:before="60" w:lineRule="auto"/>
+            <w:ind w:left="360" w:firstLine="0"/>
+            <w:rPr>
+              <w:color w:val="000000"/>
+              <w:u w:val="none"/>
+            </w:rPr>
+          </w:pPr>
+          <w:hyperlink w:anchor="_heading=h.1p7k0sc50dd">
+            <w:r>
+              <w:rPr>
+                <w:rFonts w:ascii="Times New Roman" w:cs="Times New Roman" w:eastAsia="Times New Roman" w:hAnsi="Times New Roman"/>
+                <w:b w:val="0"/>
+                <w:bCs w:val="0"/>
+                <w:i w:val="0"/>
+                <w:iCs w:val="0"/>
+                <w:smallCaps w:val="0"/>
+                <w:strike w:val="0"/>
+                <w:color w:val="000000"/>
+                <w:sz w:val="24"/>
+                <w:szCs w:val="24"/>
+                <w:u w:val="none"/>
+                <w:shd w:fill="auto" w:val="clear"/>
+                <w:vertAlign w:val="baseline"/>
+                <w:rtl w:val="0"/>
+              </w:rPr>
+              <w:t xml:space="preserve">D5 Fault Handling &amp; Safe Behaviour</w:t>
+              <w:tab/>
+              <w:t xml:space="preserve">8</w:t>
+            </w:r>
+          </w:hyperlink>
+          <w:r>
+            <w:rPr>
+              <w:rtl w:val="0"/>
+            </w:rPr>
+          </w:r>
+          <w:r>
+            <w:fldChar w:fldCharType="end"/>
+          </w:r>
+        </w:p>
+      </w:sdtContent>
+    </w:sdt>
+    <w:p>
+      <w:pPr>
+        <w:spacing w:line="360" w:lineRule="auto"/>
+        <w:rPr>
+          <w:vertAlign w:val="baseline"/>
+        </w:rPr>
+      </w:pPr>
+      <w:r>
+        <w:rPr>
+          <w:rtl w:val="0"/>
+        </w:rPr>
+      </w:r>
+    </w:p>
+    <w:p>
+      <w:pPr>
+        <w:widowControl w:val="0"/>
+        <w:spacing w:after="60" w:before="480" w:lineRule="auto"/>
         <w:rPr>
           <w:rFonts w:ascii="Arial" w:cs="Arial" w:eastAsia="Arial" w:hAnsi="Arial"/>
           <w:b w:val="1"/>
@@ -40,19 +455,16 @@
           <w:rFonts w:ascii="Arial" w:cs="Arial" w:eastAsia="Arial" w:hAnsi="Arial"/>
           <w:b w:val="1"/>
           <w:bCs w:val="1"/>
-          <w:i w:val="0"/>
-          <w:iCs w:val="0"/>
-          <w:smallCaps w:val="0"/>
-          <w:strike w:val="0"/>
-          <w:color w:val="000000"/>
           <w:sz w:val="32"/>
           <w:szCs w:val="32"/>
-          <w:u w:val="none"/>
-          <w:shd w:fill="auto" w:val="clear"/>
-          <w:vertAlign w:val="baseline"/>
-          <w:rtl w:val="0"/>
-        </w:rPr>
-        <w:t xml:space="preserve">Design Documentation</w:t>
+          <w:rtl w:val="0"/>
+        </w:rPr>
+        <w:t xml:space="preserve">Subgroup 3: Devices</w:t>
+      </w:r>
+      <w:r>
+        <w:rPr>
+          <w:rtl w:val="0"/>
+        </w:rPr>
       </w:r>
     </w:p>
     <w:p>
@@ -70,59 +482,6 @@
     </w:p>
     <w:p>
       <w:pPr>
-        <w:keepNext w:val="1"/>
-        <w:keepLines w:val="0"/>
-        <w:pageBreakBefore w:val="0"/>
-        <w:widowControl w:val="1"/>
-        <w:pBdr>
-          <w:top w:space="0" w:sz="0" w:val="nil"/>
-          <w:left w:space="0" w:sz="0" w:val="nil"/>
-          <w:bottom w:space="0" w:sz="0" w:val="nil"/>
-          <w:right w:space="0" w:sz="0" w:val="nil"/>
-          <w:between w:space="0" w:sz="0" w:val="nil"/>
-        </w:pBdr>
-        <w:shd w:fill="auto" w:val="clear"/>
-        <w:spacing w:after="60" w:before="240" w:line="360" w:lineRule="auto"/>
-        <w:ind w:left="0" w:right="0" w:firstLine="0"/>
-        <w:jc w:val="left"/>
-        <w:rPr>
-          <w:rFonts w:ascii="Arial" w:cs="Arial" w:eastAsia="Arial" w:hAnsi="Arial"/>
-          <w:b w:val="1"/>
-          <w:bCs w:val="1"/>
-          <w:i w:val="0"/>
-          <w:iCs w:val="0"/>
-          <w:smallCaps w:val="0"/>
-          <w:strike w:val="0"/>
-          <w:color w:val="000000"/>
-          <w:sz w:val="32"/>
-          <w:szCs w:val="32"/>
-          <w:u w:val="none"/>
-          <w:shd w:fill="auto" w:val="clear"/>
-          <w:vertAlign w:val="baseline"/>
-        </w:rPr>
-      </w:pPr>
-      <w:r>
-        <w:rPr>
-          <w:rFonts w:ascii="Arial" w:cs="Arial" w:eastAsia="Arial" w:hAnsi="Arial"/>
-          <w:b w:val="1"/>
-          <w:bCs w:val="1"/>
-          <w:i w:val="0"/>
-          <w:iCs w:val="0"/>
-          <w:smallCaps w:val="0"/>
-          <w:strike w:val="0"/>
-          <w:color w:val="000000"/>
-          <w:sz w:val="32"/>
-          <w:szCs w:val="32"/>
-          <w:u w:val="none"/>
-          <w:shd w:fill="auto" w:val="clear"/>
-          <w:vertAlign w:val="baseline"/>
-          <w:rtl w:val="0"/>
-        </w:rPr>
-        <w:t xml:space="preserve">Interactive House Project (Device Subgroup)</w:t>
-      </w:r>
-    </w:p>
-    <w:p>
-      <w:pPr>
         <w:spacing w:line="360" w:lineRule="auto"/>
         <w:rPr>
           <w:vertAlign w:val="baseline"/>
@@ -136,64 +495,18 @@
     </w:p>
     <w:p>
       <w:pPr>
+        <w:pStyle w:val="Heading1"/>
+        <w:widowControl w:val="0"/>
         <w:spacing w:line="360" w:lineRule="auto"/>
-        <w:rPr>
-          <w:vertAlign w:val="baseline"/>
-        </w:rPr>
-      </w:pPr>
-      <w:r>
-        <w:rPr>
-          <w:rtl w:val="0"/>
-        </w:rPr>
-      </w:r>
-    </w:p>
-    <w:p>
-      <w:pPr>
-        <w:keepNext w:val="0"/>
-        <w:keepLines w:val="0"/>
-        <w:pageBreakBefore w:val="0"/>
-        <w:widowControl w:val="0"/>
-        <w:pBdr>
-          <w:top w:space="0" w:sz="0" w:val="nil"/>
-          <w:left w:space="0" w:sz="0" w:val="nil"/>
-          <w:bottom w:space="0" w:sz="0" w:val="nil"/>
-          <w:right w:space="0" w:sz="0" w:val="nil"/>
-          <w:between w:space="0" w:sz="0" w:val="nil"/>
-        </w:pBdr>
-        <w:shd w:fill="auto" w:val="clear"/>
-        <w:spacing w:after="0" w:before="0" w:line="360" w:lineRule="auto"/>
-        <w:ind w:left="0" w:right="0" w:firstLine="0"/>
         <w:jc w:val="center"/>
         <w:rPr>
-          <w:rFonts w:ascii="Arial" w:cs="Arial" w:eastAsia="Arial" w:hAnsi="Arial"/>
-          <w:b w:val="1"/>
-          <w:bCs w:val="1"/>
-          <w:i w:val="0"/>
-          <w:iCs w:val="0"/>
-          <w:smallCaps w:val="0"/>
-          <w:strike w:val="0"/>
-          <w:color w:val="000000"/>
-          <w:sz w:val="36"/>
-          <w:szCs w:val="36"/>
-          <w:u w:val="none"/>
-          <w:shd w:fill="auto" w:val="clear"/>
-          <w:vertAlign w:val="baseline"/>
-        </w:rPr>
-      </w:pPr>
-      <w:r>
-        <w:rPr>
-          <w:rFonts w:ascii="Arial" w:cs="Arial" w:eastAsia="Arial" w:hAnsi="Arial"/>
-          <w:b w:val="1"/>
-          <w:bCs w:val="1"/>
-          <w:i w:val="0"/>
-          <w:iCs w:val="0"/>
-          <w:smallCaps w:val="0"/>
-          <w:strike w:val="0"/>
-          <w:color w:val="000000"/>
-          <w:sz w:val="36"/>
-          <w:szCs w:val="36"/>
-          <w:u w:val="none"/>
-          <w:shd w:fill="auto" w:val="clear"/>
+          <w:vertAlign w:val="baseline"/>
+        </w:rPr>
+      </w:pPr>
+      <w:bookmarkStart w:colFirst="0" w:colLast="0" w:name="_heading=h.h3bgimsw27bx" w:id="1"/>
+      <w:bookmarkEnd w:id="1"/>
+      <w:r>
+        <w:rPr>
           <w:vertAlign w:val="baseline"/>
           <w:rtl w:val="0"/>
         </w:rPr>
@@ -257,7 +570,6 @@
             <w:pPr>
               <w:keepNext w:val="0"/>
               <w:keepLines w:val="1"/>
-              <w:pageBreakBefore w:val="0"/>
               <w:widowControl w:val="0"/>
               <w:pBdr>
                 <w:top w:space="0" w:sz="0" w:val="nil"/>
@@ -320,7 +632,6 @@
             <w:pPr>
               <w:keepNext w:val="0"/>
               <w:keepLines w:val="1"/>
-              <w:pageBreakBefore w:val="0"/>
               <w:widowControl w:val="0"/>
               <w:pBdr>
                 <w:top w:space="0" w:sz="0" w:val="nil"/>
@@ -383,7 +694,6 @@
             <w:pPr>
               <w:keepNext w:val="0"/>
               <w:keepLines w:val="1"/>
-              <w:pageBreakBefore w:val="0"/>
               <w:widowControl w:val="0"/>
               <w:pBdr>
                 <w:top w:space="0" w:sz="0" w:val="nil"/>
@@ -446,7 +756,6 @@
             <w:pPr>
               <w:keepNext w:val="0"/>
               <w:keepLines w:val="1"/>
-              <w:pageBreakBefore w:val="0"/>
               <w:widowControl w:val="0"/>
               <w:pBdr>
                 <w:top w:space="0" w:sz="0" w:val="nil"/>
@@ -515,7 +824,6 @@
             <w:pPr>
               <w:keepNext w:val="0"/>
               <w:keepLines w:val="1"/>
-              <w:pageBreakBefore w:val="0"/>
               <w:widowControl w:val="0"/>
               <w:pBdr>
                 <w:top w:space="0" w:sz="0" w:val="nil"/>
@@ -573,7 +881,6 @@
             <w:pPr>
               <w:keepNext w:val="0"/>
               <w:keepLines w:val="1"/>
-              <w:pageBreakBefore w:val="0"/>
               <w:widowControl w:val="0"/>
               <w:pBdr>
                 <w:top w:space="0" w:sz="0" w:val="nil"/>
@@ -631,7 +938,6 @@
             <w:pPr>
               <w:keepNext w:val="0"/>
               <w:keepLines w:val="1"/>
-              <w:pageBreakBefore w:val="0"/>
               <w:widowControl w:val="0"/>
               <w:pBdr>
                 <w:top w:space="0" w:sz="0" w:val="nil"/>
@@ -689,7 +995,6 @@
             <w:pPr>
               <w:keepNext w:val="0"/>
               <w:keepLines w:val="1"/>
-              <w:pageBreakBefore w:val="0"/>
               <w:widowControl w:val="0"/>
               <w:pBdr>
                 <w:top w:space="0" w:sz="0" w:val="nil"/>
@@ -753,7 +1058,6 @@
             <w:pPr>
               <w:keepNext w:val="0"/>
               <w:keepLines w:val="1"/>
-              <w:pageBreakBefore w:val="0"/>
               <w:widowControl w:val="0"/>
               <w:pBdr>
                 <w:top w:space="0" w:sz="0" w:val="nil"/>
@@ -811,7 +1115,6 @@
             <w:pPr>
               <w:keepNext w:val="0"/>
               <w:keepLines w:val="1"/>
-              <w:pageBreakBefore w:val="0"/>
               <w:widowControl w:val="0"/>
               <w:pBdr>
                 <w:top w:space="0" w:sz="0" w:val="nil"/>
@@ -857,7 +1160,7 @@
                 <w:vertAlign w:val="baseline"/>
                 <w:rtl w:val="0"/>
               </w:rPr>
-              <w:t xml:space="preserve">1.1.2</w:t>
+              <w:t xml:space="preserve">1.1</w:t>
             </w:r>
           </w:p>
         </w:tc>
@@ -869,7 +1172,6 @@
             <w:pPr>
               <w:keepNext w:val="0"/>
               <w:keepLines w:val="1"/>
-              <w:pageBreakBefore w:val="0"/>
               <w:widowControl w:val="0"/>
               <w:pBdr>
                 <w:top w:space="0" w:sz="0" w:val="nil"/>
@@ -927,7 +1229,6 @@
             <w:pPr>
               <w:keepNext w:val="0"/>
               <w:keepLines w:val="1"/>
-              <w:pageBreakBefore w:val="0"/>
               <w:widowControl w:val="0"/>
               <w:pBdr>
                 <w:top w:space="0" w:sz="0" w:val="nil"/>
@@ -991,7 +1292,6 @@
             <w:pPr>
               <w:keepNext w:val="0"/>
               <w:keepLines w:val="1"/>
-              <w:pageBreakBefore w:val="0"/>
               <w:widowControl w:val="0"/>
               <w:pBdr>
                 <w:top w:space="0" w:sz="0" w:val="nil"/>
@@ -1043,7 +1343,6 @@
             <w:pPr>
               <w:keepNext w:val="0"/>
               <w:keepLines w:val="1"/>
-              <w:pageBreakBefore w:val="0"/>
               <w:widowControl w:val="0"/>
               <w:pBdr>
                 <w:top w:space="0" w:sz="0" w:val="nil"/>
@@ -1095,7 +1394,6 @@
             <w:pPr>
               <w:keepNext w:val="0"/>
               <w:keepLines w:val="1"/>
-              <w:pageBreakBefore w:val="0"/>
               <w:widowControl w:val="0"/>
               <w:pBdr>
                 <w:top w:space="0" w:sz="0" w:val="nil"/>
@@ -1147,7 +1445,6 @@
             <w:pPr>
               <w:keepNext w:val="0"/>
               <w:keepLines w:val="1"/>
-              <w:pageBreakBefore w:val="0"/>
               <w:widowControl w:val="0"/>
               <w:pBdr>
                 <w:top w:space="0" w:sz="0" w:val="nil"/>
@@ -1205,7 +1502,6 @@
             <w:pPr>
               <w:keepNext w:val="0"/>
               <w:keepLines w:val="1"/>
-              <w:pageBreakBefore w:val="0"/>
               <w:widowControl w:val="0"/>
               <w:pBdr>
                 <w:top w:space="0" w:sz="0" w:val="nil"/>
@@ -1236,6 +1532,14 @@
             </w:pPr>
             <w:r>
               <w:rPr>
+                <w:sz w:val="20"/>
+                <w:szCs w:val="20"/>
+                <w:rtl w:val="0"/>
+              </w:rPr>
+              <w:t xml:space="preserve">2026-05-08</w:t>
+            </w:r>
+            <w:r>
+              <w:rPr>
                 <w:rtl w:val="0"/>
               </w:rPr>
             </w:r>
@@ -1249,7 +1553,6 @@
             <w:pPr>
               <w:keepNext w:val="0"/>
               <w:keepLines w:val="1"/>
-              <w:pageBreakBefore w:val="0"/>
               <w:widowControl w:val="0"/>
               <w:pBdr>
                 <w:top w:space="0" w:sz="0" w:val="nil"/>
@@ -1280,6 +1583,14 @@
             </w:pPr>
             <w:r>
               <w:rPr>
+                <w:sz w:val="20"/>
+                <w:szCs w:val="20"/>
+                <w:rtl w:val="0"/>
+              </w:rPr>
+              <w:t xml:space="preserve">1.3</w:t>
+            </w:r>
+            <w:r>
+              <w:rPr>
                 <w:rtl w:val="0"/>
               </w:rPr>
             </w:r>
@@ -1293,7 +1604,6 @@
             <w:pPr>
               <w:keepNext w:val="0"/>
               <w:keepLines w:val="1"/>
-              <w:pageBreakBefore w:val="0"/>
               <w:widowControl w:val="0"/>
               <w:pBdr>
                 <w:top w:space="0" w:sz="0" w:val="nil"/>
@@ -1324,8 +1634,70 @@
             </w:pPr>
             <w:r>
               <w:rPr>
+                <w:sz w:val="20"/>
+                <w:szCs w:val="20"/>
                 <w:rtl w:val="0"/>
               </w:rPr>
+              <w:t xml:space="preserve">Refactored Arduino architecture with Observer Pattern; updated Gateway to Node.js. </w:t>
+            </w:r>
+            <w:r>
+              <w:rPr>
+                <w:rtl w:val="0"/>
+              </w:rPr>
+            </w:r>
+          </w:p>
+        </w:tc>
+        <w:tc>
+          <w:tcPr>
+            <w:vAlign w:val="top"/>
+          </w:tcPr>
+          <w:p>
+            <w:pPr>
+              <w:keepLines w:val="1"/>
+              <w:widowControl w:val="0"/>
+              <w:spacing w:after="120" w:lineRule="auto"/>
+              <w:rPr>
+                <w:sz w:val="20"/>
+                <w:szCs w:val="20"/>
+              </w:rPr>
+            </w:pPr>
+            <w:r>
+              <w:rPr>
+                <w:sz w:val="20"/>
+                <w:szCs w:val="20"/>
+                <w:rtl w:val="0"/>
+              </w:rPr>
+              <w:t xml:space="preserve">Mustafa Al-Bayati, Ryad Hazin, Tony Nguyen, Sergej Macut</w:t>
+            </w:r>
+          </w:p>
+        </w:tc>
+      </w:tr>
+      <w:tr>
+        <w:trPr>
+          <w:cantSplit w:val="0"/>
+          <w:tblHeader w:val="0"/>
+        </w:trPr>
+        <w:tc>
+          <w:tcPr>
+            <w:vAlign w:val="top"/>
+          </w:tcPr>
+          <w:p>
+            <w:pPr>
+              <w:keepLines w:val="1"/>
+              <w:widowControl w:val="0"/>
+              <w:spacing w:after="120" w:line="360" w:lineRule="auto"/>
+              <w:rPr>
+                <w:sz w:val="20"/>
+                <w:szCs w:val="20"/>
+              </w:rPr>
+            </w:pPr>
+            <w:r>
+              <w:rPr>
+                <w:sz w:val="20"/>
+                <w:szCs w:val="20"/>
+                <w:rtl w:val="0"/>
+              </w:rPr>
+              <w:t xml:space="preserve">2026-05-08</w:t>
             </w:r>
           </w:p>
         </w:tc>
@@ -1337,7 +1709,6 @@
             <w:pPr>
               <w:keepNext w:val="0"/>
               <w:keepLines w:val="1"/>
-              <w:pageBreakBefore w:val="0"/>
               <w:widowControl w:val="0"/>
               <w:pBdr>
                 <w:top w:space="0" w:sz="0" w:val="nil"/>
@@ -1351,25 +1722,76 @@
               <w:ind w:left="0" w:right="0" w:firstLine="0"/>
               <w:jc w:val="left"/>
               <w:rPr>
-                <w:rFonts w:ascii="Times New Roman" w:cs="Times New Roman" w:eastAsia="Times New Roman" w:hAnsi="Times New Roman"/>
-                <w:b w:val="0"/>
-                <w:bCs w:val="0"/>
-                <w:i w:val="0"/>
-                <w:iCs w:val="0"/>
-                <w:smallCaps w:val="0"/>
-                <w:strike w:val="0"/>
-                <w:color w:val="000000"/>
                 <w:sz w:val="20"/>
                 <w:szCs w:val="20"/>
-                <w:u w:val="none"/>
-                <w:shd w:fill="auto" w:val="clear"/>
-                <w:vertAlign w:val="baseline"/>
               </w:rPr>
             </w:pPr>
             <w:r>
               <w:rPr>
+                <w:sz w:val="20"/>
+                <w:szCs w:val="20"/>
                 <w:rtl w:val="0"/>
               </w:rPr>
+              <w:t xml:space="preserve">1.4</w:t>
+            </w:r>
+          </w:p>
+        </w:tc>
+        <w:tc>
+          <w:tcPr>
+            <w:vAlign w:val="top"/>
+          </w:tcPr>
+          <w:p>
+            <w:pPr>
+              <w:keepNext w:val="0"/>
+              <w:keepLines w:val="1"/>
+              <w:widowControl w:val="0"/>
+              <w:pBdr>
+                <w:top w:space="0" w:sz="0" w:val="nil"/>
+                <w:left w:space="0" w:sz="0" w:val="nil"/>
+                <w:bottom w:space="0" w:sz="0" w:val="nil"/>
+                <w:right w:space="0" w:sz="0" w:val="nil"/>
+                <w:between w:space="0" w:sz="0" w:val="nil"/>
+              </w:pBdr>
+              <w:shd w:fill="auto" w:val="clear"/>
+              <w:spacing w:after="120" w:before="0" w:line="360" w:lineRule="auto"/>
+              <w:ind w:left="0" w:right="0" w:firstLine="0"/>
+              <w:jc w:val="left"/>
+              <w:rPr>
+                <w:sz w:val="20"/>
+                <w:szCs w:val="20"/>
+              </w:rPr>
+            </w:pPr>
+            <w:r>
+              <w:rPr>
+                <w:sz w:val="20"/>
+                <w:szCs w:val="20"/>
+                <w:rtl w:val="0"/>
+              </w:rPr>
+              <w:t xml:space="preserve">Updated file to contain Table of content.</w:t>
+            </w:r>
+          </w:p>
+        </w:tc>
+        <w:tc>
+          <w:tcPr>
+            <w:vAlign w:val="top"/>
+          </w:tcPr>
+          <w:p>
+            <w:pPr>
+              <w:keepLines w:val="1"/>
+              <w:widowControl w:val="0"/>
+              <w:spacing w:after="120" w:lineRule="auto"/>
+              <w:rPr>
+                <w:sz w:val="20"/>
+                <w:szCs w:val="20"/>
+              </w:rPr>
+            </w:pPr>
+            <w:r>
+              <w:rPr>
+                <w:sz w:val="20"/>
+                <w:szCs w:val="20"/>
+                <w:rtl w:val="0"/>
+              </w:rPr>
+              <w:t xml:space="preserve">Mustafa Al-Bayati, Ryad Hazin, Tony Nguyen, Sergej Macut</w:t>
             </w:r>
           </w:p>
         </w:tc>
@@ -1378,63 +1800,50 @@
     <w:p>
       <w:pPr>
         <w:spacing w:line="360" w:lineRule="auto"/>
-        <w:rPr>
-          <w:vertAlign w:val="baseline"/>
-        </w:rPr>
-      </w:pPr>
-      <w:r>
-        <w:rPr>
-          <w:rtl w:val="0"/>
-        </w:rPr>
-      </w:r>
-    </w:p>
-    <w:p>
-      <w:pPr>
-        <w:keepNext w:val="0"/>
-        <w:keepLines w:val="0"/>
-        <w:pageBreakBefore w:val="0"/>
+        <w:rPr/>
+      </w:pPr>
+      <w:r>
+        <w:rPr>
+          <w:rtl w:val="0"/>
+        </w:rPr>
+      </w:r>
+    </w:p>
+    <w:p>
+      <w:pPr>
+        <w:spacing w:line="360" w:lineRule="auto"/>
+        <w:rPr/>
+      </w:pPr>
+      <w:r>
+        <w:rPr>
+          <w:rtl w:val="0"/>
+        </w:rPr>
+      </w:r>
+    </w:p>
+    <w:p>
+      <w:pPr>
+        <w:spacing w:line="360" w:lineRule="auto"/>
+        <w:rPr/>
+      </w:pPr>
+      <w:r>
+        <w:rPr>
+          <w:rtl w:val="0"/>
+        </w:rPr>
+      </w:r>
+    </w:p>
+    <w:p>
+      <w:pPr>
+        <w:pStyle w:val="Heading1"/>
         <w:widowControl w:val="0"/>
-        <w:pBdr>
-          <w:top w:space="0" w:sz="0" w:val="nil"/>
-          <w:left w:space="0" w:sz="0" w:val="nil"/>
-          <w:bottom w:space="0" w:sz="0" w:val="nil"/>
-          <w:right w:space="0" w:sz="0" w:val="nil"/>
-          <w:between w:space="0" w:sz="0" w:val="nil"/>
-        </w:pBdr>
-        <w:shd w:fill="auto" w:val="clear"/>
-        <w:spacing w:after="0" w:before="0" w:line="360" w:lineRule="auto"/>
-        <w:ind w:left="0" w:right="0" w:firstLine="0"/>
+        <w:spacing w:line="360" w:lineRule="auto"/>
         <w:jc w:val="center"/>
         <w:rPr>
-          <w:rFonts w:ascii="Arial" w:cs="Arial" w:eastAsia="Arial" w:hAnsi="Arial"/>
-          <w:b w:val="1"/>
-          <w:bCs w:val="1"/>
-          <w:i w:val="0"/>
-          <w:iCs w:val="0"/>
-          <w:smallCaps w:val="0"/>
-          <w:strike w:val="0"/>
-          <w:color w:val="000000"/>
-          <w:sz w:val="36"/>
-          <w:szCs w:val="36"/>
-          <w:u w:val="none"/>
-          <w:shd w:fill="auto" w:val="clear"/>
-          <w:vertAlign w:val="baseline"/>
-        </w:rPr>
-      </w:pPr>
-      <w:r>
-        <w:rPr>
-          <w:rFonts w:ascii="Arial" w:cs="Arial" w:eastAsia="Arial" w:hAnsi="Arial"/>
-          <w:b w:val="1"/>
-          <w:bCs w:val="1"/>
-          <w:i w:val="0"/>
-          <w:iCs w:val="0"/>
-          <w:smallCaps w:val="0"/>
-          <w:strike w:val="0"/>
-          <w:color w:val="000000"/>
-          <w:sz w:val="36"/>
-          <w:szCs w:val="36"/>
-          <w:u w:val="none"/>
-          <w:shd w:fill="auto" w:val="clear"/>
+          <w:vertAlign w:val="baseline"/>
+        </w:rPr>
+      </w:pPr>
+      <w:bookmarkStart w:colFirst="0" w:colLast="0" w:name="_heading=h.2qkf9kece508" w:id="2"/>
+      <w:bookmarkEnd w:id="2"/>
+      <w:r>
+        <w:rPr>
           <w:vertAlign w:val="baseline"/>
           <w:rtl w:val="0"/>
         </w:rPr>
@@ -1484,7 +1893,6 @@
             <w:pPr>
               <w:keepNext w:val="0"/>
               <w:keepLines w:val="0"/>
-              <w:pageBreakBefore w:val="0"/>
               <w:widowControl w:val="0"/>
               <w:pBdr>
                 <w:top w:space="0" w:sz="0" w:val="nil"/>
@@ -1552,7 +1960,6 @@
             <w:pPr>
               <w:keepNext w:val="0"/>
               <w:keepLines w:val="0"/>
-              <w:pageBreakBefore w:val="0"/>
               <w:widowControl w:val="0"/>
               <w:pBdr>
                 <w:top w:space="0" w:sz="0" w:val="nil"/>
@@ -1641,6 +2048,11 @@
               </w:rPr>
               <w:t xml:space="preserve">D1. High-Level Architecture (Device → Gateway → Server → UI)</w:t>
             </w:r>
+            <w:r>
+              <w:rPr>
+                <w:rtl w:val="0"/>
+              </w:rPr>
+            </w:r>
           </w:p>
         </w:tc>
         <w:tc>
@@ -1651,7 +2063,6 @@
             <w:pPr>
               <w:keepNext w:val="0"/>
               <w:keepLines w:val="0"/>
-              <w:pageBreakBefore w:val="0"/>
               <w:widowControl w:val="0"/>
               <w:pBdr>
                 <w:top w:space="0" w:sz="0" w:val="nil"/>
@@ -1732,7 +2143,7 @@
                 <w:vertAlign w:val="baseline"/>
                 <w:rtl w:val="0"/>
               </w:rPr>
-              <w:t xml:space="preserve">D2. Arduino Device Component Design (Controller, State, Sensors, Actuators)</w:t>
+              <w:t xml:space="preserve">D2. Arduino Device Component Design</w:t>
             </w:r>
           </w:p>
         </w:tc>
@@ -1744,7 +2155,6 @@
             <w:pPr>
               <w:keepNext w:val="0"/>
               <w:keepLines w:val="0"/>
-              <w:pageBreakBefore w:val="0"/>
               <w:widowControl w:val="0"/>
               <w:pBdr>
                 <w:top w:space="0" w:sz="0" w:val="nil"/>
@@ -1837,7 +2247,6 @@
             <w:pPr>
               <w:keepNext w:val="0"/>
               <w:keepLines w:val="0"/>
-              <w:pageBreakBefore w:val="0"/>
               <w:widowControl w:val="0"/>
               <w:pBdr>
                 <w:top w:space="0" w:sz="0" w:val="nil"/>
@@ -1916,7 +2325,19 @@
                 <w:vertAlign w:val="baseline"/>
                 <w:rtl w:val="0"/>
               </w:rPr>
-              <w:t xml:space="preserve">D4. Interaction Flow (Sequence: UI Command → Device Actuation → ACK/State Update)</w:t>
+              <w:t xml:space="preserve">D4. Interaction Flow </w:t>
+            </w:r>
+            <w:r>
+              <w:rPr>
+                <w:rFonts w:ascii="Cardo" w:cs="Cardo" w:eastAsia="Cardo" w:hAnsi="Cardo"/>
+                <w:rtl w:val="0"/>
+              </w:rPr>
+              <w:t xml:space="preserve">UI command to Devices</w:t>
+            </w:r>
+            <w:r>
+              <w:rPr>
+                <w:rtl w:val="0"/>
+              </w:rPr>
             </w:r>
           </w:p>
         </w:tc>
@@ -1928,7 +2349,6 @@
             <w:pPr>
               <w:keepNext w:val="0"/>
               <w:keepLines w:val="0"/>
-              <w:pageBreakBefore w:val="0"/>
               <w:widowControl w:val="0"/>
               <w:pBdr>
                 <w:top w:space="0" w:sz="0" w:val="nil"/>
@@ -2032,7 +2452,6 @@
             <w:pPr>
               <w:keepNext w:val="0"/>
               <w:keepLines w:val="0"/>
-              <w:pageBreakBefore w:val="0"/>
               <w:widowControl w:val="0"/>
               <w:pBdr>
                 <w:top w:space="0" w:sz="0" w:val="nil"/>
@@ -2142,289 +2561,260 @@
     </w:p>
     <w:p>
       <w:pPr>
+        <w:pStyle w:val="Heading1"/>
+        <w:widowControl w:val="0"/>
+        <w:spacing w:line="360" w:lineRule="auto"/>
+        <w:jc w:val="center"/>
+        <w:rPr>
+          <w:vertAlign w:val="baseline"/>
+        </w:rPr>
+      </w:pPr>
+      <w:bookmarkStart w:colFirst="0" w:colLast="0" w:name="_heading=h.wf74h9gyypi0" w:id="3"/>
+      <w:bookmarkEnd w:id="3"/>
+      <w:r>
+        <w:rPr>
+          <w:vertAlign w:val="baseline"/>
+          <w:rtl w:val="0"/>
+        </w:rPr>
+        <w:t xml:space="preserve">Design Item Descriptions</w:t>
+      </w:r>
+    </w:p>
+    <w:p>
+      <w:pPr>
+        <w:pStyle w:val="Heading2"/>
         <w:keepNext w:val="0"/>
         <w:keepLines w:val="0"/>
-        <w:pageBreakBefore w:val="0"/>
-        <w:widowControl w:val="0"/>
-        <w:pBdr>
-          <w:top w:space="0" w:sz="0" w:val="nil"/>
-          <w:left w:space="0" w:sz="0" w:val="nil"/>
-          <w:bottom w:space="0" w:sz="0" w:val="nil"/>
-          <w:right w:space="0" w:sz="0" w:val="nil"/>
-          <w:between w:space="0" w:sz="0" w:val="nil"/>
-        </w:pBdr>
-        <w:shd w:fill="auto" w:val="clear"/>
-        <w:spacing w:after="0" w:before="0" w:line="360" w:lineRule="auto"/>
-        <w:ind w:left="0" w:right="0" w:firstLine="0"/>
-        <w:jc w:val="center"/>
+        <w:spacing w:line="360" w:lineRule="auto"/>
+        <w:rPr>
+          <w:sz w:val="28"/>
+          <w:szCs w:val="28"/>
+        </w:rPr>
+      </w:pPr>
+      <w:bookmarkStart w:colFirst="0" w:colLast="0" w:name="_heading=h.wcjtj19ot4py" w:id="4"/>
+      <w:bookmarkEnd w:id="4"/>
+      <w:sdt>
+        <w:sdtPr>
+          <w:id w:val="-1609733431"/>
+          <w:tag w:val="goog_rdk_0"/>
+        </w:sdtPr>
+        <w:sdtContent>
+          <w:r>
+            <w:rPr>
+              <w:rFonts w:ascii="Cardo" w:cs="Cardo" w:eastAsia="Cardo" w:hAnsi="Cardo"/>
+              <w:sz w:val="28"/>
+              <w:szCs w:val="28"/>
+              <w:rtl w:val="0"/>
+            </w:rPr>
+            <w:t xml:space="preserve">D1. High-Level Architecture (Device → Gateway → Server → UI)</w:t>
+          </w:r>
+        </w:sdtContent>
+      </w:sdt>
+    </w:p>
+    <w:p>
+      <w:pPr>
+        <w:spacing w:after="240" w:before="240" w:line="360" w:lineRule="auto"/>
+        <w:rPr/>
+      </w:pPr>
+      <w:r>
+        <w:rPr>
+          <w:b w:val="1"/>
+          <w:bCs w:val="1"/>
+          <w:rtl w:val="0"/>
+        </w:rPr>
+        <w:t xml:space="preserve">Description:</w:t>
+      </w:r>
+      <w:r>
+        <w:rPr>
+          <w:rtl w:val="0"/>
+        </w:rPr>
+        <w:t xml:space="preserve"> The system follows a layered architecture designed for modularity and asynchronous data flow. Communication is routed through a dedicated </w:t>
+      </w:r>
+      <w:r>
+        <w:rPr>
+          <w:b w:val="1"/>
+          <w:bCs w:val="1"/>
+          <w:rtl w:val="0"/>
+        </w:rPr>
+        <w:t xml:space="preserve">Gateway</w:t>
+      </w:r>
+      <w:r>
+        <w:rPr>
+          <w:rtl w:val="0"/>
+        </w:rPr>
+        <w:t xml:space="preserve">, which has been refactored from a Python-based script to a </w:t>
+      </w:r>
+      <w:r>
+        <w:rPr>
+          <w:b w:val="1"/>
+          <w:bCs w:val="1"/>
+          <w:rtl w:val="0"/>
+        </w:rPr>
+        <w:t xml:space="preserve">Node.js (JavaScript)</w:t>
+      </w:r>
+      <w:r>
+        <w:rPr>
+          <w:rtl w:val="0"/>
+        </w:rPr>
+        <w:t xml:space="preserve"> environment. This change leverages Node’s non-blocking I/O to handle simultaneous Serial and WebSocket communication more efficiently.</w:t>
+      </w:r>
+    </w:p>
+    <w:p>
+      <w:pPr>
+        <w:spacing w:after="240" w:before="240" w:line="360" w:lineRule="auto"/>
+        <w:rPr>
+          <w:b w:val="1"/>
+          <w:bCs w:val="1"/>
+        </w:rPr>
+      </w:pPr>
+      <w:r>
+        <w:rPr>
+          <w:b w:val="1"/>
+          <w:bCs w:val="1"/>
+          <w:rtl w:val="0"/>
+        </w:rPr>
+        <w:t xml:space="preserve">The architecture consists of four logical layers:</w:t>
+      </w:r>
+    </w:p>
+    <w:p>
+      <w:pPr>
+        <w:numPr>
+          <w:ilvl w:val="0"/>
+          <w:numId w:val="4"/>
+        </w:numPr>
+        <w:spacing w:after="0" w:afterAutospacing="0" w:before="240" w:line="360" w:lineRule="auto"/>
+        <w:ind w:left="720" w:hanging="360"/>
+      </w:pPr>
+      <w:r>
+        <w:rPr>
+          <w:b w:val="1"/>
+          <w:bCs w:val="1"/>
+          <w:rtl w:val="0"/>
+        </w:rPr>
+        <w:t xml:space="preserve">Device Layer (Arduino):</w:t>
+      </w:r>
+      <w:r>
+        <w:rPr>
+          <w:rtl w:val="0"/>
+        </w:rPr>
+        <w:t xml:space="preserve"> Handles real-time sensor acquisition and actuator control. It utilizes a modular C++ structure with dedicated </w:t>
+      </w:r>
+      <w:r>
+        <w:rPr>
+          <w:rFonts w:ascii="Roboto Mono" w:cs="Roboto Mono" w:eastAsia="Roboto Mono" w:hAnsi="Roboto Mono"/>
+          <w:color w:val="188038"/>
+          <w:rtl w:val="0"/>
+        </w:rPr>
+        <w:t xml:space="preserve">.h</w:t>
+      </w:r>
+      <w:r>
+        <w:rPr>
+          <w:rtl w:val="0"/>
+        </w:rPr>
+        <w:t xml:space="preserve"> and </w:t>
+      </w:r>
+      <w:r>
+        <w:rPr>
+          <w:rFonts w:ascii="Roboto Mono" w:cs="Roboto Mono" w:eastAsia="Roboto Mono" w:hAnsi="Roboto Mono"/>
+          <w:color w:val="188038"/>
+          <w:rtl w:val="0"/>
+        </w:rPr>
+        <w:t xml:space="preserve">.cpp</w:t>
+      </w:r>
+      <w:r>
+        <w:rPr>
+          <w:rtl w:val="0"/>
+        </w:rPr>
+        <w:t xml:space="preserve"> files for each component.</w:t>
+      </w:r>
+    </w:p>
+    <w:p>
+      <w:pPr>
+        <w:numPr>
+          <w:ilvl w:val="0"/>
+          <w:numId w:val="4"/>
+        </w:numPr>
+        <w:spacing w:after="0" w:afterAutospacing="0" w:before="0" w:beforeAutospacing="0" w:line="360" w:lineRule="auto"/>
+        <w:ind w:left="720" w:hanging="360"/>
+      </w:pPr>
+      <w:r>
+        <w:rPr>
+          <w:b w:val="1"/>
+          <w:bCs w:val="1"/>
+          <w:rtl w:val="0"/>
+        </w:rPr>
+        <w:t xml:space="preserve">Gateway Layer (Node.js):</w:t>
+      </w:r>
+      <w:r>
+        <w:rPr>
+          <w:rtl w:val="0"/>
+        </w:rPr>
+        <w:t xml:space="preserve"> Acts as the middleman. It parses structured Serial messages (OBS/ACK), validates the data, and forwards it to the Server Layer via HTTP/WebSockets.</w:t>
+      </w:r>
+    </w:p>
+    <w:p>
+      <w:pPr>
+        <w:numPr>
+          <w:ilvl w:val="0"/>
+          <w:numId w:val="4"/>
+        </w:numPr>
+        <w:spacing w:after="0" w:afterAutospacing="0" w:before="0" w:beforeAutospacing="0" w:line="360" w:lineRule="auto"/>
+        <w:ind w:left="720" w:hanging="360"/>
+      </w:pPr>
+      <w:r>
+        <w:rPr>
+          <w:b w:val="1"/>
+          <w:bCs w:val="1"/>
+          <w:rtl w:val="0"/>
+        </w:rPr>
+        <w:t xml:space="preserve">Server Layer:</w:t>
+      </w:r>
+      <w:r>
+        <w:rPr>
+          <w:rtl w:val="0"/>
+        </w:rPr>
+        <w:t xml:space="preserve"> Centralizes system state and manages command distribution to clients.</w:t>
+      </w:r>
+    </w:p>
+    <w:p>
+      <w:pPr>
+        <w:numPr>
+          <w:ilvl w:val="0"/>
+          <w:numId w:val="4"/>
+        </w:numPr>
+        <w:spacing w:after="240" w:before="0" w:beforeAutospacing="0" w:line="360" w:lineRule="auto"/>
+        <w:ind w:left="720" w:hanging="360"/>
+      </w:pPr>
+      <w:r>
+        <w:rPr>
+          <w:b w:val="1"/>
+          <w:bCs w:val="1"/>
+          <w:rtl w:val="0"/>
+        </w:rPr>
+        <w:t xml:space="preserve">User Interface Layer:</w:t>
+      </w:r>
+      <w:r>
+        <w:rPr>
+          <w:rtl w:val="0"/>
+        </w:rPr>
+        <w:t xml:space="preserve"> Provides the dashboard for real-time monitoring and manual overrides.</w:t>
+      </w:r>
+    </w:p>
+    <w:p>
+      <w:pPr>
+        <w:spacing w:line="360" w:lineRule="auto"/>
+        <w:ind w:left="360" w:firstLine="0"/>
         <w:rPr>
           <w:rFonts w:ascii="Arial" w:cs="Arial" w:eastAsia="Arial" w:hAnsi="Arial"/>
           <w:b w:val="1"/>
           <w:bCs w:val="1"/>
-          <w:i w:val="0"/>
-          <w:iCs w:val="0"/>
-          <w:smallCaps w:val="0"/>
-          <w:strike w:val="0"/>
-          <w:color w:val="000000"/>
-          <w:sz w:val="36"/>
-          <w:szCs w:val="36"/>
-          <w:u w:val="none"/>
-          <w:shd w:fill="auto" w:val="clear"/>
-          <w:vertAlign w:val="baseline"/>
-        </w:rPr>
-      </w:pPr>
-      <w:r>
-        <w:rPr>
-          <w:rFonts w:ascii="Arial" w:cs="Arial" w:eastAsia="Arial" w:hAnsi="Arial"/>
-          <w:b w:val="1"/>
-          <w:bCs w:val="1"/>
-          <w:i w:val="0"/>
-          <w:iCs w:val="0"/>
-          <w:smallCaps w:val="0"/>
-          <w:strike w:val="0"/>
-          <w:color w:val="000000"/>
-          <w:sz w:val="36"/>
-          <w:szCs w:val="36"/>
-          <w:u w:val="none"/>
-          <w:shd w:fill="auto" w:val="clear"/>
-          <w:vertAlign w:val="baseline"/>
-          <w:rtl w:val="0"/>
-        </w:rPr>
-        <w:t xml:space="preserve">Design Item Descriptions</w:t>
-      </w:r>
-    </w:p>
-    <w:p>
-      <w:pPr>
-        <w:keepNext w:val="1"/>
-        <w:keepLines w:val="0"/>
-        <w:pageBreakBefore w:val="0"/>
-        <w:widowControl w:val="1"/>
-        <w:pBdr>
-          <w:top w:space="0" w:sz="0" w:val="nil"/>
-          <w:left w:space="0" w:sz="0" w:val="nil"/>
-          <w:bottom w:space="0" w:sz="0" w:val="nil"/>
-          <w:right w:space="0" w:sz="0" w:val="nil"/>
-          <w:between w:space="0" w:sz="0" w:val="nil"/>
-        </w:pBdr>
-        <w:shd w:fill="auto" w:val="clear"/>
-        <w:spacing w:after="60" w:before="240" w:line="360" w:lineRule="auto"/>
-        <w:ind w:left="0" w:right="0" w:firstLine="0"/>
-        <w:jc w:val="left"/>
-        <w:rPr>
-          <w:rFonts w:ascii="Arial" w:cs="Arial" w:eastAsia="Arial" w:hAnsi="Arial"/>
-          <w:b w:val="1"/>
-          <w:bCs w:val="1"/>
-          <w:i w:val="0"/>
-          <w:iCs w:val="0"/>
-          <w:smallCaps w:val="0"/>
-          <w:strike w:val="0"/>
-          <w:color w:val="000000"/>
           <w:sz w:val="26"/>
           <w:szCs w:val="26"/>
-          <w:u w:val="none"/>
-          <w:shd w:fill="auto" w:val="clear"/>
-          <w:vertAlign w:val="baseline"/>
-        </w:rPr>
-      </w:pPr>
-      <w:r>
-        <w:rPr>
-          <w:rFonts w:ascii="Arial" w:cs="Arial" w:eastAsia="Arial" w:hAnsi="Arial"/>
-          <w:b w:val="1"/>
-          <w:bCs w:val="1"/>
-          <w:i w:val="0"/>
-          <w:iCs w:val="0"/>
-          <w:smallCaps w:val="0"/>
-          <w:strike w:val="0"/>
-          <w:color w:val="000000"/>
-          <w:sz w:val="26"/>
-          <w:szCs w:val="26"/>
-          <w:u w:val="none"/>
-          <w:shd w:fill="auto" w:val="clear"/>
-          <w:vertAlign w:val="baseline"/>
-          <w:rtl w:val="0"/>
-        </w:rPr>
-        <w:t xml:space="preserve">D1 High Level Architecture (Device -&gt; Gateway -&gt; Server -&gt; UI)</w:t>
-      </w:r>
-    </w:p>
-    <w:p>
-      <w:pPr>
-        <w:spacing w:line="360" w:lineRule="auto"/>
-        <w:rPr>
-          <w:b w:val="0"/>
-          <w:bCs w:val="0"/>
-          <w:vertAlign w:val="baseline"/>
-        </w:rPr>
-      </w:pPr>
-      <w:r>
-        <w:rPr>
-          <w:b w:val="1"/>
-          <w:bCs w:val="1"/>
-          <w:vertAlign w:val="baseline"/>
-          <w:rtl w:val="0"/>
-        </w:rPr>
-        <w:t xml:space="preserve">Description:</w:t>
-      </w:r>
-      <w:r>
-        <w:rPr>
-          <w:rtl w:val="0"/>
-        </w:rPr>
-      </w:r>
-    </w:p>
-    <w:p>
-      <w:pPr>
-        <w:spacing w:line="360" w:lineRule="auto"/>
-        <w:rPr>
-          <w:vertAlign w:val="baseline"/>
-        </w:rPr>
-      </w:pPr>
-      <w:r>
-        <w:rPr>
-          <w:vertAlign w:val="baseline"/>
-          <w:rtl w:val="0"/>
-        </w:rPr>
-        <w:t xml:space="preserve">The system follows a layered architecture where devices do not communicate directly with user interfaces. Instead, communication is routed through via a gateway (middleman) component, which maintains communication with the server.</w:t>
-      </w:r>
-    </w:p>
-    <w:p>
-      <w:pPr>
-        <w:spacing w:line="360" w:lineRule="auto"/>
-        <w:rPr>
-          <w:vertAlign w:val="baseline"/>
-        </w:rPr>
-      </w:pPr>
-      <w:r>
-        <w:rPr>
-          <w:rtl w:val="0"/>
-        </w:rPr>
-      </w:r>
-    </w:p>
-    <w:p>
-      <w:pPr>
-        <w:spacing w:line="360" w:lineRule="auto"/>
-        <w:rPr>
-          <w:vertAlign w:val="baseline"/>
-        </w:rPr>
-      </w:pPr>
-      <w:r>
-        <w:rPr>
-          <w:vertAlign w:val="baseline"/>
-          <w:rtl w:val="0"/>
-        </w:rPr>
-        <w:t xml:space="preserve">The architecture is divided into four logical layers:</w:t>
-      </w:r>
-    </w:p>
-    <w:p>
-      <w:pPr>
-        <w:spacing w:line="360" w:lineRule="auto"/>
-        <w:rPr>
-          <w:vertAlign w:val="baseline"/>
-        </w:rPr>
-      </w:pPr>
-      <w:r>
-        <w:rPr>
-          <w:rtl w:val="0"/>
-        </w:rPr>
-      </w:r>
-    </w:p>
-    <w:p>
-      <w:pPr>
-        <w:numPr>
-          <w:ilvl w:val="0"/>
-          <w:numId w:val="1"/>
-        </w:numPr>
-        <w:spacing w:line="360" w:lineRule="auto"/>
-        <w:ind w:left="720" w:hanging="360"/>
-        <w:rPr/>
-      </w:pPr>
-      <w:r>
-        <w:rPr>
-          <w:vertAlign w:val="baseline"/>
-          <w:rtl w:val="0"/>
-        </w:rPr>
-        <w:t xml:space="preserve">Device Layer (Arduino) – Handles sensor readings, sensor control, and maintains local device state.</w:t>
-      </w:r>
-    </w:p>
-    <w:p>
-      <w:pPr>
-        <w:numPr>
-          <w:ilvl w:val="0"/>
-          <w:numId w:val="1"/>
-        </w:numPr>
-        <w:spacing w:line="360" w:lineRule="auto"/>
-        <w:ind w:left="720" w:hanging="360"/>
-        <w:rPr/>
-      </w:pPr>
-      <w:r>
-        <w:rPr>
-          <w:vertAlign w:val="baseline"/>
-          <w:rtl w:val="0"/>
-        </w:rPr>
-        <w:t xml:space="preserve">Gateway Layer (Laptop/Raspberry Pi) – Reads and writes serial messages, validates data and forwards observations to/from the server.</w:t>
-      </w:r>
-    </w:p>
-    <w:p>
-      <w:pPr>
-        <w:numPr>
-          <w:ilvl w:val="0"/>
-          <w:numId w:val="1"/>
-        </w:numPr>
-        <w:spacing w:line="360" w:lineRule="auto"/>
-        <w:ind w:left="720" w:hanging="360"/>
-        <w:rPr/>
-      </w:pPr>
-      <w:r>
-        <w:rPr>
-          <w:vertAlign w:val="baseline"/>
-          <w:rtl w:val="0"/>
-        </w:rPr>
-        <w:t xml:space="preserve">Server Layer – Maintains system state and distributes commands to connected clients.</w:t>
-      </w:r>
-    </w:p>
-    <w:p>
-      <w:pPr>
-        <w:numPr>
-          <w:ilvl w:val="0"/>
-          <w:numId w:val="1"/>
-        </w:numPr>
-        <w:spacing w:line="360" w:lineRule="auto"/>
-        <w:ind w:left="720" w:hanging="360"/>
-        <w:rPr/>
-      </w:pPr>
-      <w:r>
-        <w:rPr>
-          <w:vertAlign w:val="baseline"/>
-          <w:rtl w:val="0"/>
-        </w:rPr>
-        <w:t xml:space="preserve">User Interface Layer – Allows users to observe and control device states.</w:t>
-      </w:r>
-    </w:p>
-    <w:p>
-      <w:pPr>
-        <w:spacing w:line="360" w:lineRule="auto"/>
-        <w:rPr>
-          <w:vertAlign w:val="baseline"/>
-        </w:rPr>
-      </w:pPr>
-      <w:r>
-        <w:rPr>
-          <w:rtl w:val="0"/>
-        </w:rPr>
-      </w:r>
-    </w:p>
-    <w:p>
-      <w:pPr>
-        <w:spacing w:line="360" w:lineRule="auto"/>
-        <w:ind w:left="360" w:firstLine="0"/>
-        <w:rPr>
-          <w:vertAlign w:val="baseline"/>
-        </w:rPr>
-      </w:pPr>
-      <w:r>
-        <w:rPr>
-          <w:vertAlign w:val="baseline"/>
-          <w:rtl w:val="0"/>
-        </w:rPr>
-        <w:t xml:space="preserve">The system distinguishes between requested state (from the server) and current state (on the device), ensuring consistency and fault tolerance.</w:t>
+        </w:rPr>
+      </w:pPr>
+      <w:r>
+        <w:rPr>
+          <w:rtl w:val="0"/>
+        </w:rPr>
       </w:r>
     </w:p>
     <w:p>
@@ -2470,16 +2860,16 @@
           <wp:inline distB="0" distT="0" distL="114300" distR="114300">
             <wp:extent cx="5638800" cy="3752850"/>
             <wp:effectExtent b="0" l="0" r="0" t="0"/>
-            <wp:docPr id="1" name="image4.png"/>
+            <wp:docPr id="1" name="image2.png"/>
             <a:graphic>
               <a:graphicData uri="http://schemas.openxmlformats.org/drawingml/2006/picture">
                 <pic:pic>
                   <pic:nvPicPr>
-                    <pic:cNvPr id="0" name="image4.png"/>
+                    <pic:cNvPr id="0" name="image2.png"/>
                     <pic:cNvPicPr preferRelativeResize="0"/>
                   </pic:nvPicPr>
                   <pic:blipFill>
-                    <a:blip r:embed="rId6"/>
+                    <a:blip r:embed="rId7"/>
                     <a:srcRect b="0" l="0" r="0" t="0"/>
                     <a:stretch>
                       <a:fillRect/>
@@ -2612,122 +3002,159 @@
     </w:p>
     <w:p>
       <w:pPr>
-        <w:keepNext w:val="1"/>
-        <w:keepLines w:val="0"/>
-        <w:pageBreakBefore w:val="0"/>
-        <w:widowControl w:val="1"/>
-        <w:pBdr>
-          <w:top w:space="0" w:sz="0" w:val="nil"/>
-          <w:left w:space="0" w:sz="0" w:val="nil"/>
-          <w:bottom w:space="0" w:sz="0" w:val="nil"/>
-          <w:right w:space="0" w:sz="0" w:val="nil"/>
-          <w:between w:space="0" w:sz="0" w:val="nil"/>
-        </w:pBdr>
-        <w:shd w:fill="auto" w:val="clear"/>
-        <w:spacing w:after="60" w:before="240" w:line="360" w:lineRule="auto"/>
-        <w:ind w:left="0" w:right="0" w:firstLine="0"/>
-        <w:jc w:val="left"/>
-        <w:rPr>
-          <w:rFonts w:ascii="Arial" w:cs="Arial" w:eastAsia="Arial" w:hAnsi="Arial"/>
+        <w:spacing w:line="360" w:lineRule="auto"/>
+        <w:rPr>
           <w:b w:val="1"/>
           <w:bCs w:val="1"/>
-          <w:i w:val="0"/>
-          <w:iCs w:val="0"/>
-          <w:smallCaps w:val="0"/>
-          <w:strike w:val="0"/>
-          <w:color w:val="000000"/>
           <w:sz w:val="26"/>
           <w:szCs w:val="26"/>
-          <w:u w:val="none"/>
-          <w:shd w:fill="auto" w:val="clear"/>
-          <w:vertAlign w:val="baseline"/>
-        </w:rPr>
-      </w:pPr>
-      <w:r>
-        <w:rPr>
-          <w:rFonts w:ascii="Arial" w:cs="Arial" w:eastAsia="Arial" w:hAnsi="Arial"/>
-          <w:b w:val="1"/>
-          <w:bCs w:val="1"/>
-          <w:i w:val="0"/>
-          <w:iCs w:val="0"/>
-          <w:smallCaps w:val="0"/>
-          <w:strike w:val="0"/>
-          <w:color w:val="000000"/>
+        </w:rPr>
+      </w:pPr>
+      <w:r>
+        <w:rPr>
+          <w:rtl w:val="0"/>
+        </w:rPr>
+      </w:r>
+    </w:p>
+    <w:p>
+      <w:pPr>
+        <w:pStyle w:val="Heading2"/>
+        <w:keepNext w:val="0"/>
+        <w:keepLines w:val="0"/>
+        <w:spacing w:line="360" w:lineRule="auto"/>
+        <w:rPr>
+          <w:sz w:val="28"/>
+          <w:szCs w:val="28"/>
+        </w:rPr>
+      </w:pPr>
+      <w:bookmarkStart w:colFirst="0" w:colLast="0" w:name="_heading=h.nk8lhcjgkld" w:id="5"/>
+      <w:bookmarkEnd w:id="5"/>
+      <w:r>
+        <w:rPr>
+          <w:sz w:val="28"/>
+          <w:szCs w:val="28"/>
+          <w:rtl w:val="0"/>
+        </w:rPr>
+        <w:t xml:space="preserve">D2. Arduino Device Component Design</w:t>
+      </w:r>
+    </w:p>
+    <w:p>
+      <w:pPr>
+        <w:spacing w:after="240" w:before="240" w:line="360" w:lineRule="auto"/>
+        <w:rPr>
           <w:sz w:val="26"/>
           <w:szCs w:val="26"/>
-          <w:u w:val="none"/>
-          <w:shd w:fill="auto" w:val="clear"/>
-          <w:vertAlign w:val="baseline"/>
-          <w:rtl w:val="0"/>
-        </w:rPr>
-        <w:t xml:space="preserve">D2 Arduino Device Component Design</w:t>
-      </w:r>
-    </w:p>
-    <w:p>
-      <w:pPr>
-        <w:spacing w:line="360" w:lineRule="auto"/>
-        <w:rPr>
-          <w:b w:val="0"/>
-          <w:bCs w:val="0"/>
-          <w:vertAlign w:val="baseline"/>
-        </w:rPr>
-      </w:pPr>
-      <w:r>
-        <w:rPr>
-          <w:b w:val="1"/>
-          <w:bCs w:val="1"/>
-          <w:vertAlign w:val="baseline"/>
-          <w:rtl w:val="0"/>
-        </w:rPr>
-        <w:t xml:space="preserve">Description:</w:t>
-      </w:r>
-      <w:r>
-        <w:rPr>
-          <w:rtl w:val="0"/>
-        </w:rPr>
-      </w:r>
-    </w:p>
-    <w:p>
-      <w:pPr>
-        <w:spacing w:line="360" w:lineRule="auto"/>
-        <w:rPr>
-          <w:vertAlign w:val="baseline"/>
-        </w:rPr>
-      </w:pPr>
-      <w:r>
-        <w:rPr>
-          <w:vertAlign w:val="baseline"/>
-          <w:rtl w:val="0"/>
-        </w:rPr>
-        <w:t xml:space="preserve">The Arduino device is structured into logical components to maintain modularity and separation of responsibilities.</w:t>
-      </w:r>
-    </w:p>
-    <w:p>
-      <w:pPr>
-        <w:spacing w:line="360" w:lineRule="auto"/>
-        <w:rPr>
-          <w:vertAlign w:val="baseline"/>
-        </w:rPr>
-      </w:pPr>
-      <w:r>
-        <w:rPr>
-          <w:rtl w:val="0"/>
-        </w:rPr>
-      </w:r>
-    </w:p>
-    <w:p>
-      <w:pPr>
-        <w:spacing w:line="360" w:lineRule="auto"/>
-        <w:rPr>
-          <w:vertAlign w:val="baseline"/>
-        </w:rPr>
-      </w:pPr>
-      <w:r>
-        <w:rPr>
-          <w:vertAlign w:val="baseline"/>
-          <w:rtl w:val="0"/>
-        </w:rPr>
-        <w:t xml:space="preserve">The following conceptual components are defined:</w:t>
+        </w:rPr>
+      </w:pPr>
+      <w:r>
+        <w:rPr>
+          <w:sz w:val="26"/>
+          <w:szCs w:val="26"/>
+          <w:rtl w:val="0"/>
+        </w:rPr>
+        <w:t xml:space="preserve">Description: The Arduino firmware has been refactored into a modular, object-oriented structure to ensure scalability and maintainability. Each hardware component (e.g., </w:t>
+      </w:r>
+      <w:r>
+        <w:rPr>
+          <w:color w:val="188038"/>
+          <w:sz w:val="26"/>
+          <w:szCs w:val="26"/>
+          <w:rtl w:val="0"/>
+        </w:rPr>
+        <w:t xml:space="preserve">DoorDevice</w:t>
+      </w:r>
+      <w:r>
+        <w:rPr>
+          <w:sz w:val="26"/>
+          <w:szCs w:val="26"/>
+          <w:rtl w:val="0"/>
+        </w:rPr>
+        <w:t xml:space="preserve">, </w:t>
+      </w:r>
+      <w:r>
+        <w:rPr>
+          <w:color w:val="188038"/>
+          <w:sz w:val="26"/>
+          <w:szCs w:val="26"/>
+          <w:rtl w:val="0"/>
+        </w:rPr>
+        <w:t xml:space="preserve">GasSafety</w:t>
+      </w:r>
+      <w:r>
+        <w:rPr>
+          <w:sz w:val="26"/>
+          <w:szCs w:val="26"/>
+          <w:rtl w:val="0"/>
+        </w:rPr>
+        <w:t xml:space="preserve">, </w:t>
+      </w:r>
+      <w:r>
+        <w:rPr>
+          <w:color w:val="188038"/>
+          <w:sz w:val="26"/>
+          <w:szCs w:val="26"/>
+          <w:rtl w:val="0"/>
+        </w:rPr>
+        <w:t xml:space="preserve">LCDManager</w:t>
+      </w:r>
+      <w:r>
+        <w:rPr>
+          <w:sz w:val="26"/>
+          <w:szCs w:val="26"/>
+          <w:rtl w:val="0"/>
+        </w:rPr>
+        <w:t xml:space="preserve">) is encapsulated in its own class across separate header (</w:t>
+      </w:r>
+      <w:r>
+        <w:rPr>
+          <w:color w:val="188038"/>
+          <w:sz w:val="26"/>
+          <w:szCs w:val="26"/>
+          <w:rtl w:val="0"/>
+        </w:rPr>
+        <w:t xml:space="preserve">.h</w:t>
+      </w:r>
+      <w:r>
+        <w:rPr>
+          <w:sz w:val="26"/>
+          <w:szCs w:val="26"/>
+          <w:rtl w:val="0"/>
+        </w:rPr>
+        <w:t xml:space="preserve">) and source (</w:t>
+      </w:r>
+      <w:r>
+        <w:rPr>
+          <w:color w:val="188038"/>
+          <w:sz w:val="26"/>
+          <w:szCs w:val="26"/>
+          <w:rtl w:val="0"/>
+        </w:rPr>
+        <w:t xml:space="preserve">.cpp</w:t>
+      </w:r>
+      <w:r>
+        <w:rPr>
+          <w:sz w:val="26"/>
+          <w:szCs w:val="26"/>
+          <w:rtl w:val="0"/>
+        </w:rPr>
+        <w:t xml:space="preserve">) files.</w:t>
+      </w:r>
+    </w:p>
+    <w:p>
+      <w:pPr>
+        <w:spacing w:after="240" w:before="240" w:line="360" w:lineRule="auto"/>
+        <w:rPr>
+          <w:sz w:val="26"/>
+          <w:szCs w:val="26"/>
+        </w:rPr>
+      </w:pPr>
+      <w:r>
+        <w:rPr>
+          <w:sz w:val="26"/>
+          <w:szCs w:val="26"/>
+          <w:rtl w:val="0"/>
+        </w:rPr>
+        <w:t xml:space="preserve">Key Architecture: Observer Design Pattern To reduce coupling between sensors and actuators, the system implements the Observer Design Pattern:</w:t>
       </w:r>
     </w:p>
     <w:p>
@@ -2736,16 +3163,57 @@
           <w:ilvl w:val="0"/>
           <w:numId w:val="2"/>
         </w:numPr>
-        <w:spacing w:line="360" w:lineRule="auto"/>
+        <w:spacing w:after="0" w:afterAutospacing="0" w:before="240" w:line="360" w:lineRule="auto"/>
         <w:ind w:left="720" w:hanging="360"/>
-        <w:rPr/>
-      </w:pPr>
-      <w:r>
-        <w:rPr>
-          <w:vertAlign w:val="baseline"/>
-          <w:rtl w:val="0"/>
-        </w:rPr>
-        <w:t xml:space="preserve">DeviceController – Main coordination loop (loop execution, responsible for updates).</w:t>
+        <w:rPr>
+          <w:rFonts w:ascii="Arial" w:cs="Arial" w:eastAsia="Arial" w:hAnsi="Arial"/>
+          <w:b w:val="1"/>
+          <w:bCs w:val="1"/>
+          <w:sz w:val="26"/>
+          <w:szCs w:val="26"/>
+        </w:rPr>
+      </w:pPr>
+      <w:r>
+        <w:rPr>
+          <w:sz w:val="26"/>
+          <w:szCs w:val="26"/>
+          <w:rtl w:val="0"/>
+        </w:rPr>
+        <w:t xml:space="preserve">Subjects (Sensors/Logic): Components like </w:t>
+      </w:r>
+      <w:r>
+        <w:rPr>
+          <w:color w:val="188038"/>
+          <w:sz w:val="26"/>
+          <w:szCs w:val="26"/>
+          <w:rtl w:val="0"/>
+        </w:rPr>
+        <w:t xml:space="preserve">GasSafety</w:t>
+      </w:r>
+      <w:r>
+        <w:rPr>
+          <w:sz w:val="26"/>
+          <w:szCs w:val="26"/>
+          <w:rtl w:val="0"/>
+        </w:rPr>
+        <w:t xml:space="preserve"> and </w:t>
+      </w:r>
+      <w:r>
+        <w:rPr>
+          <w:color w:val="188038"/>
+          <w:sz w:val="26"/>
+          <w:szCs w:val="26"/>
+          <w:rtl w:val="0"/>
+        </w:rPr>
+        <w:t xml:space="preserve">SteamSensor</w:t>
+      </w:r>
+      <w:r>
+        <w:rPr>
+          <w:sz w:val="26"/>
+          <w:szCs w:val="26"/>
+          <w:rtl w:val="0"/>
+        </w:rPr>
+        <w:t xml:space="preserve"> act as Subjects. They monitor thresholds and "notify" a list of subscribers when an event occurs.</w:t>
       </w:r>
     </w:p>
     <w:p>
@@ -2754,23 +3222,362 @@
           <w:ilvl w:val="0"/>
           <w:numId w:val="2"/>
         </w:numPr>
-        <w:spacing w:line="360" w:lineRule="auto"/>
+        <w:spacing w:after="240" w:before="0" w:beforeAutospacing="0" w:line="360" w:lineRule="auto"/>
         <w:ind w:left="720" w:hanging="360"/>
-        <w:rPr/>
-      </w:pPr>
-      <w:r>
-        <w:rPr>
-          <w:vertAlign w:val="baseline"/>
-          <w:rtl w:val="0"/>
-        </w:rPr>
-        <w:t xml:space="preserve">SensorManager – Reads sensors values and normalizes data.</w:t>
+        <w:rPr>
+          <w:rFonts w:ascii="Arial" w:cs="Arial" w:eastAsia="Arial" w:hAnsi="Arial"/>
+          <w:b w:val="1"/>
+          <w:bCs w:val="1"/>
+          <w:sz w:val="26"/>
+          <w:szCs w:val="26"/>
+        </w:rPr>
+      </w:pPr>
+      <w:r>
+        <w:rPr>
+          <w:sz w:val="26"/>
+          <w:szCs w:val="26"/>
+          <w:rtl w:val="0"/>
+        </w:rPr>
+        <w:t xml:space="preserve">Observers (Actuators): Devices like </w:t>
+      </w:r>
+      <w:r>
+        <w:rPr>
+          <w:color w:val="188038"/>
+          <w:sz w:val="26"/>
+          <w:szCs w:val="26"/>
+          <w:rtl w:val="0"/>
+        </w:rPr>
+        <w:t xml:space="preserve">Fan</w:t>
+      </w:r>
+      <w:r>
+        <w:rPr>
+          <w:sz w:val="26"/>
+          <w:szCs w:val="26"/>
+          <w:rtl w:val="0"/>
+        </w:rPr>
+        <w:t xml:space="preserve">, </w:t>
+      </w:r>
+      <w:r>
+        <w:rPr>
+          <w:color w:val="188038"/>
+          <w:sz w:val="26"/>
+          <w:szCs w:val="26"/>
+          <w:rtl w:val="0"/>
+        </w:rPr>
+        <w:t xml:space="preserve">Buzzer</w:t>
+      </w:r>
+      <w:r>
+        <w:rPr>
+          <w:sz w:val="26"/>
+          <w:szCs w:val="26"/>
+          <w:rtl w:val="0"/>
+        </w:rPr>
+        <w:t xml:space="preserve">, </w:t>
+      </w:r>
+      <w:r>
+        <w:rPr>
+          <w:color w:val="188038"/>
+          <w:sz w:val="26"/>
+          <w:szCs w:val="26"/>
+          <w:rtl w:val="0"/>
+        </w:rPr>
+        <w:t xml:space="preserve">Door</w:t>
+      </w:r>
+      <w:r>
+        <w:rPr>
+          <w:sz w:val="26"/>
+          <w:szCs w:val="26"/>
+          <w:rtl w:val="0"/>
+        </w:rPr>
+        <w:t xml:space="preserve">, and </w:t>
+      </w:r>
+      <w:r>
+        <w:rPr>
+          <w:color w:val="188038"/>
+          <w:sz w:val="26"/>
+          <w:szCs w:val="26"/>
+          <w:rtl w:val="0"/>
+        </w:rPr>
+        <w:t xml:space="preserve">Window</w:t>
+      </w:r>
+      <w:r>
+        <w:rPr>
+          <w:sz w:val="26"/>
+          <w:szCs w:val="26"/>
+          <w:rtl w:val="0"/>
+        </w:rPr>
+        <w:t xml:space="preserve"> implement an </w:t>
+      </w:r>
+      <w:r>
+        <w:rPr>
+          <w:color w:val="188038"/>
+          <w:sz w:val="26"/>
+          <w:szCs w:val="26"/>
+          <w:rtl w:val="0"/>
+        </w:rPr>
+        <w:t xml:space="preserve">Observer</w:t>
+      </w:r>
+      <w:r>
+        <w:rPr>
+          <w:sz w:val="26"/>
+          <w:szCs w:val="26"/>
+          <w:rtl w:val="0"/>
+        </w:rPr>
+        <w:t xml:space="preserve"> interface. They wait for notifications and react independently when triggered.</w:t>
+      </w:r>
+    </w:p>
+    <w:p>
+      <w:pPr>
+        <w:spacing w:after="240" w:before="240" w:line="360" w:lineRule="auto"/>
+        <w:rPr>
+          <w:sz w:val="26"/>
+          <w:szCs w:val="26"/>
+        </w:rPr>
+      </w:pPr>
+      <w:r>
+        <w:rPr>
+          <w:sz w:val="26"/>
+          <w:szCs w:val="26"/>
+          <w:rtl w:val="0"/>
+        </w:rPr>
+        <w:t xml:space="preserve">Modular Components:</w:t>
       </w:r>
     </w:p>
     <w:p>
       <w:pPr>
         <w:numPr>
           <w:ilvl w:val="0"/>
-          <w:numId w:val="2"/>
+          <w:numId w:val="5"/>
+        </w:numPr>
+        <w:spacing w:after="0" w:afterAutospacing="0" w:before="240" w:line="360" w:lineRule="auto"/>
+        <w:ind w:left="720" w:hanging="360"/>
+        <w:rPr>
+          <w:rFonts w:ascii="Arial" w:cs="Arial" w:eastAsia="Arial" w:hAnsi="Arial"/>
+          <w:b w:val="1"/>
+          <w:bCs w:val="1"/>
+          <w:sz w:val="26"/>
+          <w:szCs w:val="26"/>
+        </w:rPr>
+      </w:pPr>
+      <w:r>
+        <w:rPr>
+          <w:sz w:val="26"/>
+          <w:szCs w:val="26"/>
+          <w:rtl w:val="0"/>
+        </w:rPr>
+        <w:t xml:space="preserve">Core Logic (</w:t>
+      </w:r>
+      <w:r>
+        <w:rPr>
+          <w:color w:val="188038"/>
+          <w:sz w:val="26"/>
+          <w:szCs w:val="26"/>
+          <w:rtl w:val="0"/>
+        </w:rPr>
+        <w:t xml:space="preserve">Observer.h</w:t>
+      </w:r>
+      <w:r>
+        <w:rPr>
+          <w:sz w:val="26"/>
+          <w:szCs w:val="26"/>
+          <w:rtl w:val="0"/>
+        </w:rPr>
+        <w:t xml:space="preserve">, </w:t>
+      </w:r>
+      <w:r>
+        <w:rPr>
+          <w:color w:val="188038"/>
+          <w:sz w:val="26"/>
+          <w:szCs w:val="26"/>
+          <w:rtl w:val="0"/>
+        </w:rPr>
+        <w:t xml:space="preserve">Subject.h</w:t>
+      </w:r>
+      <w:r>
+        <w:rPr>
+          <w:sz w:val="26"/>
+          <w:szCs w:val="26"/>
+          <w:rtl w:val="0"/>
+        </w:rPr>
+        <w:t xml:space="preserve">): Provides the base classes for the event-driven system.</w:t>
+      </w:r>
+    </w:p>
+    <w:p>
+      <w:pPr>
+        <w:numPr>
+          <w:ilvl w:val="0"/>
+          <w:numId w:val="5"/>
+        </w:numPr>
+        <w:spacing w:after="0" w:afterAutospacing="0" w:before="0" w:beforeAutospacing="0" w:line="360" w:lineRule="auto"/>
+        <w:ind w:left="720" w:hanging="360"/>
+        <w:rPr>
+          <w:sz w:val="26"/>
+          <w:szCs w:val="26"/>
+        </w:rPr>
+      </w:pPr>
+      <w:r>
+        <w:rPr>
+          <w:sz w:val="26"/>
+          <w:szCs w:val="26"/>
+          <w:rtl w:val="0"/>
+        </w:rPr>
+        <w:t xml:space="preserve">Sensors &amp; Safety: Encapsulates the logic for threshold checking and state notification.</w:t>
+      </w:r>
+    </w:p>
+    <w:p>
+      <w:pPr>
+        <w:numPr>
+          <w:ilvl w:val="0"/>
+          <w:numId w:val="5"/>
+        </w:numPr>
+        <w:spacing w:after="0" w:afterAutospacing="0" w:before="0" w:beforeAutospacing="0" w:line="360" w:lineRule="auto"/>
+        <w:ind w:left="720" w:hanging="360"/>
+        <w:rPr>
+          <w:sz w:val="26"/>
+          <w:szCs w:val="26"/>
+        </w:rPr>
+      </w:pPr>
+      <w:r>
+        <w:rPr>
+          <w:sz w:val="26"/>
+          <w:szCs w:val="26"/>
+          <w:rtl w:val="0"/>
+        </w:rPr>
+        <w:t xml:space="preserve">Devices: Individual classes for actuators that handle physical hardware changes (PWM, digital writes).</w:t>
+      </w:r>
+    </w:p>
+    <w:p>
+      <w:pPr>
+        <w:numPr>
+          <w:ilvl w:val="0"/>
+          <w:numId w:val="5"/>
+        </w:numPr>
+        <w:spacing w:after="240" w:before="0" w:beforeAutospacing="0" w:line="360" w:lineRule="auto"/>
+        <w:ind w:left="720" w:hanging="360"/>
+        <w:rPr>
+          <w:sz w:val="26"/>
+          <w:szCs w:val="26"/>
+        </w:rPr>
+      </w:pPr>
+      <w:r>
+        <w:rPr>
+          <w:sz w:val="26"/>
+          <w:szCs w:val="26"/>
+          <w:rtl w:val="0"/>
+        </w:rPr>
+        <w:t xml:space="preserve">LCDManager: A dedicated display controller that aggregates "Active States" from the system to provide real-time user feedback.</w:t>
+      </w:r>
+    </w:p>
+    <w:p>
+      <w:pPr>
+        <w:spacing w:line="360" w:lineRule="auto"/>
+        <w:rPr>
+          <w:rFonts w:ascii="Arial" w:cs="Arial" w:eastAsia="Arial" w:hAnsi="Arial"/>
+          <w:b w:val="1"/>
+          <w:bCs w:val="1"/>
+          <w:sz w:val="26"/>
+          <w:szCs w:val="26"/>
+        </w:rPr>
+      </w:pPr>
+      <w:r>
+        <w:rPr>
+          <w:rtl w:val="0"/>
+        </w:rPr>
+      </w:r>
+    </w:p>
+    <w:p>
+      <w:pPr>
+        <w:pStyle w:val="Heading2"/>
+        <w:spacing w:after="60" w:before="240" w:line="360" w:lineRule="auto"/>
+        <w:rPr>
+          <w:sz w:val="28"/>
+          <w:szCs w:val="28"/>
+          <w:vertAlign w:val="baseline"/>
+        </w:rPr>
+      </w:pPr>
+      <w:bookmarkStart w:colFirst="0" w:colLast="0" w:name="_heading=h.99y3mn9mzo3y" w:id="6"/>
+      <w:bookmarkEnd w:id="6"/>
+      <w:r>
+        <w:rPr>
+          <w:sz w:val="28"/>
+          <w:szCs w:val="28"/>
+          <w:vertAlign w:val="baseline"/>
+          <w:rtl w:val="0"/>
+        </w:rPr>
+        <w:t xml:space="preserve">D3. Serial Communication Protocol</w:t>
+      </w:r>
+    </w:p>
+    <w:p>
+      <w:pPr>
+        <w:rPr>
+          <w:vertAlign w:val="baseline"/>
+        </w:rPr>
+      </w:pPr>
+      <w:r>
+        <w:rPr>
+          <w:b w:val="1"/>
+          <w:bCs w:val="1"/>
+          <w:vertAlign w:val="baseline"/>
+          <w:rtl w:val="0"/>
+        </w:rPr>
+        <w:t xml:space="preserve">Description</w:t>
+      </w:r>
+      <w:r>
+        <w:rPr>
+          <w:vertAlign w:val="baseline"/>
+          <w:rtl w:val="0"/>
+        </w:rPr>
+        <w:t xml:space="preserve">:</w:t>
+      </w:r>
+    </w:p>
+    <w:p>
+      <w:pPr>
+        <w:spacing w:line="360" w:lineRule="auto"/>
+        <w:rPr>
+          <w:vertAlign w:val="baseline"/>
+        </w:rPr>
+      </w:pPr>
+      <w:r>
+        <w:rPr>
+          <w:vertAlign w:val="baseline"/>
+          <w:rtl w:val="0"/>
+        </w:rPr>
+        <w:t xml:space="preserve">Structured Serial communication is used between the Arduino device and the gateway to ensure reliable data exchange.</w:t>
+      </w:r>
+    </w:p>
+    <w:p>
+      <w:pPr>
+        <w:spacing w:line="360" w:lineRule="auto"/>
+        <w:rPr>
+          <w:vertAlign w:val="baseline"/>
+        </w:rPr>
+      </w:pPr>
+      <w:r>
+        <w:rPr>
+          <w:rtl w:val="0"/>
+        </w:rPr>
+      </w:r>
+    </w:p>
+    <w:p>
+      <w:pPr>
+        <w:spacing w:line="360" w:lineRule="auto"/>
+        <w:rPr>
+          <w:vertAlign w:val="baseline"/>
+        </w:rPr>
+      </w:pPr>
+      <w:r>
+        <w:rPr>
+          <w:vertAlign w:val="baseline"/>
+          <w:rtl w:val="0"/>
+        </w:rPr>
+        <w:t xml:space="preserve">Three conceptual message types are defined: </w:t>
+      </w:r>
+    </w:p>
+    <w:p>
+      <w:pPr>
+        <w:numPr>
+          <w:ilvl w:val="0"/>
+          <w:numId w:val="6"/>
         </w:numPr>
         <w:spacing w:line="360" w:lineRule="auto"/>
         <w:ind w:left="720" w:hanging="360"/>
@@ -2781,14 +3588,19 @@
           <w:vertAlign w:val="baseline"/>
           <w:rtl w:val="0"/>
         </w:rPr>
-        <w:t xml:space="preserve">ActuatorManager – Applies state changes to physical hardware.</w:t>
+        <w:t xml:space="preserve">OBS (Observation) – Sent from device to gateway (sensor values + state).</w:t>
+      </w:r>
+      <w:r>
+        <w:rPr>
+          <w:rtl w:val="0"/>
+        </w:rPr>
       </w:r>
     </w:p>
     <w:p>
       <w:pPr>
         <w:numPr>
           <w:ilvl w:val="0"/>
-          <w:numId w:val="2"/>
+          <w:numId w:val="6"/>
         </w:numPr>
         <w:spacing w:line="360" w:lineRule="auto"/>
         <w:ind w:left="720" w:hanging="360"/>
@@ -2799,14 +3611,19 @@
           <w:vertAlign w:val="baseline"/>
           <w:rtl w:val="0"/>
         </w:rPr>
-        <w:t xml:space="preserve">DeviceState / HouseState – Stores the current device state.</w:t>
+        <w:t xml:space="preserve">CMD (Command) – Sent from gateway to device (state change request).</w:t>
+      </w:r>
+      <w:r>
+        <w:rPr>
+          <w:rtl w:val="0"/>
+        </w:rPr>
       </w:r>
     </w:p>
     <w:p>
       <w:pPr>
         <w:numPr>
           <w:ilvl w:val="0"/>
-          <w:numId w:val="2"/>
+          <w:numId w:val="6"/>
         </w:numPr>
         <w:spacing w:line="360" w:lineRule="auto"/>
         <w:ind w:left="720" w:hanging="360"/>
@@ -2817,7 +3634,12 @@
           <w:vertAlign w:val="baseline"/>
           <w:rtl w:val="0"/>
         </w:rPr>
-        <w:t xml:space="preserve">SerialProtocol Module – Encodes outgoing messages and decodes incoming commands.</w:t>
+        <w:t xml:space="preserve">ACK (Acknowledgement) – Sent from device to confirm applied command.</w:t>
+      </w:r>
+      <w:r>
+        <w:rPr>
+          <w:rtl w:val="0"/>
+        </w:rPr>
       </w:r>
     </w:p>
     <w:p>
@@ -2845,133 +3667,14 @@
           <w:vertAlign w:val="baseline"/>
           <w:rtl w:val="0"/>
         </w:rPr>
-        <w:t xml:space="preserve">This modular structure improves maintainability and reduces coupling between sensors, state management and communication.</w:t>
-      </w:r>
-    </w:p>
-    <w:p>
-      <w:pPr>
-        <w:keepNext w:val="1"/>
-        <w:keepLines w:val="0"/>
-        <w:pageBreakBefore w:val="0"/>
-        <w:widowControl w:val="1"/>
-        <w:pBdr>
-          <w:top w:space="0" w:sz="0" w:val="nil"/>
-          <w:left w:space="0" w:sz="0" w:val="nil"/>
-          <w:bottom w:space="0" w:sz="0" w:val="nil"/>
-          <w:right w:space="0" w:sz="0" w:val="nil"/>
-          <w:between w:space="0" w:sz="0" w:val="nil"/>
-        </w:pBdr>
-        <w:shd w:fill="auto" w:val="clear"/>
-        <w:spacing w:after="60" w:before="240" w:line="360" w:lineRule="auto"/>
-        <w:ind w:left="0" w:right="0" w:firstLine="0"/>
-        <w:jc w:val="left"/>
-        <w:rPr>
-          <w:rFonts w:ascii="Arial" w:cs="Arial" w:eastAsia="Arial" w:hAnsi="Arial"/>
-          <w:b w:val="1"/>
-          <w:bCs w:val="1"/>
-          <w:i w:val="0"/>
-          <w:iCs w:val="0"/>
-          <w:smallCaps w:val="0"/>
-          <w:strike w:val="0"/>
-          <w:color w:val="000000"/>
-          <w:sz w:val="26"/>
-          <w:szCs w:val="26"/>
-          <w:u w:val="none"/>
-          <w:shd w:fill="auto" w:val="clear"/>
-          <w:vertAlign w:val="baseline"/>
-        </w:rPr>
-      </w:pPr>
-      <w:r>
-        <w:rPr>
-          <w:rFonts w:ascii="Arial" w:cs="Arial" w:eastAsia="Arial" w:hAnsi="Arial"/>
-          <w:b w:val="1"/>
-          <w:bCs w:val="1"/>
-          <w:i w:val="0"/>
-          <w:iCs w:val="0"/>
-          <w:smallCaps w:val="0"/>
-          <w:strike w:val="0"/>
-          <w:color w:val="000000"/>
-          <w:sz w:val="26"/>
-          <w:szCs w:val="26"/>
-          <w:u w:val="none"/>
-          <w:shd w:fill="auto" w:val="clear"/>
-          <w:vertAlign w:val="baseline"/>
-          <w:rtl w:val="0"/>
-        </w:rPr>
-        <w:t xml:space="preserve">D3. Serial Communication Protocol</w:t>
-      </w:r>
-    </w:p>
-    <w:p>
-      <w:pPr>
-        <w:rPr>
-          <w:vertAlign w:val="baseline"/>
-        </w:rPr>
-      </w:pPr>
-      <w:r>
-        <w:rPr>
-          <w:b w:val="1"/>
-          <w:bCs w:val="1"/>
-          <w:vertAlign w:val="baseline"/>
-          <w:rtl w:val="0"/>
-        </w:rPr>
-        <w:t xml:space="preserve">Description</w:t>
-      </w:r>
-      <w:r>
-        <w:rPr>
-          <w:vertAlign w:val="baseline"/>
-          <w:rtl w:val="0"/>
-        </w:rPr>
-        <w:t xml:space="preserve">:</w:t>
-      </w:r>
-    </w:p>
-    <w:p>
-      <w:pPr>
-        <w:spacing w:line="360" w:lineRule="auto"/>
-        <w:rPr>
-          <w:vertAlign w:val="baseline"/>
-        </w:rPr>
-      </w:pPr>
-      <w:r>
-        <w:rPr>
-          <w:vertAlign w:val="baseline"/>
-          <w:rtl w:val="0"/>
-        </w:rPr>
-        <w:t xml:space="preserve">Structured Serial communication is used between the Arduino device and the gateway to ensure reliable data exchange.</w:t>
-      </w:r>
-    </w:p>
-    <w:p>
-      <w:pPr>
-        <w:spacing w:line="360" w:lineRule="auto"/>
-        <w:rPr>
-          <w:vertAlign w:val="baseline"/>
-        </w:rPr>
-      </w:pPr>
-      <w:r>
-        <w:rPr>
-          <w:rtl w:val="0"/>
-        </w:rPr>
-      </w:r>
-    </w:p>
-    <w:p>
-      <w:pPr>
-        <w:spacing w:line="360" w:lineRule="auto"/>
-        <w:rPr>
-          <w:vertAlign w:val="baseline"/>
-        </w:rPr>
-      </w:pPr>
-      <w:r>
-        <w:rPr>
-          <w:vertAlign w:val="baseline"/>
-          <w:rtl w:val="0"/>
-        </w:rPr>
-        <w:t xml:space="preserve">Three conceptual message types are defined: </w:t>
+        <w:t xml:space="preserve">Example key-value format:</w:t>
       </w:r>
     </w:p>
     <w:p>
       <w:pPr>
         <w:numPr>
           <w:ilvl w:val="0"/>
-          <w:numId w:val="2"/>
+          <w:numId w:val="6"/>
         </w:numPr>
         <w:spacing w:line="360" w:lineRule="auto"/>
         <w:ind w:left="720" w:hanging="360"/>
@@ -2982,14 +3685,19 @@
           <w:vertAlign w:val="baseline"/>
           <w:rtl w:val="0"/>
         </w:rPr>
-        <w:t xml:space="preserve">OBS (Observation) – Sent from device to gateway (sensor values + state).</w:t>
+        <w:t xml:space="preserve">obs;gas=312;motion=1;light=0</w:t>
+      </w:r>
+      <w:r>
+        <w:rPr>
+          <w:rtl w:val="0"/>
+        </w:rPr>
       </w:r>
     </w:p>
     <w:p>
       <w:pPr>
         <w:numPr>
           <w:ilvl w:val="0"/>
-          <w:numId w:val="2"/>
+          <w:numId w:val="6"/>
         </w:numPr>
         <w:spacing w:line="360" w:lineRule="auto"/>
         <w:ind w:left="720" w:hanging="360"/>
@@ -3000,14 +3708,19 @@
           <w:vertAlign w:val="baseline"/>
           <w:rtl w:val="0"/>
         </w:rPr>
-        <w:t xml:space="preserve">CMD (Command) – Sent from gateway to device (state change request).</w:t>
+        <w:t xml:space="preserve">cmd;light=1</w:t>
+      </w:r>
+      <w:r>
+        <w:rPr>
+          <w:rtl w:val="0"/>
+        </w:rPr>
       </w:r>
     </w:p>
     <w:p>
       <w:pPr>
         <w:numPr>
           <w:ilvl w:val="0"/>
-          <w:numId w:val="2"/>
+          <w:numId w:val="6"/>
         </w:numPr>
         <w:spacing w:line="360" w:lineRule="auto"/>
         <w:ind w:left="720" w:hanging="360"/>
@@ -3018,89 +3731,12 @@
           <w:vertAlign w:val="baseline"/>
           <w:rtl w:val="0"/>
         </w:rPr>
-        <w:t xml:space="preserve">ACK (Acknowledgement) – Sent from device to confirm applied command.</w:t>
-      </w:r>
-    </w:p>
-    <w:p>
-      <w:pPr>
-        <w:spacing w:line="360" w:lineRule="auto"/>
-        <w:rPr>
-          <w:vertAlign w:val="baseline"/>
-        </w:rPr>
-      </w:pPr>
-      <w:r>
-        <w:rPr>
-          <w:rtl w:val="0"/>
-        </w:rPr>
-      </w:r>
-    </w:p>
-    <w:p>
-      <w:pPr>
-        <w:spacing w:line="360" w:lineRule="auto"/>
-        <w:rPr>
-          <w:vertAlign w:val="baseline"/>
-        </w:rPr>
-      </w:pPr>
-      <w:r>
-        <w:rPr>
-          <w:vertAlign w:val="baseline"/>
-          <w:rtl w:val="0"/>
-        </w:rPr>
-        <w:t xml:space="preserve">Example key-value format:</w:t>
-      </w:r>
-    </w:p>
-    <w:p>
-      <w:pPr>
-        <w:numPr>
-          <w:ilvl w:val="0"/>
-          <w:numId w:val="2"/>
-        </w:numPr>
-        <w:spacing w:line="360" w:lineRule="auto"/>
-        <w:ind w:left="720" w:hanging="360"/>
-        <w:rPr/>
-      </w:pPr>
-      <w:r>
-        <w:rPr>
-          <w:vertAlign w:val="baseline"/>
-          <w:rtl w:val="0"/>
-        </w:rPr>
-        <w:t xml:space="preserve">obs;gas=312;motion=1;light=0</w:t>
-      </w:r>
-    </w:p>
-    <w:p>
-      <w:pPr>
-        <w:numPr>
-          <w:ilvl w:val="0"/>
-          <w:numId w:val="2"/>
-        </w:numPr>
-        <w:spacing w:line="360" w:lineRule="auto"/>
-        <w:ind w:left="720" w:hanging="360"/>
-        <w:rPr/>
-      </w:pPr>
-      <w:r>
-        <w:rPr>
-          <w:vertAlign w:val="baseline"/>
-          <w:rtl w:val="0"/>
-        </w:rPr>
-        <w:t xml:space="preserve">cmd;light=1</w:t>
-      </w:r>
-    </w:p>
-    <w:p>
-      <w:pPr>
-        <w:numPr>
-          <w:ilvl w:val="0"/>
-          <w:numId w:val="2"/>
-        </w:numPr>
-        <w:spacing w:line="360" w:lineRule="auto"/>
-        <w:ind w:left="720" w:hanging="360"/>
-        <w:rPr/>
-      </w:pPr>
-      <w:r>
-        <w:rPr>
-          <w:vertAlign w:val="baseline"/>
-          <w:rtl w:val="0"/>
-        </w:rPr>
         <w:t xml:space="preserve">ack;light=1</w:t>
+      </w:r>
+      <w:r>
+        <w:rPr>
+          <w:rtl w:val="0"/>
+        </w:rPr>
       </w:r>
     </w:p>
     <w:p>
@@ -3162,16 +3798,16 @@
           <wp:inline distB="0" distT="0" distL="114300" distR="114300">
             <wp:extent cx="5759450" cy="3992880"/>
             <wp:effectExtent b="0" l="0" r="0" t="0"/>
-            <wp:docPr id="3" name="image3.png"/>
+            <wp:docPr id="3" name="image4.png"/>
             <a:graphic>
               <a:graphicData uri="http://schemas.openxmlformats.org/drawingml/2006/picture">
                 <pic:pic>
                   <pic:nvPicPr>
-                    <pic:cNvPr id="0" name="image3.png"/>
+                    <pic:cNvPr id="0" name="image4.png"/>
                     <pic:cNvPicPr preferRelativeResize="0"/>
                   </pic:nvPicPr>
                   <pic:blipFill>
-                    <a:blip r:embed="rId7"/>
+                    <a:blip r:embed="rId8"/>
                     <a:srcRect b="0" l="0" r="0" t="0"/>
                     <a:stretch>
                       <a:fillRect/>
@@ -3307,16 +3943,16 @@
           <wp:inline distB="114300" distT="114300" distL="114300" distR="114300">
             <wp:extent cx="4992581" cy="4091526"/>
             <wp:effectExtent b="0" l="0" r="0" t="0"/>
-            <wp:docPr id="5" name="image5.png"/>
+            <wp:docPr id="2" name="image3.png"/>
             <a:graphic>
               <a:graphicData uri="http://schemas.openxmlformats.org/drawingml/2006/picture">
                 <pic:pic>
                   <pic:nvPicPr>
-                    <pic:cNvPr id="0" name="image5.png"/>
+                    <pic:cNvPr id="0" name="image3.png"/>
                     <pic:cNvPicPr preferRelativeResize="0"/>
                   </pic:nvPicPr>
                   <pic:blipFill>
-                    <a:blip r:embed="rId8"/>
+                    <a:blip r:embed="rId9"/>
                     <a:srcRect b="0" l="0" r="0" t="0"/>
                     <a:stretch>
                       <a:fillRect/>
@@ -3394,122 +4030,61 @@
     </w:p>
     <w:p>
       <w:pPr>
-        <w:keepNext w:val="1"/>
+        <w:pStyle w:val="Heading2"/>
+        <w:keepNext w:val="0"/>
         <w:keepLines w:val="0"/>
-        <w:pageBreakBefore w:val="0"/>
-        <w:widowControl w:val="1"/>
-        <w:pBdr>
-          <w:top w:space="0" w:sz="0" w:val="nil"/>
-          <w:left w:space="0" w:sz="0" w:val="nil"/>
-          <w:bottom w:space="0" w:sz="0" w:val="nil"/>
-          <w:right w:space="0" w:sz="0" w:val="nil"/>
-          <w:between w:space="0" w:sz="0" w:val="nil"/>
-        </w:pBdr>
-        <w:shd w:fill="auto" w:val="clear"/>
-        <w:spacing w:after="60" w:before="240" w:line="360" w:lineRule="auto"/>
-        <w:ind w:left="0" w:right="0" w:firstLine="0"/>
-        <w:jc w:val="left"/>
-        <w:rPr>
-          <w:rFonts w:ascii="Arial" w:cs="Arial" w:eastAsia="Arial" w:hAnsi="Arial"/>
+        <w:spacing w:line="360" w:lineRule="auto"/>
+        <w:rPr>
+          <w:sz w:val="28"/>
+          <w:szCs w:val="28"/>
+        </w:rPr>
+      </w:pPr>
+      <w:bookmarkStart w:colFirst="0" w:colLast="0" w:name="_heading=h.7rka6i5rc8uj" w:id="7"/>
+      <w:bookmarkEnd w:id="7"/>
+      <w:r>
+        <w:rPr>
+          <w:sz w:val="28"/>
+          <w:szCs w:val="28"/>
+          <w:rtl w:val="0"/>
+        </w:rPr>
+        <w:t xml:space="preserve">D4. Interaction Flow – UI Command to Device</w:t>
+      </w:r>
+    </w:p>
+    <w:p>
+      <w:pPr>
+        <w:spacing w:after="240" w:before="240" w:line="360" w:lineRule="auto"/>
+        <w:rPr/>
+      </w:pPr>
+      <w:r>
+        <w:rPr>
           <w:b w:val="1"/>
           <w:bCs w:val="1"/>
-          <w:i w:val="0"/>
-          <w:iCs w:val="0"/>
-          <w:smallCaps w:val="0"/>
-          <w:strike w:val="0"/>
-          <w:color w:val="000000"/>
-          <w:sz w:val="26"/>
-          <w:szCs w:val="26"/>
-          <w:u w:val="none"/>
-          <w:shd w:fill="auto" w:val="clear"/>
-          <w:vertAlign w:val="baseline"/>
-        </w:rPr>
-      </w:pPr>
-      <w:r>
-        <w:rPr>
-          <w:rFonts w:ascii="Arial" w:cs="Arial" w:eastAsia="Arial" w:hAnsi="Arial"/>
+          <w:rtl w:val="0"/>
+        </w:rPr>
+        <w:t xml:space="preserve">Description:</w:t>
+      </w:r>
+      <w:r>
+        <w:rPr>
+          <w:rtl w:val="0"/>
+        </w:rPr>
+        <w:t xml:space="preserve"> The interaction flow describes how the system synchronizes state between the high-level UI and the low-level hardware using an event-driven approach.</w:t>
+      </w:r>
+    </w:p>
+    <w:p>
+      <w:pPr>
+        <w:spacing w:after="240" w:before="240" w:line="360" w:lineRule="auto"/>
+        <w:rPr>
           <w:b w:val="1"/>
           <w:bCs w:val="1"/>
-          <w:i w:val="0"/>
-          <w:iCs w:val="0"/>
-          <w:smallCaps w:val="0"/>
-          <w:strike w:val="0"/>
-          <w:color w:val="000000"/>
-          <w:sz w:val="26"/>
-          <w:szCs w:val="26"/>
-          <w:u w:val="none"/>
-          <w:shd w:fill="auto" w:val="clear"/>
-          <w:vertAlign w:val="baseline"/>
-          <w:rtl w:val="0"/>
-        </w:rPr>
-        <w:t xml:space="preserve">D4 Interaction Flow – UI Command to Device</w:t>
-      </w:r>
-    </w:p>
-    <w:p>
-      <w:pPr>
-        <w:spacing w:line="360" w:lineRule="auto"/>
-        <w:rPr>
-          <w:b w:val="0"/>
-          <w:bCs w:val="0"/>
-          <w:vertAlign w:val="baseline"/>
         </w:rPr>
       </w:pPr>
       <w:r>
         <w:rPr>
           <w:b w:val="1"/>
           <w:bCs w:val="1"/>
-          <w:vertAlign w:val="baseline"/>
-          <w:rtl w:val="0"/>
-        </w:rPr>
-        <w:t xml:space="preserve">Description:</w:t>
-      </w:r>
-      <w:r>
-        <w:rPr>
-          <w:rtl w:val="0"/>
-        </w:rPr>
-      </w:r>
-    </w:p>
-    <w:p>
-      <w:pPr>
-        <w:spacing w:line="360" w:lineRule="auto"/>
-        <w:rPr>
-          <w:vertAlign w:val="baseline"/>
-        </w:rPr>
-      </w:pPr>
-      <w:r>
-        <w:rPr>
-          <w:vertAlign w:val="baseline"/>
-          <w:rtl w:val="0"/>
-        </w:rPr>
-        <w:t xml:space="preserve">The following interactions sequence describes how a user command goes through the system.</w:t>
-      </w:r>
-    </w:p>
-    <w:p>
-      <w:pPr>
-        <w:spacing w:line="360" w:lineRule="auto"/>
-        <w:rPr>
-          <w:vertAlign w:val="baseline"/>
-        </w:rPr>
-      </w:pPr>
-      <w:r>
-        <w:rPr>
-          <w:rtl w:val="0"/>
-        </w:rPr>
-      </w:r>
-    </w:p>
-    <w:p>
-      <w:pPr>
-        <w:spacing w:line="360" w:lineRule="auto"/>
-        <w:rPr>
-          <w:vertAlign w:val="baseline"/>
-        </w:rPr>
-      </w:pPr>
-      <w:r>
-        <w:rPr>
-          <w:vertAlign w:val="baseline"/>
-          <w:rtl w:val="0"/>
-        </w:rPr>
-        <w:t xml:space="preserve">Scenario: User toggles light from UI</w:t>
+          <w:rtl w:val="0"/>
+        </w:rPr>
+        <w:t xml:space="preserve">Scenario 1: Automated Event (Sensor Trigger)</w:t>
       </w:r>
     </w:p>
     <w:p>
@@ -3518,16 +4093,36 @@
           <w:ilvl w:val="0"/>
           <w:numId w:val="3"/>
         </w:numPr>
-        <w:spacing w:line="360" w:lineRule="auto"/>
+        <w:spacing w:after="0" w:afterAutospacing="0" w:before="240" w:line="360" w:lineRule="auto"/>
         <w:ind w:left="720" w:hanging="360"/>
-        <w:rPr/>
-      </w:pPr>
-      <w:r>
-        <w:rPr>
-          <w:vertAlign w:val="baseline"/>
-          <w:rtl w:val="0"/>
-        </w:rPr>
-        <w:t xml:space="preserve">UI sends command to server.</w:t>
+      </w:pPr>
+      <w:r>
+        <w:rPr>
+          <w:b w:val="1"/>
+          <w:bCs w:val="1"/>
+          <w:rtl w:val="0"/>
+        </w:rPr>
+        <w:t xml:space="preserve">Detection:</w:t>
+      </w:r>
+      <w:r>
+        <w:rPr>
+          <w:rtl w:val="0"/>
+        </w:rPr>
+        <w:t xml:space="preserve"> </w:t>
+      </w:r>
+      <w:r>
+        <w:rPr>
+          <w:rFonts w:ascii="Roboto Mono" w:cs="Roboto Mono" w:eastAsia="Roboto Mono" w:hAnsi="Roboto Mono"/>
+          <w:color w:val="188038"/>
+          <w:rtl w:val="0"/>
+        </w:rPr>
+        <w:t xml:space="preserve">SteamSensor</w:t>
+      </w:r>
+      <w:r>
+        <w:rPr>
+          <w:rtl w:val="0"/>
+        </w:rPr>
+        <w:t xml:space="preserve"> detects moisture (Rain).</w:t>
       </w:r>
     </w:p>
     <w:p>
@@ -3536,16 +4131,36 @@
           <w:ilvl w:val="0"/>
           <w:numId w:val="3"/>
         </w:numPr>
-        <w:spacing w:line="360" w:lineRule="auto"/>
+        <w:spacing w:after="0" w:afterAutospacing="0" w:before="0" w:beforeAutospacing="0" w:line="360" w:lineRule="auto"/>
         <w:ind w:left="720" w:hanging="360"/>
-        <w:rPr/>
-      </w:pPr>
-      <w:r>
-        <w:rPr>
-          <w:vertAlign w:val="baseline"/>
-          <w:rtl w:val="0"/>
-        </w:rPr>
-        <w:t xml:space="preserve">Server forwards command to gateway.</w:t>
+      </w:pPr>
+      <w:r>
+        <w:rPr>
+          <w:b w:val="1"/>
+          <w:bCs w:val="1"/>
+          <w:rtl w:val="0"/>
+        </w:rPr>
+        <w:t xml:space="preserve">Notification:</w:t>
+      </w:r>
+      <w:r>
+        <w:rPr>
+          <w:rtl w:val="0"/>
+        </w:rPr>
+        <w:t xml:space="preserve"> The sensor (Subject) calls its </w:t>
+      </w:r>
+      <w:r>
+        <w:rPr>
+          <w:rFonts w:ascii="Roboto Mono" w:cs="Roboto Mono" w:eastAsia="Roboto Mono" w:hAnsi="Roboto Mono"/>
+          <w:color w:val="188038"/>
+          <w:rtl w:val="0"/>
+        </w:rPr>
+        <w:t xml:space="preserve">notify()</w:t>
+      </w:r>
+      <w:r>
+        <w:rPr>
+          <w:rtl w:val="0"/>
+        </w:rPr>
+        <w:t xml:space="preserve"> method.</w:t>
       </w:r>
     </w:p>
     <w:p>
@@ -3554,16 +4169,50 @@
           <w:ilvl w:val="0"/>
           <w:numId w:val="3"/>
         </w:numPr>
-        <w:spacing w:line="360" w:lineRule="auto"/>
+        <w:spacing w:after="0" w:afterAutospacing="0" w:before="0" w:beforeAutospacing="0" w:line="360" w:lineRule="auto"/>
         <w:ind w:left="720" w:hanging="360"/>
-        <w:rPr/>
-      </w:pPr>
-      <w:r>
-        <w:rPr>
-          <w:vertAlign w:val="baseline"/>
-          <w:rtl w:val="0"/>
-        </w:rPr>
-        <w:t xml:space="preserve">Gateway writes CMD message via serial</w:t>
+      </w:pPr>
+      <w:r>
+        <w:rPr>
+          <w:b w:val="1"/>
+          <w:bCs w:val="1"/>
+          <w:rtl w:val="0"/>
+        </w:rPr>
+        <w:t xml:space="preserve">Update:</w:t>
+      </w:r>
+      <w:r>
+        <w:rPr>
+          <w:rtl w:val="0"/>
+        </w:rPr>
+        <w:t xml:space="preserve"> All attached Observers (</w:t>
+      </w:r>
+      <w:r>
+        <w:rPr>
+          <w:rFonts w:ascii="Roboto Mono" w:cs="Roboto Mono" w:eastAsia="Roboto Mono" w:hAnsi="Roboto Mono"/>
+          <w:color w:val="188038"/>
+          <w:rtl w:val="0"/>
+        </w:rPr>
+        <w:t xml:space="preserve">DoorDevice</w:t>
+      </w:r>
+      <w:r>
+        <w:rPr>
+          <w:rtl w:val="0"/>
+        </w:rPr>
+        <w:t xml:space="preserve">, </w:t>
+      </w:r>
+      <w:r>
+        <w:rPr>
+          <w:rFonts w:ascii="Roboto Mono" w:cs="Roboto Mono" w:eastAsia="Roboto Mono" w:hAnsi="Roboto Mono"/>
+          <w:color w:val="188038"/>
+          <w:rtl w:val="0"/>
+        </w:rPr>
+        <w:t xml:space="preserve">WindowDevice</w:t>
+      </w:r>
+      <w:r>
+        <w:rPr>
+          <w:rtl w:val="0"/>
+        </w:rPr>
+        <w:t xml:space="preserve">) receive the update and trigger their "Close" logic.</w:t>
       </w:r>
     </w:p>
     <w:p>
@@ -3572,70 +4221,238 @@
           <w:ilvl w:val="0"/>
           <w:numId w:val="3"/>
         </w:numPr>
-        <w:spacing w:line="360" w:lineRule="auto"/>
+        <w:spacing w:after="240" w:before="0" w:beforeAutospacing="0" w:line="360" w:lineRule="auto"/>
         <w:ind w:left="720" w:hanging="360"/>
-        <w:rPr/>
-      </w:pPr>
-      <w:r>
-        <w:rPr>
-          <w:vertAlign w:val="baseline"/>
-          <w:rtl w:val="0"/>
-        </w:rPr>
-        <w:t xml:space="preserve">Arduino decodes CMD message.</w:t>
+      </w:pPr>
+      <w:r>
+        <w:rPr>
+          <w:b w:val="1"/>
+          <w:bCs w:val="1"/>
+          <w:rtl w:val="0"/>
+        </w:rPr>
+        <w:t xml:space="preserve">Feedback:</w:t>
+      </w:r>
+      <w:r>
+        <w:rPr>
+          <w:rtl w:val="0"/>
+        </w:rPr>
+        <w:t xml:space="preserve"> The Arduino sends an </w:t>
+      </w:r>
+      <w:r>
+        <w:rPr>
+          <w:rFonts w:ascii="Roboto Mono" w:cs="Roboto Mono" w:eastAsia="Roboto Mono" w:hAnsi="Roboto Mono"/>
+          <w:color w:val="188038"/>
+          <w:rtl w:val="0"/>
+        </w:rPr>
+        <w:t xml:space="preserve">OBS</w:t>
+      </w:r>
+      <w:r>
+        <w:rPr>
+          <w:rtl w:val="0"/>
+        </w:rPr>
+        <w:t xml:space="preserve"> (Observation) or </w:t>
+      </w:r>
+      <w:r>
+        <w:rPr>
+          <w:rFonts w:ascii="Roboto Mono" w:cs="Roboto Mono" w:eastAsia="Roboto Mono" w:hAnsi="Roboto Mono"/>
+          <w:color w:val="188038"/>
+          <w:rtl w:val="0"/>
+        </w:rPr>
+        <w:t xml:space="preserve">ACK</w:t>
+      </w:r>
+      <w:r>
+        <w:rPr>
+          <w:rtl w:val="0"/>
+        </w:rPr>
+        <w:t xml:space="preserve"> message through the </w:t>
+      </w:r>
+      <w:r>
+        <w:rPr>
+          <w:b w:val="1"/>
+          <w:bCs w:val="1"/>
+          <w:rtl w:val="0"/>
+        </w:rPr>
+        <w:t xml:space="preserve">Node.js Gateway</w:t>
+      </w:r>
+      <w:r>
+        <w:rPr>
+          <w:rtl w:val="0"/>
+        </w:rPr>
+        <w:t xml:space="preserve"> to update the UI state.</w:t>
+      </w:r>
+    </w:p>
+    <w:p>
+      <w:pPr>
+        <w:spacing w:after="240" w:before="240" w:line="360" w:lineRule="auto"/>
+        <w:rPr>
+          <w:b w:val="1"/>
+          <w:bCs w:val="1"/>
+        </w:rPr>
+      </w:pPr>
+      <w:r>
+        <w:rPr>
+          <w:b w:val="1"/>
+          <w:bCs w:val="1"/>
+          <w:rtl w:val="0"/>
+        </w:rPr>
+        <w:t xml:space="preserve">Scenario 2: Manual Command (UI Toggle)</w:t>
       </w:r>
     </w:p>
     <w:p>
       <w:pPr>
         <w:numPr>
           <w:ilvl w:val="0"/>
-          <w:numId w:val="3"/>
+          <w:numId w:val="1"/>
         </w:numPr>
-        <w:spacing w:line="360" w:lineRule="auto"/>
+        <w:spacing w:after="0" w:afterAutospacing="0" w:before="240" w:line="360" w:lineRule="auto"/>
         <w:ind w:left="720" w:hanging="360"/>
-        <w:rPr/>
-      </w:pPr>
-      <w:r>
-        <w:rPr>
-          <w:vertAlign w:val="baseline"/>
-          <w:rtl w:val="0"/>
-        </w:rPr>
-        <w:t xml:space="preserve">DeviceController updates DeviceState.</w:t>
+      </w:pPr>
+      <w:r>
+        <w:rPr>
+          <w:b w:val="1"/>
+          <w:bCs w:val="1"/>
+          <w:rtl w:val="0"/>
+        </w:rPr>
+        <w:t xml:space="preserve">UI:</w:t>
+      </w:r>
+      <w:r>
+        <w:rPr>
+          <w:rtl w:val="0"/>
+        </w:rPr>
+        <w:t xml:space="preserve"> User clicks "Toggle Light."</w:t>
       </w:r>
     </w:p>
     <w:p>
       <w:pPr>
         <w:numPr>
           <w:ilvl w:val="0"/>
-          <w:numId w:val="3"/>
+          <w:numId w:val="1"/>
         </w:numPr>
-        <w:spacing w:line="360" w:lineRule="auto"/>
+        <w:spacing w:after="0" w:afterAutospacing="0" w:before="0" w:beforeAutospacing="0" w:line="360" w:lineRule="auto"/>
         <w:ind w:left="720" w:hanging="360"/>
-        <w:rPr/>
-      </w:pPr>
-      <w:r>
-        <w:rPr>
-          <w:vertAlign w:val="baseline"/>
-          <w:rtl w:val="0"/>
-        </w:rPr>
-        <w:t xml:space="preserve">ActuatorManager applies physical change.</w:t>
+      </w:pPr>
+      <w:r>
+        <w:rPr>
+          <w:b w:val="1"/>
+          <w:bCs w:val="1"/>
+          <w:rtl w:val="0"/>
+        </w:rPr>
+        <w:t xml:space="preserve">Gateway:</w:t>
+      </w:r>
+      <w:r>
+        <w:rPr>
+          <w:rtl w:val="0"/>
+        </w:rPr>
+        <w:t xml:space="preserve"> The Node.js gateway receives the command from the server and writes a </w:t>
+      </w:r>
+      <w:r>
+        <w:rPr>
+          <w:rFonts w:ascii="Roboto Mono" w:cs="Roboto Mono" w:eastAsia="Roboto Mono" w:hAnsi="Roboto Mono"/>
+          <w:color w:val="188038"/>
+          <w:rtl w:val="0"/>
+        </w:rPr>
+        <w:t xml:space="preserve">CMD;light=1</w:t>
+      </w:r>
+      <w:r>
+        <w:rPr>
+          <w:rtl w:val="0"/>
+        </w:rPr>
+        <w:t xml:space="preserve"> string to the Serial port.</w:t>
       </w:r>
     </w:p>
     <w:p>
       <w:pPr>
         <w:numPr>
           <w:ilvl w:val="0"/>
-          <w:numId w:val="3"/>
+          <w:numId w:val="1"/>
         </w:numPr>
-        <w:spacing w:line="360" w:lineRule="auto"/>
+        <w:spacing w:after="0" w:afterAutospacing="0" w:before="0" w:beforeAutospacing="0" w:line="360" w:lineRule="auto"/>
         <w:ind w:left="720" w:hanging="360"/>
-        <w:rPr/>
-      </w:pPr>
-      <w:r>
-        <w:rPr>
-          <w:vertAlign w:val="baseline"/>
-          <w:rtl w:val="0"/>
-        </w:rPr>
-        <w:t xml:space="preserve">Arduino sends ACK + updated state back via Serial.</w:t>
+      </w:pPr>
+      <w:r>
+        <w:rPr>
+          <w:b w:val="1"/>
+          <w:bCs w:val="1"/>
+          <w:rtl w:val="0"/>
+        </w:rPr>
+        <w:t xml:space="preserve">Arduino:</w:t>
+      </w:r>
+      <w:r>
+        <w:rPr>
+          <w:rtl w:val="0"/>
+        </w:rPr>
+        <w:t xml:space="preserve"> The </w:t>
+      </w:r>
+      <w:r>
+        <w:rPr>
+          <w:rFonts w:ascii="Roboto Mono" w:cs="Roboto Mono" w:eastAsia="Roboto Mono" w:hAnsi="Roboto Mono"/>
+          <w:color w:val="188038"/>
+          <w:rtl w:val="0"/>
+        </w:rPr>
+        <w:t xml:space="preserve">CommandHandler</w:t>
+      </w:r>
+      <w:r>
+        <w:rPr>
+          <w:rtl w:val="0"/>
+        </w:rPr>
+        <w:t xml:space="preserve"> decodes the message and instructs the </w:t>
+      </w:r>
+      <w:r>
+        <w:rPr>
+          <w:rFonts w:ascii="Roboto Mono" w:cs="Roboto Mono" w:eastAsia="Roboto Mono" w:hAnsi="Roboto Mono"/>
+          <w:color w:val="188038"/>
+          <w:rtl w:val="0"/>
+        </w:rPr>
+        <w:t xml:space="preserve">ActuatorManager</w:t>
+      </w:r>
+      <w:r>
+        <w:rPr>
+          <w:rtl w:val="0"/>
+        </w:rPr>
+        <w:t xml:space="preserve"> to apply the state change.</w:t>
+      </w:r>
+    </w:p>
+    <w:p>
+      <w:pPr>
+        <w:numPr>
+          <w:ilvl w:val="0"/>
+          <w:numId w:val="1"/>
+        </w:numPr>
+        <w:spacing w:after="240" w:before="0" w:beforeAutospacing="0" w:line="360" w:lineRule="auto"/>
+        <w:ind w:left="720" w:hanging="360"/>
+      </w:pPr>
+      <w:r>
+        <w:rPr>
+          <w:b w:val="1"/>
+          <w:bCs w:val="1"/>
+          <w:rtl w:val="0"/>
+        </w:rPr>
+        <w:t xml:space="preserve">Verification:</w:t>
+      </w:r>
+      <w:r>
+        <w:rPr>
+          <w:rtl w:val="0"/>
+        </w:rPr>
+        <w:t xml:space="preserve"> The system sends an </w:t>
+      </w:r>
+      <w:r>
+        <w:rPr>
+          <w:rFonts w:ascii="Roboto Mono" w:cs="Roboto Mono" w:eastAsia="Roboto Mono" w:hAnsi="Roboto Mono"/>
+          <w:color w:val="188038"/>
+          <w:rtl w:val="0"/>
+        </w:rPr>
+        <w:t xml:space="preserve">ACK</w:t>
+      </w:r>
+      <w:r>
+        <w:rPr>
+          <w:rtl w:val="0"/>
+        </w:rPr>
+        <w:t xml:space="preserve"> back to ensure the UI reflects the actual hardware state.</w:t>
+      </w:r>
+      <w:r>
+        <w:rPr>
+          <w:rtl w:val="0"/>
+        </w:rPr>
       </w:r>
     </w:p>
     <w:p>
@@ -3667,16 +4484,16 @@
           <wp:inline distB="0" distT="0" distL="114300" distR="114300">
             <wp:extent cx="4895850" cy="3295650"/>
             <wp:effectExtent b="0" l="0" r="0" t="0"/>
-            <wp:docPr id="2" name="image2.png"/>
+            <wp:docPr id="5" name="image5.png"/>
             <a:graphic>
               <a:graphicData uri="http://schemas.openxmlformats.org/drawingml/2006/picture">
                 <pic:pic>
                   <pic:nvPicPr>
-                    <pic:cNvPr id="0" name="image2.png"/>
+                    <pic:cNvPr id="0" name="image5.png"/>
                     <pic:cNvPicPr preferRelativeResize="0"/>
                   </pic:nvPicPr>
                   <pic:blipFill>
-                    <a:blip r:embed="rId9"/>
+                    <a:blip r:embed="rId10"/>
                     <a:srcRect b="0" l="0" r="0" t="0"/>
                     <a:stretch>
                       <a:fillRect/>
@@ -3834,7 +4651,7 @@
                     <pic:cNvPicPr preferRelativeResize="0"/>
                   </pic:nvPicPr>
                   <pic:blipFill>
-                    <a:blip r:embed="rId10"/>
+                    <a:blip r:embed="rId11"/>
                     <a:srcRect b="0" l="0" r="0" t="0"/>
                     <a:stretch>
                       <a:fillRect/>
@@ -3993,70 +4810,40 @@
     </w:p>
     <w:p>
       <w:pPr>
+        <w:pStyle w:val="Heading2"/>
         <w:keepNext w:val="1"/>
-        <w:keepLines w:val="0"/>
-        <w:pageBreakBefore w:val="0"/>
-        <w:widowControl w:val="1"/>
-        <w:pBdr>
-          <w:top w:space="0" w:sz="0" w:val="nil"/>
-          <w:left w:space="0" w:sz="0" w:val="nil"/>
-          <w:bottom w:space="0" w:sz="0" w:val="nil"/>
-          <w:right w:space="0" w:sz="0" w:val="nil"/>
-          <w:between w:space="0" w:sz="0" w:val="nil"/>
-        </w:pBdr>
-        <w:shd w:fill="auto" w:val="clear"/>
         <w:spacing w:after="60" w:before="240" w:line="360" w:lineRule="auto"/>
-        <w:ind w:left="0" w:right="0" w:firstLine="0"/>
-        <w:jc w:val="left"/>
-        <w:rPr>
-          <w:rFonts w:ascii="Arial" w:cs="Arial" w:eastAsia="Arial" w:hAnsi="Arial"/>
+        <w:rPr>
+          <w:sz w:val="28"/>
+          <w:szCs w:val="28"/>
+          <w:vertAlign w:val="baseline"/>
+        </w:rPr>
+      </w:pPr>
+      <w:bookmarkStart w:colFirst="0" w:colLast="0" w:name="_heading=h.1p7k0sc50dd" w:id="8"/>
+      <w:bookmarkEnd w:id="8"/>
+      <w:r>
+        <w:rPr>
+          <w:sz w:val="28"/>
+          <w:szCs w:val="28"/>
+          <w:vertAlign w:val="baseline"/>
+          <w:rtl w:val="0"/>
+        </w:rPr>
+        <w:t xml:space="preserve">D5 Fault Handling &amp; Safe Behaviour</w:t>
+      </w:r>
+    </w:p>
+    <w:p>
+      <w:pPr>
+        <w:spacing w:line="360" w:lineRule="auto"/>
+        <w:rPr>
+          <w:b w:val="0"/>
+          <w:bCs w:val="0"/>
+          <w:vertAlign w:val="baseline"/>
+        </w:rPr>
+      </w:pPr>
+      <w:r>
+        <w:rPr>
           <w:b w:val="1"/>
           <w:bCs w:val="1"/>
-          <w:i w:val="0"/>
-          <w:iCs w:val="0"/>
-          <w:smallCaps w:val="0"/>
-          <w:strike w:val="0"/>
-          <w:color w:val="000000"/>
-          <w:sz w:val="26"/>
-          <w:szCs w:val="26"/>
-          <w:u w:val="none"/>
-          <w:shd w:fill="auto" w:val="clear"/>
-          <w:vertAlign w:val="baseline"/>
-        </w:rPr>
-      </w:pPr>
-      <w:r>
-        <w:rPr>
-          <w:rFonts w:ascii="Arial" w:cs="Arial" w:eastAsia="Arial" w:hAnsi="Arial"/>
-          <w:b w:val="1"/>
-          <w:bCs w:val="1"/>
-          <w:i w:val="0"/>
-          <w:iCs w:val="0"/>
-          <w:smallCaps w:val="0"/>
-          <w:strike w:val="0"/>
-          <w:color w:val="000000"/>
-          <w:sz w:val="26"/>
-          <w:szCs w:val="26"/>
-          <w:u w:val="none"/>
-          <w:shd w:fill="auto" w:val="clear"/>
-          <w:vertAlign w:val="baseline"/>
-          <w:rtl w:val="0"/>
-        </w:rPr>
-        <w:t xml:space="preserve">D5 Fault Handling &amp; Safe Behaviour</w:t>
-      </w:r>
-    </w:p>
-    <w:p>
-      <w:pPr>
-        <w:spacing w:line="360" w:lineRule="auto"/>
-        <w:rPr>
-          <w:b w:val="0"/>
-          <w:bCs w:val="0"/>
-          <w:vertAlign w:val="baseline"/>
-        </w:rPr>
-      </w:pPr>
-      <w:r>
-        <w:rPr>
-          <w:b w:val="1"/>
-          <w:bCs w:val="1"/>
           <w:vertAlign w:val="baseline"/>
           <w:rtl w:val="0"/>
         </w:rPr>
@@ -4101,7 +4888,7 @@
       <w:pPr>
         <w:numPr>
           <w:ilvl w:val="0"/>
-          <w:numId w:val="2"/>
+          <w:numId w:val="6"/>
         </w:numPr>
         <w:ind w:left="720" w:hanging="360"/>
         <w:rPr/>
@@ -4113,12 +4900,17 @@
         </w:rPr>
         <w:t xml:space="preserve">The Arduino continues operating in its last known safe state.</w:t>
       </w:r>
+      <w:r>
+        <w:rPr>
+          <w:rtl w:val="0"/>
+        </w:rPr>
+      </w:r>
     </w:p>
     <w:p>
       <w:pPr>
         <w:numPr>
           <w:ilvl w:val="0"/>
-          <w:numId w:val="2"/>
+          <w:numId w:val="6"/>
         </w:numPr>
         <w:ind w:left="720" w:hanging="360"/>
         <w:rPr/>
@@ -4130,12 +4922,17 @@
         </w:rPr>
         <w:t xml:space="preserve">Incoming commands must be validated before actuation.</w:t>
       </w:r>
+      <w:r>
+        <w:rPr>
+          <w:rtl w:val="0"/>
+        </w:rPr>
+      </w:r>
     </w:p>
     <w:p>
       <w:pPr>
         <w:numPr>
           <w:ilvl w:val="0"/>
-          <w:numId w:val="2"/>
+          <w:numId w:val="6"/>
         </w:numPr>
         <w:ind w:left="720" w:hanging="360"/>
         <w:rPr/>
@@ -4160,12 +4957,17 @@
         </w:rPr>
         <w:t xml:space="preserve">.</w:t>
       </w:r>
+      <w:r>
+        <w:rPr>
+          <w:rtl w:val="0"/>
+        </w:rPr>
+      </w:r>
     </w:p>
     <w:p>
       <w:pPr>
         <w:numPr>
           <w:ilvl w:val="0"/>
-          <w:numId w:val="2"/>
+          <w:numId w:val="6"/>
         </w:numPr>
         <w:ind w:left="720" w:hanging="360"/>
         <w:rPr/>
@@ -4176,6 +4978,11 @@
           <w:rtl w:val="0"/>
         </w:rPr>
         <w:t xml:space="preserve">The gateway is responsible for dropping corrupted data and logging errors.</w:t>
+      </w:r>
+      <w:r>
+        <w:rPr>
+          <w:rtl w:val="0"/>
+        </w:rPr>
       </w:r>
     </w:p>
     <w:p>
@@ -4250,7 +5057,7 @@
         <w:ind w:left="720" w:hanging="360"/>
       </w:pPr>
       <w:rPr>
-        <w:vertAlign w:val="baseline"/>
+        <w:u w:val="none"/>
       </w:rPr>
     </w:lvl>
     <w:lvl w:ilvl="1">
@@ -4262,19 +5069,19 @@
         <w:ind w:left="1440" w:hanging="360"/>
       </w:pPr>
       <w:rPr>
-        <w:vertAlign w:val="baseline"/>
+        <w:u w:val="none"/>
       </w:rPr>
     </w:lvl>
     <w:lvl w:ilvl="2">
       <w:start w:val="1"/>
       <w:numFmt w:val="lowerRoman"/>
       <w:lvlText w:val="%3."/>
-      <w:lvlJc w:val="right"/>
-      <w:pPr>
-        <w:ind w:left="2160" w:hanging="180"/>
+      <w:lvlJc w:val="left"/>
+      <w:pPr>
+        <w:ind w:left="2160" w:hanging="360"/>
       </w:pPr>
       <w:rPr>
-        <w:vertAlign w:val="baseline"/>
+        <w:u w:val="none"/>
       </w:rPr>
     </w:lvl>
     <w:lvl w:ilvl="3">
@@ -4286,7 +5093,7 @@
         <w:ind w:left="2880" w:hanging="360"/>
       </w:pPr>
       <w:rPr>
-        <w:vertAlign w:val="baseline"/>
+        <w:u w:val="none"/>
       </w:rPr>
     </w:lvl>
     <w:lvl w:ilvl="4">
@@ -4298,19 +5105,19 @@
         <w:ind w:left="3600" w:hanging="360"/>
       </w:pPr>
       <w:rPr>
-        <w:vertAlign w:val="baseline"/>
+        <w:u w:val="none"/>
       </w:rPr>
     </w:lvl>
     <w:lvl w:ilvl="5">
       <w:start w:val="1"/>
       <w:numFmt w:val="lowerRoman"/>
       <w:lvlText w:val="%6."/>
-      <w:lvlJc w:val="right"/>
-      <w:pPr>
-        <w:ind w:left="4320" w:hanging="180"/>
+      <w:lvlJc w:val="left"/>
+      <w:pPr>
+        <w:ind w:left="4320" w:hanging="360"/>
       </w:pPr>
       <w:rPr>
-        <w:vertAlign w:val="baseline"/>
+        <w:u w:val="none"/>
       </w:rPr>
     </w:lvl>
     <w:lvl w:ilvl="6">
@@ -4322,7 +5129,7 @@
         <w:ind w:left="5040" w:hanging="360"/>
       </w:pPr>
       <w:rPr>
-        <w:vertAlign w:val="baseline"/>
+        <w:u w:val="none"/>
       </w:rPr>
     </w:lvl>
     <w:lvl w:ilvl="7">
@@ -4334,23 +5141,463 @@
         <w:ind w:left="5760" w:hanging="360"/>
       </w:pPr>
       <w:rPr>
-        <w:vertAlign w:val="baseline"/>
+        <w:u w:val="none"/>
       </w:rPr>
     </w:lvl>
     <w:lvl w:ilvl="8">
       <w:start w:val="1"/>
       <w:numFmt w:val="lowerRoman"/>
       <w:lvlText w:val="%9."/>
-      <w:lvlJc w:val="right"/>
-      <w:pPr>
-        <w:ind w:left="6480" w:hanging="180"/>
+      <w:lvlJc w:val="left"/>
+      <w:pPr>
+        <w:ind w:left="6480" w:hanging="360"/>
       </w:pPr>
       <w:rPr>
-        <w:vertAlign w:val="baseline"/>
+        <w:u w:val="none"/>
       </w:rPr>
     </w:lvl>
   </w:abstractNum>
   <w:abstractNum w:abstractNumId="2">
+    <w:lvl w:ilvl="0">
+      <w:start w:val="1"/>
+      <w:numFmt w:val="bullet"/>
+      <w:lvlText w:val="●"/>
+      <w:lvlJc w:val="left"/>
+      <w:pPr>
+        <w:ind w:left="720" w:hanging="360"/>
+      </w:pPr>
+      <w:rPr>
+        <w:u w:val="none"/>
+      </w:rPr>
+    </w:lvl>
+    <w:lvl w:ilvl="1">
+      <w:start w:val="1"/>
+      <w:numFmt w:val="bullet"/>
+      <w:lvlText w:val="○"/>
+      <w:lvlJc w:val="left"/>
+      <w:pPr>
+        <w:ind w:left="1440" w:hanging="360"/>
+      </w:pPr>
+      <w:rPr>
+        <w:u w:val="none"/>
+      </w:rPr>
+    </w:lvl>
+    <w:lvl w:ilvl="2">
+      <w:start w:val="1"/>
+      <w:numFmt w:val="bullet"/>
+      <w:lvlText w:val="■"/>
+      <w:lvlJc w:val="left"/>
+      <w:pPr>
+        <w:ind w:left="2160" w:hanging="360"/>
+      </w:pPr>
+      <w:rPr>
+        <w:u w:val="none"/>
+      </w:rPr>
+    </w:lvl>
+    <w:lvl w:ilvl="3">
+      <w:start w:val="1"/>
+      <w:numFmt w:val="bullet"/>
+      <w:lvlText w:val="●"/>
+      <w:lvlJc w:val="left"/>
+      <w:pPr>
+        <w:ind w:left="2880" w:hanging="360"/>
+      </w:pPr>
+      <w:rPr>
+        <w:u w:val="none"/>
+      </w:rPr>
+    </w:lvl>
+    <w:lvl w:ilvl="4">
+      <w:start w:val="1"/>
+      <w:numFmt w:val="bullet"/>
+      <w:lvlText w:val="○"/>
+      <w:lvlJc w:val="left"/>
+      <w:pPr>
+        <w:ind w:left="3600" w:hanging="360"/>
+      </w:pPr>
+      <w:rPr>
+        <w:u w:val="none"/>
+      </w:rPr>
+    </w:lvl>
+    <w:lvl w:ilvl="5">
+      <w:start w:val="1"/>
+      <w:numFmt w:val="bullet"/>
+      <w:lvlText w:val="■"/>
+      <w:lvlJc w:val="left"/>
+      <w:pPr>
+        <w:ind w:left="4320" w:hanging="360"/>
+      </w:pPr>
+      <w:rPr>
+        <w:u w:val="none"/>
+      </w:rPr>
+    </w:lvl>
+    <w:lvl w:ilvl="6">
+      <w:start w:val="1"/>
+      <w:numFmt w:val="bullet"/>
+      <w:lvlText w:val="●"/>
+      <w:lvlJc w:val="left"/>
+      <w:pPr>
+        <w:ind w:left="5040" w:hanging="360"/>
+      </w:pPr>
+      <w:rPr>
+        <w:u w:val="none"/>
+      </w:rPr>
+    </w:lvl>
+    <w:lvl w:ilvl="7">
+      <w:start w:val="1"/>
+      <w:numFmt w:val="bullet"/>
+      <w:lvlText w:val="○"/>
+      <w:lvlJc w:val="left"/>
+      <w:pPr>
+        <w:ind w:left="5760" w:hanging="360"/>
+      </w:pPr>
+      <w:rPr>
+        <w:u w:val="none"/>
+      </w:rPr>
+    </w:lvl>
+    <w:lvl w:ilvl="8">
+      <w:start w:val="1"/>
+      <w:numFmt w:val="bullet"/>
+      <w:lvlText w:val="■"/>
+      <w:lvlJc w:val="left"/>
+      <w:pPr>
+        <w:ind w:left="6480" w:hanging="360"/>
+      </w:pPr>
+      <w:rPr>
+        <w:u w:val="none"/>
+      </w:rPr>
+    </w:lvl>
+  </w:abstractNum>
+  <w:abstractNum w:abstractNumId="3">
+    <w:lvl w:ilvl="0">
+      <w:start w:val="1"/>
+      <w:numFmt w:val="decimal"/>
+      <w:lvlText w:val="%1."/>
+      <w:lvlJc w:val="left"/>
+      <w:pPr>
+        <w:ind w:left="720" w:hanging="360"/>
+      </w:pPr>
+      <w:rPr>
+        <w:u w:val="none"/>
+      </w:rPr>
+    </w:lvl>
+    <w:lvl w:ilvl="1">
+      <w:start w:val="1"/>
+      <w:numFmt w:val="lowerLetter"/>
+      <w:lvlText w:val="%2."/>
+      <w:lvlJc w:val="left"/>
+      <w:pPr>
+        <w:ind w:left="1440" w:hanging="360"/>
+      </w:pPr>
+      <w:rPr>
+        <w:u w:val="none"/>
+      </w:rPr>
+    </w:lvl>
+    <w:lvl w:ilvl="2">
+      <w:start w:val="1"/>
+      <w:numFmt w:val="lowerRoman"/>
+      <w:lvlText w:val="%3."/>
+      <w:lvlJc w:val="left"/>
+      <w:pPr>
+        <w:ind w:left="2160" w:hanging="360"/>
+      </w:pPr>
+      <w:rPr>
+        <w:u w:val="none"/>
+      </w:rPr>
+    </w:lvl>
+    <w:lvl w:ilvl="3">
+      <w:start w:val="1"/>
+      <w:numFmt w:val="decimal"/>
+      <w:lvlText w:val="%4."/>
+      <w:lvlJc w:val="left"/>
+      <w:pPr>
+        <w:ind w:left="2880" w:hanging="360"/>
+      </w:pPr>
+      <w:rPr>
+        <w:u w:val="none"/>
+      </w:rPr>
+    </w:lvl>
+    <w:lvl w:ilvl="4">
+      <w:start w:val="1"/>
+      <w:numFmt w:val="lowerLetter"/>
+      <w:lvlText w:val="%5."/>
+      <w:lvlJc w:val="left"/>
+      <w:pPr>
+        <w:ind w:left="3600" w:hanging="360"/>
+      </w:pPr>
+      <w:rPr>
+        <w:u w:val="none"/>
+      </w:rPr>
+    </w:lvl>
+    <w:lvl w:ilvl="5">
+      <w:start w:val="1"/>
+      <w:numFmt w:val="lowerRoman"/>
+      <w:lvlText w:val="%6."/>
+      <w:lvlJc w:val="left"/>
+      <w:pPr>
+        <w:ind w:left="4320" w:hanging="360"/>
+      </w:pPr>
+      <w:rPr>
+        <w:u w:val="none"/>
+      </w:rPr>
+    </w:lvl>
+    <w:lvl w:ilvl="6">
+      <w:start w:val="1"/>
+      <w:numFmt w:val="decimal"/>
+      <w:lvlText w:val="%7."/>
+      <w:lvlJc w:val="left"/>
+      <w:pPr>
+        <w:ind w:left="5040" w:hanging="360"/>
+      </w:pPr>
+      <w:rPr>
+        <w:u w:val="none"/>
+      </w:rPr>
+    </w:lvl>
+    <w:lvl w:ilvl="7">
+      <w:start w:val="1"/>
+      <w:numFmt w:val="lowerLetter"/>
+      <w:lvlText w:val="%8."/>
+      <w:lvlJc w:val="left"/>
+      <w:pPr>
+        <w:ind w:left="5760" w:hanging="360"/>
+      </w:pPr>
+      <w:rPr>
+        <w:u w:val="none"/>
+      </w:rPr>
+    </w:lvl>
+    <w:lvl w:ilvl="8">
+      <w:start w:val="1"/>
+      <w:numFmt w:val="lowerRoman"/>
+      <w:lvlText w:val="%9."/>
+      <w:lvlJc w:val="left"/>
+      <w:pPr>
+        <w:ind w:left="6480" w:hanging="360"/>
+      </w:pPr>
+      <w:rPr>
+        <w:u w:val="none"/>
+      </w:rPr>
+    </w:lvl>
+  </w:abstractNum>
+  <w:abstractNum w:abstractNumId="4">
+    <w:lvl w:ilvl="0">
+      <w:start w:val="1"/>
+      <w:numFmt w:val="decimal"/>
+      <w:lvlText w:val="%1."/>
+      <w:lvlJc w:val="left"/>
+      <w:pPr>
+        <w:ind w:left="720" w:hanging="360"/>
+      </w:pPr>
+      <w:rPr>
+        <w:u w:val="none"/>
+      </w:rPr>
+    </w:lvl>
+    <w:lvl w:ilvl="1">
+      <w:start w:val="1"/>
+      <w:numFmt w:val="lowerLetter"/>
+      <w:lvlText w:val="%2."/>
+      <w:lvlJc w:val="left"/>
+      <w:pPr>
+        <w:ind w:left="1440" w:hanging="360"/>
+      </w:pPr>
+      <w:rPr>
+        <w:u w:val="none"/>
+      </w:rPr>
+    </w:lvl>
+    <w:lvl w:ilvl="2">
+      <w:start w:val="1"/>
+      <w:numFmt w:val="lowerRoman"/>
+      <w:lvlText w:val="%3."/>
+      <w:lvlJc w:val="left"/>
+      <w:pPr>
+        <w:ind w:left="2160" w:hanging="360"/>
+      </w:pPr>
+      <w:rPr>
+        <w:u w:val="none"/>
+      </w:rPr>
+    </w:lvl>
+    <w:lvl w:ilvl="3">
+      <w:start w:val="1"/>
+      <w:numFmt w:val="decimal"/>
+      <w:lvlText w:val="%4."/>
+      <w:lvlJc w:val="left"/>
+      <w:pPr>
+        <w:ind w:left="2880" w:hanging="360"/>
+      </w:pPr>
+      <w:rPr>
+        <w:u w:val="none"/>
+      </w:rPr>
+    </w:lvl>
+    <w:lvl w:ilvl="4">
+      <w:start w:val="1"/>
+      <w:numFmt w:val="lowerLetter"/>
+      <w:lvlText w:val="%5."/>
+      <w:lvlJc w:val="left"/>
+      <w:pPr>
+        <w:ind w:left="3600" w:hanging="360"/>
+      </w:pPr>
+      <w:rPr>
+        <w:u w:val="none"/>
+      </w:rPr>
+    </w:lvl>
+    <w:lvl w:ilvl="5">
+      <w:start w:val="1"/>
+      <w:numFmt w:val="lowerRoman"/>
+      <w:lvlText w:val="%6."/>
+      <w:lvlJc w:val="left"/>
+      <w:pPr>
+        <w:ind w:left="4320" w:hanging="360"/>
+      </w:pPr>
+      <w:rPr>
+        <w:u w:val="none"/>
+      </w:rPr>
+    </w:lvl>
+    <w:lvl w:ilvl="6">
+      <w:start w:val="1"/>
+      <w:numFmt w:val="decimal"/>
+      <w:lvlText w:val="%7."/>
+      <w:lvlJc w:val="left"/>
+      <w:pPr>
+        <w:ind w:left="5040" w:hanging="360"/>
+      </w:pPr>
+      <w:rPr>
+        <w:u w:val="none"/>
+      </w:rPr>
+    </w:lvl>
+    <w:lvl w:ilvl="7">
+      <w:start w:val="1"/>
+      <w:numFmt w:val="lowerLetter"/>
+      <w:lvlText w:val="%8."/>
+      <w:lvlJc w:val="left"/>
+      <w:pPr>
+        <w:ind w:left="5760" w:hanging="360"/>
+      </w:pPr>
+      <w:rPr>
+        <w:u w:val="none"/>
+      </w:rPr>
+    </w:lvl>
+    <w:lvl w:ilvl="8">
+      <w:start w:val="1"/>
+      <w:numFmt w:val="lowerRoman"/>
+      <w:lvlText w:val="%9."/>
+      <w:lvlJc w:val="left"/>
+      <w:pPr>
+        <w:ind w:left="6480" w:hanging="360"/>
+      </w:pPr>
+      <w:rPr>
+        <w:u w:val="none"/>
+      </w:rPr>
+    </w:lvl>
+  </w:abstractNum>
+  <w:abstractNum w:abstractNumId="5">
+    <w:lvl w:ilvl="0">
+      <w:start w:val="1"/>
+      <w:numFmt w:val="bullet"/>
+      <w:lvlText w:val="●"/>
+      <w:lvlJc w:val="left"/>
+      <w:pPr>
+        <w:ind w:left="720" w:hanging="360"/>
+      </w:pPr>
+      <w:rPr>
+        <w:u w:val="none"/>
+      </w:rPr>
+    </w:lvl>
+    <w:lvl w:ilvl="1">
+      <w:start w:val="1"/>
+      <w:numFmt w:val="bullet"/>
+      <w:lvlText w:val="○"/>
+      <w:lvlJc w:val="left"/>
+      <w:pPr>
+        <w:ind w:left="1440" w:hanging="360"/>
+      </w:pPr>
+      <w:rPr>
+        <w:u w:val="none"/>
+      </w:rPr>
+    </w:lvl>
+    <w:lvl w:ilvl="2">
+      <w:start w:val="1"/>
+      <w:numFmt w:val="bullet"/>
+      <w:lvlText w:val="■"/>
+      <w:lvlJc w:val="left"/>
+      <w:pPr>
+        <w:ind w:left="2160" w:hanging="360"/>
+      </w:pPr>
+      <w:rPr>
+        <w:u w:val="none"/>
+      </w:rPr>
+    </w:lvl>
+    <w:lvl w:ilvl="3">
+      <w:start w:val="1"/>
+      <w:numFmt w:val="bullet"/>
+      <w:lvlText w:val="●"/>
+      <w:lvlJc w:val="left"/>
+      <w:pPr>
+        <w:ind w:left="2880" w:hanging="360"/>
+      </w:pPr>
+      <w:rPr>
+        <w:u w:val="none"/>
+      </w:rPr>
+    </w:lvl>
+    <w:lvl w:ilvl="4">
+      <w:start w:val="1"/>
+      <w:numFmt w:val="bullet"/>
+      <w:lvlText w:val="○"/>
+      <w:lvlJc w:val="left"/>
+      <w:pPr>
+        <w:ind w:left="3600" w:hanging="360"/>
+      </w:pPr>
+      <w:rPr>
+        <w:u w:val="none"/>
+      </w:rPr>
+    </w:lvl>
+    <w:lvl w:ilvl="5">
+      <w:start w:val="1"/>
+      <w:numFmt w:val="bullet"/>
+      <w:lvlText w:val="■"/>
+      <w:lvlJc w:val="left"/>
+      <w:pPr>
+        <w:ind w:left="4320" w:hanging="360"/>
+      </w:pPr>
+      <w:rPr>
+        <w:u w:val="none"/>
+      </w:rPr>
+    </w:lvl>
+    <w:lvl w:ilvl="6">
+      <w:start w:val="1"/>
+      <w:numFmt w:val="bullet"/>
+      <w:lvlText w:val="●"/>
+      <w:lvlJc w:val="left"/>
+      <w:pPr>
+        <w:ind w:left="5040" w:hanging="360"/>
+      </w:pPr>
+      <w:rPr>
+        <w:u w:val="none"/>
+      </w:rPr>
+    </w:lvl>
+    <w:lvl w:ilvl="7">
+      <w:start w:val="1"/>
+      <w:numFmt w:val="bullet"/>
+      <w:lvlText w:val="○"/>
+      <w:lvlJc w:val="left"/>
+      <w:pPr>
+        <w:ind w:left="5760" w:hanging="360"/>
+      </w:pPr>
+      <w:rPr>
+        <w:u w:val="none"/>
+      </w:rPr>
+    </w:lvl>
+    <w:lvl w:ilvl="8">
+      <w:start w:val="1"/>
+      <w:numFmt w:val="bullet"/>
+      <w:lvlText w:val="■"/>
+      <w:lvlJc w:val="left"/>
+      <w:pPr>
+        <w:ind w:left="6480" w:hanging="360"/>
+      </w:pPr>
+      <w:rPr>
+        <w:u w:val="none"/>
+      </w:rPr>
+    </w:lvl>
+  </w:abstractNum>
+  <w:abstractNum w:abstractNumId="6">
     <w:lvl w:ilvl="0">
       <w:start w:val="1"/>
       <w:numFmt w:val="bullet"/>
@@ -4465,116 +5712,6 @@
       </w:pPr>
       <w:rPr>
         <w:rFonts w:ascii="Noto Sans Symbols" w:cs="Noto Sans Symbols" w:eastAsia="Noto Sans Symbols" w:hAnsi="Noto Sans Symbols"/>
-        <w:vertAlign w:val="baseline"/>
-      </w:rPr>
-    </w:lvl>
-  </w:abstractNum>
-  <w:abstractNum w:abstractNumId="3">
-    <w:lvl w:ilvl="0">
-      <w:start w:val="1"/>
-      <w:numFmt w:val="decimal"/>
-      <w:lvlText w:val="%1."/>
-      <w:lvlJc w:val="left"/>
-      <w:pPr>
-        <w:ind w:left="720" w:hanging="360"/>
-      </w:pPr>
-      <w:rPr>
-        <w:vertAlign w:val="baseline"/>
-      </w:rPr>
-    </w:lvl>
-    <w:lvl w:ilvl="1">
-      <w:start w:val="1"/>
-      <w:numFmt w:val="lowerLetter"/>
-      <w:lvlText w:val="%2."/>
-      <w:lvlJc w:val="left"/>
-      <w:pPr>
-        <w:ind w:left="1440" w:hanging="360"/>
-      </w:pPr>
-      <w:rPr>
-        <w:vertAlign w:val="baseline"/>
-      </w:rPr>
-    </w:lvl>
-    <w:lvl w:ilvl="2">
-      <w:start w:val="1"/>
-      <w:numFmt w:val="lowerRoman"/>
-      <w:lvlText w:val="%3."/>
-      <w:lvlJc w:val="right"/>
-      <w:pPr>
-        <w:ind w:left="2160" w:hanging="180"/>
-      </w:pPr>
-      <w:rPr>
-        <w:vertAlign w:val="baseline"/>
-      </w:rPr>
-    </w:lvl>
-    <w:lvl w:ilvl="3">
-      <w:start w:val="1"/>
-      <w:numFmt w:val="decimal"/>
-      <w:lvlText w:val="%4."/>
-      <w:lvlJc w:val="left"/>
-      <w:pPr>
-        <w:ind w:left="2880" w:hanging="360"/>
-      </w:pPr>
-      <w:rPr>
-        <w:vertAlign w:val="baseline"/>
-      </w:rPr>
-    </w:lvl>
-    <w:lvl w:ilvl="4">
-      <w:start w:val="1"/>
-      <w:numFmt w:val="lowerLetter"/>
-      <w:lvlText w:val="%5."/>
-      <w:lvlJc w:val="left"/>
-      <w:pPr>
-        <w:ind w:left="3600" w:hanging="360"/>
-      </w:pPr>
-      <w:rPr>
-        <w:vertAlign w:val="baseline"/>
-      </w:rPr>
-    </w:lvl>
-    <w:lvl w:ilvl="5">
-      <w:start w:val="1"/>
-      <w:numFmt w:val="lowerRoman"/>
-      <w:lvlText w:val="%6."/>
-      <w:lvlJc w:val="right"/>
-      <w:pPr>
-        <w:ind w:left="4320" w:hanging="180"/>
-      </w:pPr>
-      <w:rPr>
-        <w:vertAlign w:val="baseline"/>
-      </w:rPr>
-    </w:lvl>
-    <w:lvl w:ilvl="6">
-      <w:start w:val="1"/>
-      <w:numFmt w:val="decimal"/>
-      <w:lvlText w:val="%7."/>
-      <w:lvlJc w:val="left"/>
-      <w:pPr>
-        <w:ind w:left="5040" w:hanging="360"/>
-      </w:pPr>
-      <w:rPr>
-        <w:vertAlign w:val="baseline"/>
-      </w:rPr>
-    </w:lvl>
-    <w:lvl w:ilvl="7">
-      <w:start w:val="1"/>
-      <w:numFmt w:val="lowerLetter"/>
-      <w:lvlText w:val="%8."/>
-      <w:lvlJc w:val="left"/>
-      <w:pPr>
-        <w:ind w:left="5760" w:hanging="360"/>
-      </w:pPr>
-      <w:rPr>
-        <w:vertAlign w:val="baseline"/>
-      </w:rPr>
-    </w:lvl>
-    <w:lvl w:ilvl="8">
-      <w:start w:val="1"/>
-      <w:numFmt w:val="lowerRoman"/>
-      <w:lvlText w:val="%9."/>
-      <w:lvlJc w:val="right"/>
-      <w:pPr>
-        <w:ind w:left="6480" w:hanging="180"/>
-      </w:pPr>
-      <w:rPr>
         <w:vertAlign w:val="baseline"/>
       </w:rPr>
     </w:lvl>
@@ -4587,6 +5724,15 @@
   </w:num>
   <w:num w:numId="3">
     <w:abstractNumId w:val="3"/>
+  </w:num>
+  <w:num w:numId="4">
+    <w:abstractNumId w:val="4"/>
+  </w:num>
+  <w:num w:numId="5">
+    <w:abstractNumId w:val="5"/>
+  </w:num>
+  <w:num w:numId="6">
+    <w:abstractNumId w:val="6"/>
   </w:num>
 </w:numbering>
 </file>
@@ -5104,4 +6250,19 @@
   </a:objectDefaults>
   <a:extraClrSchemeLst/>
 </a:theme>
+</file>
+
+<file path=customXML/item1.xml><?xml version="1.0" encoding="utf-8"?>
+<go:gDocsCustomXmlDataStorage xmlns:go="http://customooxmlschemas.google.com/" xmlns:r="http://schemas.openxmlformats.org/officeDocument/2006/relationships" uri="GoogleDocsCustomDataVersion2">
+  <go:docsCustomData xmlns:go="http://customooxmlschemas.google.com/" roundtripDataSignature="AMtx7mj2sS67DHMBI1yqtJeXAbmKx9g15g==">CgMxLjAaEgoBMBINCgsIB0IHEgVDYXJkbzIOaC5mc3p4dmk1amcyanQyDmguaDNiZ2ltc3cyN2J4Mg5oLjJxa2Y5a2VjZTUwODIOaC53Zjc0aDlneXlwaTAyDmgud2NqdGoxOW90NHB5Mg1oLm5rOGxoY2pna2xkMg5oLjk5eTNtbjltem8zeTIOaC43cmthNmk1cmM4dWoyDWguMXA3azBzYzUwZGQ4AHIhMUt5Zm1TdTNqS25oMmMtRVZDamF3NWM3czlEQ21HZTJv</go:docsCustomData>
+</go:gDocsCustomXmlDataStorage>
+</file>
+
+<file path=customXML/itemProps1.xml><?xml version="1.0" encoding="utf-8"?>
+<ds:datastoreItem xmlns:ds="http://schemas.openxmlformats.org/officeDocument/2006/customXml" ds:itemID="{11111111-1234-1234-1234-123412341234}">
+  <ds:schemaRefs>
+    <ds:schemaRef ds:uri="http://schemas.openxmlformats.org/officeDocument/2006/relationships"/>
+    <ds:schemaRef ds:uri="http://customooxmlschemas.google.com/"/>
+  </ds:schemaRefs>
+</ds:datastoreItem>
 </file>